--- a/TÉRMINOS LEGALES Y DE USO DE REMESAS PERU.docx
+++ b/TÉRMINOS LEGALES Y DE USO DE REMESAS PERU.docx
@@ -1,6 +1,6 @@
 
 <file path=word/document.xml><?xml version="1.0" encoding="utf-8"?>
-<w:document xmlns:wpc="http://schemas.microsoft.com/office/word/2010/wordprocessingCanvas" xmlns:cx="http://schemas.microsoft.com/office/drawing/2014/chartex" xmlns:cx1="http://schemas.microsoft.com/office/drawing/2015/9/8/chartex" xmlns:cx2="http://schemas.microsoft.com/office/drawing/2015/10/21/chartex" xmlns:cx3="http://schemas.microsoft.com/office/drawing/2016/5/9/chartex" xmlns:cx4="http://schemas.microsoft.com/office/drawing/2016/5/10/chartex" xmlns:cx5="http://schemas.microsoft.com/office/drawing/2016/5/11/chartex" xmlns:cx6="http://schemas.microsoft.com/office/drawing/2016/5/12/chartex" xmlns:cx7="http://schemas.microsoft.com/office/drawing/2016/5/13/chartex" xmlns:cx8="http://schemas.microsoft.com/office/drawing/2016/5/14/chartex" xmlns:mc="http://schemas.openxmlformats.org/markup-compatibility/2006" xmlns:aink="http://schemas.microsoft.com/office/drawing/2016/ink" xmlns:am3d="http://schemas.microsoft.com/office/drawing/2017/model3d" xmlns:o="urn:schemas-microsoft-com:office:office" xmlns:oel="http://schemas.microsoft.com/office/2019/extlst" xmlns:r="http://schemas.openxmlformats.org/officeDocument/2006/relationships" xmlns:m="http://schemas.openxmlformats.org/officeDocument/2006/math" xmlns:v="urn:schemas-microsoft-com:vml" xmlns:wp14="http://schemas.microsoft.com/office/word/2010/wordprocessingDrawing" xmlns:wp="http://schemas.openxmlformats.org/drawingml/2006/wordprocessingDrawing" xmlns:w10="urn:schemas-microsoft-com:office:word" xmlns:w="http://schemas.openxmlformats.org/wordprocessingml/2006/main" xmlns:w14="http://schemas.microsoft.com/office/word/2010/wordml" xmlns:w15="http://schemas.microsoft.com/office/word/2012/wordml" xmlns:w16cex="http://schemas.microsoft.com/office/word/2018/wordml/cex" xmlns:w16cid="http://schemas.microsoft.com/office/word/2016/wordml/cid" xmlns:w16="http://schemas.microsoft.com/office/word/2018/wordml" xmlns:w16du="http://schemas.microsoft.com/office/word/2023/wordml/word16du" xmlns:w16sdtdh="http://schemas.microsoft.com/office/word/2020/wordml/sdtdatahash" xmlns:w16sdtfl="http://schemas.microsoft.com/office/word/2024/wordml/sdtformatlock" xmlns:w16se="http://schemas.microsoft.com/office/word/2015/wordml/symex" xmlns:wpg="http://schemas.microsoft.com/office/word/2010/wordprocessingGroup" xmlns:wpi="http://schemas.microsoft.com/office/word/2010/wordprocessingInk" xmlns:wne="http://schemas.microsoft.com/office/word/2006/wordml" xmlns:wps="http://schemas.microsoft.com/office/word/2010/wordprocessingShape" mc:Ignorable="w14 w15 w16se w16cid w16 w16cex w16sdtdh w16sdtfl w16du wp14">
+<w:document xmlns:wpc="http://schemas.microsoft.com/office/word/2010/wordprocessingCanvas" xmlns:cx="http://schemas.microsoft.com/office/drawing/2014/chartex" xmlns:cx1="http://schemas.microsoft.com/office/drawing/2015/9/8/chartex" xmlns:cx2="http://schemas.microsoft.com/office/drawing/2015/10/21/chartex" xmlns:cx3="http://schemas.microsoft.com/office/drawing/2016/5/9/chartex" xmlns:cx4="http://schemas.microsoft.com/office/drawing/2016/5/10/chartex" xmlns:cx5="http://schemas.microsoft.com/office/drawing/2016/5/11/chartex" xmlns:cx6="http://schemas.microsoft.com/office/drawing/2016/5/12/chartex" xmlns:cx7="http://schemas.microsoft.com/office/drawing/2016/5/13/chartex" xmlns:cx8="http://schemas.microsoft.com/office/drawing/2016/5/14/chartex" xmlns:mc="http://schemas.openxmlformats.org/markup-compatibility/2006" xmlns:aink="http://schemas.microsoft.com/office/drawing/2016/ink" xmlns:am3d="http://schemas.microsoft.com/office/drawing/2017/model3d" xmlns:o="urn:schemas-microsoft-com:office:office" xmlns:oel="http://schemas.microsoft.com/office/2019/extlst" xmlns:r="http://schemas.openxmlformats.org/officeDocument/2006/relationships" xmlns:m="http://schemas.openxmlformats.org/officeDocument/2006/math" xmlns:v="urn:schemas-microsoft-com:vml" xmlns:wp14="http://schemas.microsoft.com/office/word/2010/wordprocessingDrawing" xmlns:wp="http://schemas.openxmlformats.org/drawingml/2006/wordprocessingDrawing" xmlns:w10="urn:schemas-microsoft-com:office:word" xmlns:w="http://schemas.openxmlformats.org/wordprocessingml/2006/main" xmlns:w14="http://schemas.microsoft.com/office/word/2010/wordml" xmlns:w15="http://schemas.microsoft.com/office/word/2012/wordml" xmlns:w16cei="http://schemas.microsoft.com/office/word/2026/wordml/cei" xmlns:w16cex="http://schemas.microsoft.com/office/word/2018/wordml/cex" xmlns:w16cid="http://schemas.microsoft.com/office/word/2016/wordml/cid" xmlns:w16="http://schemas.microsoft.com/office/word/2018/wordml" xmlns:w16du="http://schemas.microsoft.com/office/word/2023/wordml/word16du" xmlns:w16sdtdh="http://schemas.microsoft.com/office/word/2020/wordml/sdtdatahash" xmlns:w16sdtfl="http://schemas.microsoft.com/office/word/2024/wordml/sdtformatlock" xmlns:w16se="http://schemas.microsoft.com/office/word/2015/wordml/symex" xmlns:wpg="http://schemas.microsoft.com/office/word/2010/wordprocessingGroup" xmlns:wpi="http://schemas.microsoft.com/office/word/2010/wordprocessingInk" xmlns:wne="http://schemas.microsoft.com/office/word/2006/wordml" xmlns:wps="http://schemas.microsoft.com/office/word/2010/wordprocessingShape" mc:Ignorable="w14 w15 w16se w16cid w16 w16cex w16sdtdh w16sdtfl w16du wp14">
   <w:body>
     <w:p>
       <w:pPr>
@@ -149,13 +149,8 @@
       <w:r>
         <w:t xml:space="preserve"> &amp; Especialista en </w:t>
       </w:r>
-      <w:proofErr w:type="spellStart"/>
-      <w:r>
-        <w:t>en</w:t>
-      </w:r>
-      <w:proofErr w:type="spellEnd"/>
-      <w:r>
-        <w:t xml:space="preserve"> desarrollo y programación web, IA y automatizaciones</w:t>
+      <w:r>
+        <w:t>en desarrollo y programación web, IA y automatizaciones</w:t>
       </w:r>
       <w:r>
         <w:t xml:space="preserve">, José Silva ha liderado </w:t>
@@ -188,15 +183,7 @@
         <w:jc w:val="both"/>
       </w:pPr>
       <w:r>
-        <w:t xml:space="preserve">Los ingresos son provenientes directamente de los usuarios y son declarados bajo los términos legales de Ley de impuestos de la </w:t>
-      </w:r>
-      <w:proofErr w:type="spellStart"/>
-      <w:r>
-        <w:t>Sunat</w:t>
-      </w:r>
-      <w:proofErr w:type="spellEnd"/>
-      <w:r>
-        <w:t xml:space="preserve"> de Perú como persona natural.</w:t>
+        <w:t>Los ingresos son provenientes directamente de los usuarios y son declarados bajo los términos legales de Ley de impuestos de la Sunat de Perú como persona natural.</w:t>
       </w:r>
     </w:p>
     <w:p>
@@ -284,31 +271,13 @@
         <w:t>brindar una plataforma digital</w:t>
       </w:r>
       <w:r>
-        <w:t xml:space="preserve"> </w:t>
-      </w:r>
-      <w:r>
-        <w:t xml:space="preserve">para equipos móviles smartphone </w:t>
-      </w:r>
-      <w:r>
-        <w:t xml:space="preserve">que puede gestionar la sesión de clientes </w:t>
-      </w:r>
-      <w:r>
-        <w:t>conformadas por los Operadores del país de recepción de remesas y el equipo de operadores del país de recepción y transferencia de la remesa</w:t>
-      </w:r>
-      <w:r>
-        <w:t xml:space="preserve">. En la sesión de clientes, gestiona: los registros de datos del cliente finales, datos de registro de los beneficiarios, calculo y conversiones de </w:t>
+        <w:t xml:space="preserve"> para equipos móviles smartphone que puede gestionar la sesión de clientes conformadas por los Operadores del país de recepción de remesas y el equipo de operadores del país de recepción y transferencia de la remesa. En la sesión de clientes, gestiona: los registros de datos del cliente finales, datos de registro de los beneficiarios, calculo y conversiones de </w:t>
       </w:r>
       <w:r>
         <w:t>moneda, solicitudes</w:t>
       </w:r>
       <w:r>
-        <w:t xml:space="preserve"> de remesas,</w:t>
-      </w:r>
-      <w:r>
-        <w:t xml:space="preserve"> cuentas de beneficiarios</w:t>
-      </w:r>
-      <w:r>
-        <w:t xml:space="preserve">, estadísticas y avisos automáticos de la recepción y entrega de remesas por los clientes finales.  En las sesiones de los operadores (recepción y entrega) de las remesas gestiona: </w:t>
+        <w:t xml:space="preserve"> de remesas, cuentas de beneficiarios, estadísticas y avisos automáticos de la recepción y entrega de remesas por los clientes finales.  En las sesiones de los operadores (recepción y entrega) de las remesas gestiona: </w:t>
       </w:r>
       <w:r>
         <w:t>ingreso de</w:t>
@@ -384,15 +353,7 @@
         <w:t>REMESAS PERU-VENEZUELA</w:t>
       </w:r>
       <w:r>
-        <w:t xml:space="preserve"> mantiene la elegibilidad de sus Usuarios con una edad mínima de 18 años, y el uso puede ser comercial (empresa legalmente constituida) </w:t>
-      </w:r>
-      <w:proofErr w:type="spellStart"/>
-      <w:r>
-        <w:t>ó</w:t>
-      </w:r>
-      <w:proofErr w:type="spellEnd"/>
-      <w:r>
-        <w:t xml:space="preserve"> personal (persona independiente).</w:t>
+        <w:t xml:space="preserve"> mantiene la elegibilidad de sus Usuarios con una edad mínima de 18 años, y el uso puede ser comercial (empresa legalmente constituida) ó personal (persona independiente).</w:t>
       </w:r>
     </w:p>
     <w:p>
@@ -510,7 +471,35 @@
           <w:b/>
           <w:bCs/>
         </w:rPr>
-        <w:t>Sobre Planes y Pagos: precios, ciclo de cobro, renovación automática, impuestos.</w:t>
+        <w:t>S</w:t>
+      </w:r>
+      <w:r>
+        <w:rPr>
+          <w:b/>
+          <w:bCs/>
+        </w:rPr>
+        <w:t xml:space="preserve">obre planes y pagos: </w:t>
+      </w:r>
+      <w:r>
+        <w:rPr>
+          <w:b/>
+          <w:bCs/>
+        </w:rPr>
+        <w:t xml:space="preserve">contenido, funcionalidades y </w:t>
+      </w:r>
+      <w:r>
+        <w:rPr>
+          <w:b/>
+          <w:bCs/>
+        </w:rPr>
+        <w:t>precios</w:t>
+      </w:r>
+      <w:r>
+        <w:rPr>
+          <w:b/>
+          <w:bCs/>
+        </w:rPr>
+        <w:t>.</w:t>
       </w:r>
     </w:p>
     <w:p>
@@ -578,7 +567,13 @@
         <w:jc w:val="both"/>
       </w:pPr>
       <w:r>
-        <w:t>Registro hasta 100 clientes finales</w:t>
+        <w:t xml:space="preserve">Registro hasta </w:t>
+      </w:r>
+      <w:r>
+        <w:t>5</w:t>
+      </w:r>
+      <w:r>
+        <w:t>0 clientes finales</w:t>
       </w:r>
       <w:r>
         <w:t xml:space="preserve"> con contador de cupos disponibles según registro de clientes de forma automática y con opción a búsqueda de clientes.</w:t>
@@ -596,7 +591,7 @@
         <w:t xml:space="preserve">Hasta </w:t>
       </w:r>
       <w:r>
-        <w:t>2</w:t>
+        <w:t>3</w:t>
       </w:r>
       <w:r>
         <w:t xml:space="preserve"> </w:t>
@@ -614,13 +609,37 @@
         <w:jc w:val="both"/>
       </w:pPr>
       <w:r>
+        <w:t>Una sesión para el operador principal de Perú, quien es el gestor del negocio con toda la información centralizada.</w:t>
+      </w:r>
+    </w:p>
+    <w:p>
+      <w:pPr>
+        <w:numPr>
+          <w:ilvl w:val="0"/>
+          <w:numId w:val="2"/>
+        </w:numPr>
+        <w:jc w:val="both"/>
+      </w:pPr>
+      <w:r>
         <w:t xml:space="preserve">Datos importantes para la gestión del negocio: Nombre, Logo, </w:t>
       </w:r>
       <w:r>
         <w:t xml:space="preserve">eslogan, </w:t>
       </w:r>
       <w:r>
-        <w:t>datos personales (nombre y teléfono, correo), datos de plataformas digitales de transferencia de la moneda de recepción, datos de cuentas bancarias, registro de los operadores, horario de atención, tasa de la moneda de recepción/entrega, % de rentabilidad y ganancia por operación y total de operaciones.</w:t>
+        <w:t xml:space="preserve">datos personales (nombre y teléfono, correo), datos de plataformas digitales de transferencia de la moneda de recepción, datos de cuentas bancarias, registro de los operadores, horario de atención, tasa de la moneda de recepción/entrega, </w:t>
+      </w:r>
+      <w:r>
+        <w:t xml:space="preserve">Tasa de adquisición, Tasa de Venta al cliente, % y comisiones operadores, </w:t>
+      </w:r>
+      <w:r>
+        <w:t xml:space="preserve">% de rentabilidad </w:t>
+      </w:r>
+      <w:r>
+        <w:t>del negocio, Comisiones y</w:t>
+      </w:r>
+      <w:r>
+        <w:t xml:space="preserve"> ganancia por operación y total de operaciones.</w:t>
       </w:r>
     </w:p>
     <w:p>
@@ -640,13 +659,9 @@
       <w:r>
         <w:t xml:space="preserve">operaciones realizadas y de revisión con </w:t>
       </w:r>
-      <w:proofErr w:type="spellStart"/>
-      <w:r>
-        <w:t>check</w:t>
-      </w:r>
-      <w:proofErr w:type="spellEnd"/>
-      <w:r>
-        <w:t xml:space="preserve"> de validación de recepción de pago y de validación de los depósitos en el país de entrega de remesa.</w:t>
+      <w:r>
+        <w:lastRenderedPageBreak/>
+        <w:t>check de validación de recepción de pago y de validación de los depósitos en el país de entrega de remesa.</w:t>
       </w:r>
     </w:p>
     <w:p>
@@ -658,7 +673,322 @@
         <w:jc w:val="both"/>
       </w:pPr>
       <w:r>
+        <w:t>Información automatiza y en tiempo real de indicaciones de fecha y hora de las operaciones, tiempo de respuesta entre operaciones en curso, realizadas, operaciones por revisión para la confirmación de validación de depósito pro los clientes y de alarma sonora en las sesiones de operadores (país recepción /país entrega) para la eficiente gestión de las remesas.</w:t>
+      </w:r>
+    </w:p>
+    <w:p>
+      <w:pPr>
+        <w:numPr>
+          <w:ilvl w:val="0"/>
+          <w:numId w:val="2"/>
+        </w:numPr>
+        <w:jc w:val="both"/>
+      </w:pPr>
+      <w:r>
+        <w:t>Respuesta automáticas e inmediatas de las operaciones de remesa a los clientes (país recepción /país entrega_benficiarios) por vía WhatsApp y Telegram.</w:t>
+      </w:r>
+    </w:p>
+    <w:p>
+      <w:pPr>
+        <w:numPr>
+          <w:ilvl w:val="0"/>
+          <w:numId w:val="2"/>
+        </w:numPr>
+        <w:jc w:val="both"/>
+      </w:pPr>
+      <w:r>
+        <w:t>Respuesta de información de enlaces para el acceso del equipo de operadores (país recepción /país entrega) por vía WhatsApp.</w:t>
+      </w:r>
+    </w:p>
+    <w:p>
+      <w:pPr>
+        <w:numPr>
+          <w:ilvl w:val="0"/>
+          <w:numId w:val="2"/>
+        </w:numPr>
+        <w:jc w:val="both"/>
+      </w:pPr>
+      <w:r>
+        <w:t>Resultado de estadísticas: total de operaciones realizadas, total de montos en la moneda de recepción/entrega</w:t>
+      </w:r>
+      <w:r>
+        <w:t xml:space="preserve"> con su total de Ganancias</w:t>
+      </w:r>
+      <w:r>
+        <w:t xml:space="preserve">, </w:t>
+      </w:r>
+      <w:r>
+        <w:t xml:space="preserve">resumen de operaciones por operadores (país recepción /país entrega), </w:t>
+      </w:r>
+      <w:r>
+        <w:t>reporte por día, fecha específica, rango de fechas, mes, rango de mes</w:t>
+      </w:r>
+      <w:r>
+        <w:t>es</w:t>
+      </w:r>
+      <w:r>
+        <w:t>, año y rango de año</w:t>
+      </w:r>
+      <w:r>
+        <w:t>s</w:t>
+      </w:r>
+      <w:r>
+        <w:t xml:space="preserve">, gráficas de las operaciones resultados tipo barra, circular y lineal. </w:t>
+      </w:r>
+    </w:p>
+    <w:p>
+      <w:pPr>
+        <w:numPr>
+          <w:ilvl w:val="0"/>
+          <w:numId w:val="2"/>
+        </w:numPr>
+        <w:jc w:val="both"/>
+      </w:pPr>
+      <w:r>
+        <w:t>Invitaciones automáticas p</w:t>
+      </w:r>
+      <w:r>
+        <w:t>or</w:t>
+      </w:r>
+      <w:r>
+        <w:t xml:space="preserve"> vía WhatsApp usando una Landing page altamente profesional con todos las funcionalidades y beneficios del servicio para la incorporación de clientes existente (migración a la plataforma) y nuevas captaciones de clientes en el país de recepción.</w:t>
+      </w:r>
+    </w:p>
+    <w:p>
+      <w:pPr>
+        <w:numPr>
+          <w:ilvl w:val="0"/>
+          <w:numId w:val="2"/>
+        </w:numPr>
+        <w:jc w:val="both"/>
+      </w:pPr>
+      <w:r>
+        <w:t>Exportaciones en EXCEL y PDF: Descarga de resultado de operaciones según estadísticas seleccionadas con lista su lista respectiva en formato EXCEL y PDF, descarga de gráficos de estadísticas, descarga de clientes registrados en formato EXCEL y PDF.</w:t>
+      </w:r>
+    </w:p>
+    <w:p>
+      <w:pPr>
+        <w:numPr>
+          <w:ilvl w:val="0"/>
+          <w:numId w:val="2"/>
+        </w:numPr>
+        <w:jc w:val="both"/>
+      </w:pPr>
+      <w:r>
+        <w:t>Soporte técnico y asesorías en línea 24/7.</w:t>
+      </w:r>
+    </w:p>
+    <w:p>
+      <w:pPr>
+        <w:numPr>
+          <w:ilvl w:val="0"/>
+          <w:numId w:val="2"/>
+        </w:numPr>
+        <w:jc w:val="both"/>
+      </w:pPr>
+      <w:r>
+        <w:t xml:space="preserve">Herramientas para el marketing orgánico e inorgánico con uso de IA. Próximamente - en creación. </w:t>
+      </w:r>
+    </w:p>
+    <w:p>
+      <w:pPr>
+        <w:numPr>
+          <w:ilvl w:val="0"/>
+          <w:numId w:val="2"/>
+        </w:numPr>
+        <w:jc w:val="both"/>
+      </w:pPr>
+      <w:r>
+        <w:t>Mejoras continuas en programación y desarrollo Web, usabilidad, automatizaciones y herramientas e IA. Próximamente - en creación.</w:t>
+      </w:r>
+    </w:p>
+    <w:p>
+      <w:pPr>
+        <w:jc w:val="both"/>
+        <w:rPr>
+          <w:b/>
+          <w:bCs/>
+        </w:rPr>
+      </w:pPr>
+      <w:r>
+        <w:rPr>
+          <w:b/>
+          <w:bCs/>
+        </w:rPr>
+        <w:t xml:space="preserve">Sobre los planes de </w:t>
+      </w:r>
+      <w:r>
+        <w:rPr>
+          <w:b/>
+          <w:bCs/>
+        </w:rPr>
+        <w:t>REMESAS PERU-VENEZUELA</w:t>
+      </w:r>
+      <w:r>
+        <w:rPr>
+          <w:b/>
+          <w:bCs/>
+        </w:rPr>
+        <w:t xml:space="preserve">, se ofrecen </w:t>
+      </w:r>
+      <w:r>
+        <w:rPr>
+          <w:b/>
+          <w:bCs/>
+        </w:rPr>
+        <w:t>4</w:t>
+      </w:r>
+      <w:r>
+        <w:rPr>
+          <w:b/>
+          <w:bCs/>
+        </w:rPr>
+        <w:t xml:space="preserve"> planes:</w:t>
+      </w:r>
+    </w:p>
+    <w:p>
+      <w:pPr>
+        <w:jc w:val="both"/>
+        <w:rPr>
+          <w:b/>
+          <w:bCs/>
+        </w:rPr>
+      </w:pPr>
+      <w:r>
+        <w:rPr>
+          <w:b/>
+          <w:bCs/>
+        </w:rPr>
+        <w:t>Plan STARTER (pago mensual, 30 días) y contiene:</w:t>
+      </w:r>
+    </w:p>
+    <w:p>
+      <w:pPr>
+        <w:numPr>
+          <w:ilvl w:val="0"/>
+          <w:numId w:val="2"/>
+        </w:numPr>
+        <w:jc w:val="both"/>
+      </w:pPr>
+      <w:r>
+        <w:t xml:space="preserve">Acceso completo a la plataforma </w:t>
+      </w:r>
+      <w:r>
+        <w:t xml:space="preserve">digital </w:t>
+      </w:r>
+      <w:r>
+        <w:t xml:space="preserve">por </w:t>
+      </w:r>
+      <w:r>
+        <w:t>30</w:t>
+      </w:r>
+      <w:r>
+        <w:t xml:space="preserve"> días</w:t>
+      </w:r>
+      <w:r>
+        <w:t xml:space="preserve"> continuos con acceso vía Gmail de Google con autentificación segura y automática.</w:t>
+      </w:r>
+    </w:p>
+    <w:p>
+      <w:pPr>
+        <w:numPr>
+          <w:ilvl w:val="0"/>
+          <w:numId w:val="2"/>
+        </w:numPr>
+        <w:jc w:val="both"/>
+      </w:pPr>
+      <w:r>
+        <w:t>Plataforma digital en línea atractiva, colaborativa entre clientes y operadores, fácil uso y adecuada para el manejo con smartphone con respaldo de base de datos y seguridad cibernética.</w:t>
+      </w:r>
+    </w:p>
+    <w:p>
+      <w:pPr>
+        <w:numPr>
+          <w:ilvl w:val="0"/>
+          <w:numId w:val="2"/>
+        </w:numPr>
+        <w:jc w:val="both"/>
+      </w:pPr>
+      <w:r>
+        <w:t>Registro hasta 1</w:t>
+      </w:r>
+      <w:r>
+        <w:t>0</w:t>
+      </w:r>
+      <w:r>
+        <w:t>0 clientes finales con contador de cupos disponibles según registro de clientes de forma automática y con opción a búsqueda de clientes.</w:t>
+      </w:r>
+    </w:p>
+    <w:p>
+      <w:pPr>
+        <w:numPr>
+          <w:ilvl w:val="0"/>
+          <w:numId w:val="2"/>
+        </w:numPr>
+        <w:jc w:val="both"/>
+      </w:pPr>
+      <w:r>
+        <w:t xml:space="preserve">Hasta </w:t>
+      </w:r>
+      <w:r>
+        <w:t>4</w:t>
+      </w:r>
+      <w:r>
+        <w:t xml:space="preserve"> </w:t>
+      </w:r>
+      <w:r>
+        <w:t>operadores en el país recepción y 2 operador en el país de entrega.</w:t>
+      </w:r>
+    </w:p>
+    <w:p>
+      <w:pPr>
+        <w:numPr>
+          <w:ilvl w:val="0"/>
+          <w:numId w:val="2"/>
+        </w:numPr>
+        <w:jc w:val="both"/>
+      </w:pPr>
+      <w:r>
+        <w:t>Una sesión para el operador principal de Perú, quien es el gestor del negocio con toda la información centralizada.</w:t>
+      </w:r>
+    </w:p>
+    <w:p>
+      <w:pPr>
+        <w:numPr>
+          <w:ilvl w:val="0"/>
+          <w:numId w:val="2"/>
+        </w:numPr>
+        <w:jc w:val="both"/>
+      </w:pPr>
+      <w:r>
+        <w:t xml:space="preserve">Datos importantes para la gestión del negocio: Nombre, Logo, eslogan, datos personales (nombre y teléfono, correo), datos de plataformas digitales de transferencia de la moneda de recepción, datos de cuentas bancarias, registro de los operadores, horario de atención, tasa de la moneda de </w:t>
+      </w:r>
+      <w:r>
         <w:lastRenderedPageBreak/>
+        <w:t>recepción/entrega, Tasa de adquisición, Tasa de Venta al cliente, % y comisiones operadores, % de rentabilidad del negocio, Comisiones y ganancia por operación y total de operaciones.</w:t>
+      </w:r>
+    </w:p>
+    <w:p>
+      <w:pPr>
+        <w:numPr>
+          <w:ilvl w:val="0"/>
+          <w:numId w:val="2"/>
+        </w:numPr>
+        <w:jc w:val="both"/>
+      </w:pPr>
+      <w:r>
+        <w:t>Listado de operaciones para la recepción de solicitudes de los clientes finales con todos los datos requeridos para la transferencia de la remesa, resumen de operaciones, carga de imágenes de depósitos (país de recepción/país de entrega), lista de operaciones realizadas y de revisión con check de validación de recepción de pago y de validación de los depósitos en el país de entrega de remesa.</w:t>
+      </w:r>
+    </w:p>
+    <w:p>
+      <w:pPr>
+        <w:numPr>
+          <w:ilvl w:val="0"/>
+          <w:numId w:val="2"/>
+        </w:numPr>
+        <w:jc w:val="both"/>
+      </w:pPr>
+      <w:r>
         <w:t>Información automatiza y en tiempo real de indicaciones de fecha y hora de las operaciones, tiempo de respuesta entre operaciones en curso, realizadas, operaciones por revisión para la confirmación de validación de depósito pro los clientes y de alarma sonora en las sesiones de operadores (país recepción /país entrega) para la eficiente gestión de las remesas.</w:t>
       </w:r>
     </w:p>
@@ -671,1984 +1001,1672 @@
         <w:jc w:val="both"/>
       </w:pPr>
       <w:r>
-        <w:t xml:space="preserve">Respuesta automáticas e inmediatas de las operaciones de remesa a los clientes (país recepción /país </w:t>
-      </w:r>
-      <w:proofErr w:type="spellStart"/>
-      <w:r>
-        <w:t>entrega_benficiarios</w:t>
-      </w:r>
-      <w:proofErr w:type="spellEnd"/>
-      <w:r>
-        <w:t xml:space="preserve">) por vía WhatsApp y </w:t>
-      </w:r>
-      <w:proofErr w:type="spellStart"/>
-      <w:r>
-        <w:t>Telegram</w:t>
-      </w:r>
-      <w:proofErr w:type="spellEnd"/>
+        <w:t>Respuesta automáticas e inmediatas de las operaciones de remesa a los clientes (país recepción /país entrega_benficiarios) por vía WhatsApp y Telegram.</w:t>
+      </w:r>
+    </w:p>
+    <w:p>
+      <w:pPr>
+        <w:numPr>
+          <w:ilvl w:val="0"/>
+          <w:numId w:val="2"/>
+        </w:numPr>
+        <w:jc w:val="both"/>
+      </w:pPr>
+      <w:r>
+        <w:t>Respuesta de información de enlaces para el acceso del equipo de operadores (país recepción /país entrega) por vía WhatsApp.</w:t>
+      </w:r>
+    </w:p>
+    <w:p>
+      <w:pPr>
+        <w:numPr>
+          <w:ilvl w:val="0"/>
+          <w:numId w:val="2"/>
+        </w:numPr>
+        <w:jc w:val="both"/>
+      </w:pPr>
+      <w:r>
+        <w:t xml:space="preserve">Resultado de estadísticas: total de operaciones realizadas, total de montos en la moneda de recepción/entrega con su total de Ganancias, resumen de operaciones por operadores (país recepción /país entrega), reporte por día, fecha específica, rango de fechas, mes, rango de meses, año y rango de años, gráficas de las operaciones resultados tipo barra, circular y lineal. </w:t>
+      </w:r>
+    </w:p>
+    <w:p>
+      <w:pPr>
+        <w:numPr>
+          <w:ilvl w:val="0"/>
+          <w:numId w:val="2"/>
+        </w:numPr>
+        <w:jc w:val="both"/>
+      </w:pPr>
+      <w:r>
+        <w:t>Invitaciones automáticas por vía WhatsApp usando una Landing page altamente profesional con todos las funcionalidades y beneficios del servicio para la incorporación de clientes existente (migración a la plataforma) y nuevas captaciones de clientes en el país de recepción.</w:t>
+      </w:r>
+    </w:p>
+    <w:p>
+      <w:pPr>
+        <w:numPr>
+          <w:ilvl w:val="0"/>
+          <w:numId w:val="2"/>
+        </w:numPr>
+        <w:jc w:val="both"/>
+      </w:pPr>
+      <w:r>
+        <w:t>Exportaciones en EXCEL y PDF: Descarga de resultado de operaciones según estadísticas seleccionadas con lista su lista respectiva en formato EXCEL y PDF, descarga de gráficos de estadísticas, descarga de clientes registrados en formato EXCEL y PDF.</w:t>
+      </w:r>
+    </w:p>
+    <w:p>
+      <w:pPr>
+        <w:numPr>
+          <w:ilvl w:val="0"/>
+          <w:numId w:val="2"/>
+        </w:numPr>
+        <w:jc w:val="both"/>
+      </w:pPr>
+      <w:r>
+        <w:t>Soporte técnico y asesorías en línea 24/7.</w:t>
+      </w:r>
+    </w:p>
+    <w:p>
+      <w:pPr>
+        <w:numPr>
+          <w:ilvl w:val="0"/>
+          <w:numId w:val="2"/>
+        </w:numPr>
+        <w:jc w:val="both"/>
+      </w:pPr>
+      <w:r>
+        <w:t xml:space="preserve">Herramientas para el marketing orgánico e inorgánico con uso de IA. Próximamente - en creación. </w:t>
+      </w:r>
+    </w:p>
+    <w:p>
+      <w:pPr>
+        <w:numPr>
+          <w:ilvl w:val="0"/>
+          <w:numId w:val="2"/>
+        </w:numPr>
+        <w:jc w:val="both"/>
+      </w:pPr>
+      <w:r>
+        <w:t>Mejoras continuas en programación y desarrollo Web, usabilidad, automatizaciones y herramientas e IA. Próximamente - en creación.</w:t>
+      </w:r>
+    </w:p>
+    <w:p>
+      <w:pPr>
+        <w:jc w:val="both"/>
+        <w:rPr>
+          <w:b/>
+          <w:bCs/>
+        </w:rPr>
+      </w:pPr>
+      <w:r>
+        <w:rPr>
+          <w:b/>
+          <w:bCs/>
+        </w:rPr>
+        <w:t xml:space="preserve">PRO (pago </w:t>
+      </w:r>
+      <w:r>
+        <w:rPr>
+          <w:b/>
+          <w:bCs/>
+        </w:rPr>
+        <w:t>mensual</w:t>
+      </w:r>
+      <w:r>
+        <w:rPr>
+          <w:b/>
+          <w:bCs/>
+        </w:rPr>
+        <w:t xml:space="preserve">, </w:t>
+      </w:r>
+      <w:r>
+        <w:rPr>
+          <w:b/>
+          <w:bCs/>
+        </w:rPr>
+        <w:t>30</w:t>
+      </w:r>
+      <w:r>
+        <w:rPr>
+          <w:b/>
+          <w:bCs/>
+        </w:rPr>
+        <w:t xml:space="preserve"> días) y contiene:</w:t>
+      </w:r>
+    </w:p>
+    <w:p>
+      <w:pPr>
+        <w:numPr>
+          <w:ilvl w:val="0"/>
+          <w:numId w:val="2"/>
+        </w:numPr>
+        <w:jc w:val="both"/>
+      </w:pPr>
+      <w:r>
+        <w:t xml:space="preserve">Acceso completo a la plataforma </w:t>
+      </w:r>
+      <w:r>
+        <w:t xml:space="preserve">digital </w:t>
+      </w:r>
+      <w:r>
+        <w:t xml:space="preserve">por </w:t>
+      </w:r>
+      <w:r>
+        <w:t>30</w:t>
+      </w:r>
+      <w:r>
+        <w:t xml:space="preserve"> días</w:t>
+      </w:r>
+      <w:r>
+        <w:t xml:space="preserve"> continuos con acceso vía Gmail de Google con autentificación segura y automática.</w:t>
+      </w:r>
+    </w:p>
+    <w:p>
+      <w:pPr>
+        <w:numPr>
+          <w:ilvl w:val="0"/>
+          <w:numId w:val="2"/>
+        </w:numPr>
+        <w:jc w:val="both"/>
+      </w:pPr>
+      <w:r>
+        <w:t>Plataforma digital en línea atractiva, colaborativa entre clientes y operadores, fácil uso y adecuada para el manejo con smartphone con respaldo de base de datos y seguridad cibernética.</w:t>
+      </w:r>
+    </w:p>
+    <w:p>
+      <w:pPr>
+        <w:numPr>
+          <w:ilvl w:val="0"/>
+          <w:numId w:val="2"/>
+        </w:numPr>
+        <w:jc w:val="both"/>
+      </w:pPr>
+      <w:r>
+        <w:t>Registro hasta 2</w:t>
+      </w:r>
+      <w:r>
+        <w:t>0</w:t>
+      </w:r>
+      <w:r>
+        <w:t>0 clientes finales con contador de cupos disponibles según registro de clientes de forma automática y con opción a búsqueda de clientes.</w:t>
+      </w:r>
+    </w:p>
+    <w:p>
+      <w:pPr>
+        <w:numPr>
+          <w:ilvl w:val="0"/>
+          <w:numId w:val="2"/>
+        </w:numPr>
+        <w:jc w:val="both"/>
+      </w:pPr>
+      <w:r>
+        <w:t xml:space="preserve">Hasta </w:t>
+      </w:r>
+      <w:r>
+        <w:t>6</w:t>
+      </w:r>
+      <w:r>
+        <w:t xml:space="preserve"> </w:t>
+      </w:r>
+      <w:r>
+        <w:t xml:space="preserve">operadores en el país recepción y </w:t>
+      </w:r>
+      <w:r>
+        <w:t>3</w:t>
+      </w:r>
+      <w:r>
+        <w:t xml:space="preserve"> operador en el país de entrega.</w:t>
+      </w:r>
+    </w:p>
+    <w:p>
+      <w:pPr>
+        <w:numPr>
+          <w:ilvl w:val="0"/>
+          <w:numId w:val="2"/>
+        </w:numPr>
+        <w:jc w:val="both"/>
+      </w:pPr>
+      <w:r>
+        <w:t>Una sesión para el operador principal de Perú, quien es el gestor del negocio con toda la información centralizada.</w:t>
+      </w:r>
+    </w:p>
+    <w:p>
+      <w:pPr>
+        <w:numPr>
+          <w:ilvl w:val="0"/>
+          <w:numId w:val="2"/>
+        </w:numPr>
+        <w:jc w:val="both"/>
+      </w:pPr>
+      <w:r>
+        <w:lastRenderedPageBreak/>
+        <w:t>Datos importantes para la gestión del negocio: Nombre, Logo, eslogan, datos personales (nombre y teléfono, correo), datos de plataformas digitales de transferencia de la moneda de recepción, datos de cuentas bancarias, registro de los operadores, horario de atención, tasa de la moneda de recepción/entrega, Tasa de adquisición, Tasa de Venta al cliente, % y comisiones operadores, % de rentabilidad del negocio, Comisiones y ganancia por operación y total de operaciones.</w:t>
+      </w:r>
+    </w:p>
+    <w:p>
+      <w:pPr>
+        <w:numPr>
+          <w:ilvl w:val="0"/>
+          <w:numId w:val="2"/>
+        </w:numPr>
+        <w:jc w:val="both"/>
+      </w:pPr>
+      <w:r>
+        <w:t>Listado de operaciones para la recepción de solicitudes de los clientes finales con todos los datos requeridos para la transferencia de la remesa, resumen de operaciones, carga de imágenes de depósitos (país de recepción/país de entrega), lista de operaciones realizadas y de revisión con check de validación de recepción de pago y de validación de los depósitos en el país de entrega de remesa.</w:t>
+      </w:r>
+    </w:p>
+    <w:p>
+      <w:pPr>
+        <w:numPr>
+          <w:ilvl w:val="0"/>
+          <w:numId w:val="2"/>
+        </w:numPr>
+        <w:jc w:val="both"/>
+      </w:pPr>
+      <w:r>
+        <w:t>Información automatiza y en tiempo real de indicaciones de fecha y hora de las operaciones, tiempo de respuesta entre operaciones en curso, realizadas, operaciones por revisión para la confirmación de validación de depósito pro los clientes y de alarma sonora en las sesiones de operadores (país recepción /país entrega) para la eficiente gestión de las remesas.</w:t>
+      </w:r>
+    </w:p>
+    <w:p>
+      <w:pPr>
+        <w:numPr>
+          <w:ilvl w:val="0"/>
+          <w:numId w:val="2"/>
+        </w:numPr>
+        <w:jc w:val="both"/>
+      </w:pPr>
+      <w:r>
+        <w:t>Respuesta automáticas e inmediatas de las operaciones de remesa a los clientes (país recepción /país entrega_benficiarios) por vía WhatsApp y Telegram.</w:t>
+      </w:r>
+    </w:p>
+    <w:p>
+      <w:pPr>
+        <w:numPr>
+          <w:ilvl w:val="0"/>
+          <w:numId w:val="2"/>
+        </w:numPr>
+        <w:jc w:val="both"/>
+      </w:pPr>
+      <w:r>
+        <w:t>Respuesta de información de enlaces para el acceso del equipo de operadores (país recepción /país entrega) por vía WhatsApp.</w:t>
+      </w:r>
+    </w:p>
+    <w:p>
+      <w:pPr>
+        <w:numPr>
+          <w:ilvl w:val="0"/>
+          <w:numId w:val="2"/>
+        </w:numPr>
+        <w:jc w:val="both"/>
+      </w:pPr>
+      <w:r>
+        <w:t xml:space="preserve">Resultado de estadísticas: total de operaciones realizadas, total de montos en la moneda de recepción/entrega con su total de Ganancias, resumen de operaciones por operadores (país recepción /país entrega), reporte por día, fecha específica, rango de fechas, mes, rango de meses, año y rango de años, gráficas de las operaciones resultados tipo barra, circular y lineal. </w:t>
+      </w:r>
+    </w:p>
+    <w:p>
+      <w:pPr>
+        <w:numPr>
+          <w:ilvl w:val="0"/>
+          <w:numId w:val="2"/>
+        </w:numPr>
+        <w:jc w:val="both"/>
+      </w:pPr>
+      <w:r>
+        <w:t>Invitaciones automáticas por vía WhatsApp usando una Landing page altamente profesional con todos las funcionalidades y beneficios del servicio para la incorporación de clientes existente (migración a la plataforma) y nuevas captaciones de clientes en el país de recepción.</w:t>
+      </w:r>
+    </w:p>
+    <w:p>
+      <w:pPr>
+        <w:numPr>
+          <w:ilvl w:val="0"/>
+          <w:numId w:val="2"/>
+        </w:numPr>
+        <w:jc w:val="both"/>
+      </w:pPr>
+      <w:r>
+        <w:t>Exportaciones en EXCEL y PDF: Descarga de resultado de operaciones según estadísticas seleccionadas con lista su lista respectiva en formato EXCEL y PDF, descarga de gráficos de estadísticas, descarga de clientes registrados en formato EXCEL y PDF.</w:t>
+      </w:r>
+    </w:p>
+    <w:p>
+      <w:pPr>
+        <w:numPr>
+          <w:ilvl w:val="0"/>
+          <w:numId w:val="2"/>
+        </w:numPr>
+        <w:jc w:val="both"/>
+      </w:pPr>
+      <w:r>
+        <w:t>Soporte técnico y asesorías en línea 24/7.</w:t>
+      </w:r>
+    </w:p>
+    <w:p>
+      <w:pPr>
+        <w:numPr>
+          <w:ilvl w:val="0"/>
+          <w:numId w:val="2"/>
+        </w:numPr>
+        <w:jc w:val="both"/>
+      </w:pPr>
+      <w:r>
+        <w:t xml:space="preserve">Herramientas para el marketing orgánico e inorgánico con uso de IA. Próximamente - en creación. </w:t>
+      </w:r>
+    </w:p>
+    <w:p>
+      <w:pPr>
+        <w:numPr>
+          <w:ilvl w:val="0"/>
+          <w:numId w:val="2"/>
+        </w:numPr>
+        <w:jc w:val="both"/>
+      </w:pPr>
+      <w:r>
+        <w:t>Mejoras continuas en programación y desarrollo Web, usabilidad, automatizaciones y herramientas e IA. Próximamente - en creación.</w:t>
+      </w:r>
+    </w:p>
+    <w:p>
+      <w:pPr>
+        <w:jc w:val="both"/>
+        <w:rPr>
+          <w:b/>
+          <w:bCs/>
+        </w:rPr>
+      </w:pPr>
+      <w:r>
+        <w:rPr>
+          <w:b/>
+          <w:bCs/>
+        </w:rPr>
+        <w:t xml:space="preserve">EXPERT </w:t>
+      </w:r>
+      <w:r>
+        <w:rPr>
+          <w:b/>
+          <w:bCs/>
+        </w:rPr>
+        <w:t>(pago mensual  30 días)</w:t>
+      </w:r>
+      <w:r>
+        <w:rPr>
+          <w:b/>
+          <w:bCs/>
+        </w:rPr>
+        <w:t xml:space="preserve"> y contiene:</w:t>
+      </w:r>
+    </w:p>
+    <w:p>
+      <w:pPr>
+        <w:numPr>
+          <w:ilvl w:val="0"/>
+          <w:numId w:val="4"/>
+        </w:numPr>
+        <w:jc w:val="both"/>
+      </w:pPr>
+      <w:r>
+        <w:t xml:space="preserve">Acceso completo a la plataforma </w:t>
+      </w:r>
+      <w:r>
+        <w:t xml:space="preserve">digital </w:t>
+      </w:r>
+      <w:r>
+        <w:t xml:space="preserve">por </w:t>
+      </w:r>
+      <w:r>
+        <w:t>30</w:t>
+      </w:r>
+      <w:r>
+        <w:t xml:space="preserve"> días</w:t>
+      </w:r>
+      <w:r>
+        <w:t xml:space="preserve"> continuos con acceso vía Gmail de Google con autentificación segura y automática.</w:t>
+      </w:r>
+    </w:p>
+    <w:p>
+      <w:pPr>
+        <w:numPr>
+          <w:ilvl w:val="0"/>
+          <w:numId w:val="4"/>
+        </w:numPr>
+        <w:jc w:val="both"/>
+      </w:pPr>
+      <w:r>
+        <w:t>Plataforma digital en línea atractiva, colaborativa entre clientes y operadores, fácil uso y adecuada para el manejo con smartphone con respaldo de base de datos y seguridad cibernética.</w:t>
+      </w:r>
+    </w:p>
+    <w:p>
+      <w:pPr>
+        <w:numPr>
+          <w:ilvl w:val="0"/>
+          <w:numId w:val="4"/>
+        </w:numPr>
+        <w:jc w:val="both"/>
+      </w:pPr>
+      <w:r>
+        <w:t xml:space="preserve">Registro hasta </w:t>
+      </w:r>
+      <w:r>
+        <w:t>4</w:t>
+      </w:r>
+      <w:r>
+        <w:t>00 clientes finales con contador de cupos disponibles según registro de clientes de forma automática y con opción a búsqueda de clientes.</w:t>
+      </w:r>
+    </w:p>
+    <w:p>
+      <w:pPr>
+        <w:numPr>
+          <w:ilvl w:val="0"/>
+          <w:numId w:val="4"/>
+        </w:numPr>
+        <w:jc w:val="both"/>
+      </w:pPr>
+      <w:r>
+        <w:lastRenderedPageBreak/>
+        <w:t xml:space="preserve">Hasta </w:t>
+      </w:r>
+      <w:r>
+        <w:t>10</w:t>
+      </w:r>
+      <w:r>
+        <w:t xml:space="preserve"> </w:t>
+      </w:r>
+      <w:r>
+        <w:t xml:space="preserve">operadores en el país recepción y hasta </w:t>
+      </w:r>
+      <w:r>
+        <w:t>5</w:t>
+      </w:r>
+      <w:r>
+        <w:t xml:space="preserve"> operador en el país de entrega.</w:t>
+      </w:r>
+    </w:p>
+    <w:p>
+      <w:pPr>
+        <w:numPr>
+          <w:ilvl w:val="0"/>
+          <w:numId w:val="4"/>
+        </w:numPr>
+        <w:jc w:val="both"/>
+      </w:pPr>
+      <w:r>
+        <w:t>Una sesión para el operador principal de Perú, quien es el gestor del negocio con toda la información centralizada.</w:t>
+      </w:r>
+    </w:p>
+    <w:p>
+      <w:pPr>
+        <w:numPr>
+          <w:ilvl w:val="0"/>
+          <w:numId w:val="4"/>
+        </w:numPr>
+        <w:jc w:val="both"/>
+      </w:pPr>
+      <w:r>
+        <w:t>Datos importantes para la gestión del negocio: Nombre, Logo, eslogan, datos personales (nombre y teléfono, correo), datos de plataformas digitales de transferencia de la moneda de recepción, datos de cuentas bancarias, registro de los operadores, horario de atención, tasa de la moneda de recepción/entrega, Tasa de adquisición, Tasa de Venta al cliente, % y comisiones operadores, % de rentabilidad del negocio, Comisiones y ganancia por operación y total de operaciones.</w:t>
+      </w:r>
+    </w:p>
+    <w:p>
+      <w:pPr>
+        <w:numPr>
+          <w:ilvl w:val="0"/>
+          <w:numId w:val="4"/>
+        </w:numPr>
+        <w:jc w:val="both"/>
+      </w:pPr>
+      <w:r>
+        <w:t>Listado de operaciones para la recepción de solicitudes de los clientes finales con todos los datos requeridos para la transferencia de la remesa, resumen de operaciones, carga de imágenes de depósitos (país de recepción/país de entrega), lista de operaciones realizadas y de revisión con check de validación de recepción de pago y de validación de los depósitos en el país de entrega de remesa.</w:t>
+      </w:r>
+    </w:p>
+    <w:p>
+      <w:pPr>
+        <w:numPr>
+          <w:ilvl w:val="0"/>
+          <w:numId w:val="4"/>
+        </w:numPr>
+        <w:jc w:val="both"/>
+      </w:pPr>
+      <w:r>
+        <w:t>Información automatiza y en tiempo real de indicaciones de fecha y hora de las operaciones, tiempo de respuesta entre operaciones en curso, realizadas, operaciones por revisión para la confirmación de validación de depósito pro los clientes y de alarma sonora en las sesiones de operadores (país recepción /país entrega) para la eficiente gestión de las remesas.</w:t>
+      </w:r>
+    </w:p>
+    <w:p>
+      <w:pPr>
+        <w:numPr>
+          <w:ilvl w:val="0"/>
+          <w:numId w:val="4"/>
+        </w:numPr>
+        <w:jc w:val="both"/>
+      </w:pPr>
+      <w:r>
+        <w:t>Respuesta automáticas e inmediatas de las operaciones de remesa a los clientes (país recepción /país entrega_benficiarios) por vía WhatsApp y Telegram.</w:t>
+      </w:r>
+    </w:p>
+    <w:p>
+      <w:pPr>
+        <w:numPr>
+          <w:ilvl w:val="0"/>
+          <w:numId w:val="4"/>
+        </w:numPr>
+        <w:jc w:val="both"/>
+      </w:pPr>
+      <w:r>
+        <w:t>Respuesta de información de enlaces para el acceso del equipo de operadores (país recepción /país entrega) por vía WhatsApp.</w:t>
+      </w:r>
+    </w:p>
+    <w:p>
+      <w:pPr>
+        <w:numPr>
+          <w:ilvl w:val="0"/>
+          <w:numId w:val="4"/>
+        </w:numPr>
+        <w:jc w:val="both"/>
+      </w:pPr>
+      <w:r>
+        <w:t xml:space="preserve">Resultado de estadísticas: total de operaciones realizadas, total de montos en la moneda de recepción/entrega con su total de Ganancias, resumen de operaciones por operadores (país recepción /país entrega), reporte por día, fecha específica, rango de fechas, mes, rango de meses, año y rango de años, gráficas de las operaciones resultados tipo barra, circular y lineal. </w:t>
+      </w:r>
+    </w:p>
+    <w:p>
+      <w:pPr>
+        <w:numPr>
+          <w:ilvl w:val="0"/>
+          <w:numId w:val="4"/>
+        </w:numPr>
+        <w:jc w:val="both"/>
+      </w:pPr>
+      <w:r>
+        <w:t>Invitaciones automáticas por vía WhatsApp usando una Landing page altamente profesional con todos las funcionalidades y beneficios del servicio para la incorporación de clientes existente (migración a la plataforma) y nuevas captaciones de clientes en el país de recepción.</w:t>
+      </w:r>
+    </w:p>
+    <w:p>
+      <w:pPr>
+        <w:numPr>
+          <w:ilvl w:val="0"/>
+          <w:numId w:val="4"/>
+        </w:numPr>
+        <w:jc w:val="both"/>
+      </w:pPr>
+      <w:r>
+        <w:t>Exportaciones en EXCEL y PDF: Descarga de resultado de operaciones según estadísticas seleccionadas con lista su lista respectiva en formato EXCEL y PDF, descarga de gráficos de estadísticas, descarga de clientes registrados en formato EXCEL y PDF.</w:t>
+      </w:r>
+    </w:p>
+    <w:p>
+      <w:pPr>
+        <w:numPr>
+          <w:ilvl w:val="0"/>
+          <w:numId w:val="4"/>
+        </w:numPr>
+        <w:jc w:val="both"/>
+      </w:pPr>
+      <w:r>
+        <w:t>Soporte técnico y asesorías en línea 24/7.</w:t>
+      </w:r>
+    </w:p>
+    <w:p>
+      <w:pPr>
+        <w:numPr>
+          <w:ilvl w:val="0"/>
+          <w:numId w:val="4"/>
+        </w:numPr>
+        <w:jc w:val="both"/>
+      </w:pPr>
+      <w:r>
+        <w:t xml:space="preserve">Herramientas para el marketing orgánico e inorgánico con uso de IA. Próximamente - en creación. </w:t>
+      </w:r>
+    </w:p>
+    <w:p>
+      <w:pPr>
+        <w:numPr>
+          <w:ilvl w:val="0"/>
+          <w:numId w:val="4"/>
+        </w:numPr>
+        <w:jc w:val="both"/>
+      </w:pPr>
+      <w:r>
+        <w:t>Mejoras continuas en programación y desarrollo Web, usabilidad, automatizaciones y herramientas e IA. Próximamente - en creación.</w:t>
+      </w:r>
+    </w:p>
+    <w:p>
+      <w:pPr>
+        <w:numPr>
+          <w:ilvl w:val="0"/>
+          <w:numId w:val="4"/>
+        </w:numPr>
+        <w:jc w:val="both"/>
+      </w:pPr>
+      <w:r>
+        <w:t>Acceso a nuevas funcionalidades y actualizaciones – En creación continua</w:t>
+      </w:r>
+    </w:p>
+    <w:p>
+      <w:pPr>
+        <w:jc w:val="both"/>
+        <w:rPr>
+          <w:b/>
+          <w:bCs/>
+        </w:rPr>
+      </w:pPr>
+      <w:r>
+        <w:rPr>
+          <w:b/>
+          <w:bCs/>
+        </w:rPr>
+        <w:t>AVAN</w:t>
+      </w:r>
+      <w:r>
+        <w:rPr>
+          <w:b/>
+          <w:bCs/>
+        </w:rPr>
+        <w:t>CE</w:t>
+      </w:r>
+      <w:r>
+        <w:rPr>
+          <w:b/>
+          <w:bCs/>
+        </w:rPr>
+        <w:t xml:space="preserve"> </w:t>
+      </w:r>
+      <w:r>
+        <w:rPr>
+          <w:b/>
+          <w:bCs/>
+        </w:rPr>
+        <w:t xml:space="preserve">(pago </w:t>
+      </w:r>
+      <w:r>
+        <w:rPr>
+          <w:b/>
+          <w:bCs/>
+        </w:rPr>
+        <w:t>mensual 30</w:t>
+      </w:r>
+      <w:r>
+        <w:rPr>
+          <w:b/>
+          <w:bCs/>
+        </w:rPr>
+        <w:t xml:space="preserve"> días)</w:t>
+      </w:r>
+      <w:r>
+        <w:rPr>
+          <w:b/>
+          <w:bCs/>
+        </w:rPr>
+        <w:t xml:space="preserve"> y contiene:</w:t>
+      </w:r>
+    </w:p>
+    <w:p>
+      <w:pPr>
+        <w:numPr>
+          <w:ilvl w:val="0"/>
+          <w:numId w:val="4"/>
+        </w:numPr>
+        <w:jc w:val="both"/>
+      </w:pPr>
+      <w:r>
+        <w:t xml:space="preserve">Acceso completo a la plataforma </w:t>
+      </w:r>
+      <w:r>
+        <w:t xml:space="preserve">digital </w:t>
+      </w:r>
+      <w:r>
+        <w:t xml:space="preserve">por </w:t>
+      </w:r>
+      <w:r>
+        <w:t>30</w:t>
+      </w:r>
+      <w:r>
+        <w:t xml:space="preserve"> días</w:t>
+      </w:r>
+      <w:r>
+        <w:t xml:space="preserve"> continuos con acceso vía Gmail de Google con autentificación segura y automática.</w:t>
+      </w:r>
+    </w:p>
+    <w:p>
+      <w:pPr>
+        <w:numPr>
+          <w:ilvl w:val="0"/>
+          <w:numId w:val="4"/>
+        </w:numPr>
+        <w:jc w:val="both"/>
+      </w:pPr>
+      <w:r>
+        <w:lastRenderedPageBreak/>
+        <w:t>Plataforma digital en línea atractiva, colaborativa entre clientes y operadores, fácil uso y adecuada para el manejo con smartphone con respaldo de base de datos y seguridad cibernética.</w:t>
+      </w:r>
+    </w:p>
+    <w:p>
+      <w:pPr>
+        <w:numPr>
+          <w:ilvl w:val="0"/>
+          <w:numId w:val="4"/>
+        </w:numPr>
+        <w:jc w:val="both"/>
+      </w:pPr>
+      <w:r>
+        <w:t xml:space="preserve">Registro hasta </w:t>
+      </w:r>
+      <w:r>
+        <w:t>6</w:t>
+      </w:r>
+      <w:r>
+        <w:t>00 clientes finales con contador de cupos disponibles según registro de clientes de forma automática y con opción a búsqueda de clientes.</w:t>
+      </w:r>
+    </w:p>
+    <w:p>
+      <w:pPr>
+        <w:numPr>
+          <w:ilvl w:val="0"/>
+          <w:numId w:val="4"/>
+        </w:numPr>
+        <w:jc w:val="both"/>
+      </w:pPr>
+      <w:r>
+        <w:t xml:space="preserve">Hasta </w:t>
+      </w:r>
+      <w:r>
+        <w:t>1</w:t>
+      </w:r>
+      <w:r>
+        <w:t>5</w:t>
+      </w:r>
+      <w:r>
+        <w:t xml:space="preserve"> </w:t>
+      </w:r>
+      <w:r>
+        <w:t xml:space="preserve">operadores en el país recepción y hasta </w:t>
+      </w:r>
+      <w:r>
+        <w:t>8</w:t>
+      </w:r>
+      <w:r>
+        <w:t xml:space="preserve"> operador en el país de entrega.</w:t>
+      </w:r>
+    </w:p>
+    <w:p>
+      <w:pPr>
+        <w:numPr>
+          <w:ilvl w:val="0"/>
+          <w:numId w:val="4"/>
+        </w:numPr>
+        <w:jc w:val="both"/>
+      </w:pPr>
+      <w:r>
+        <w:t>Una sesión para el operador principal de Perú, quien es el gestor del negocio con toda la información centralizada.</w:t>
+      </w:r>
+    </w:p>
+    <w:p>
+      <w:pPr>
+        <w:numPr>
+          <w:ilvl w:val="0"/>
+          <w:numId w:val="4"/>
+        </w:numPr>
+        <w:jc w:val="both"/>
+      </w:pPr>
+      <w:r>
+        <w:t>Datos importantes para la gestión del negocio: Nombre, Logo, eslogan, datos personales (nombre y teléfono, correo), datos de plataformas digitales de transferencia de la moneda de recepción, datos de cuentas bancarias, registro de los operadores, horario de atención, tasa de la moneda de recepción/entrega, Tasa de adquisición, Tasa de Venta al cliente, % y comisiones operadores, % de rentabilidad del negocio, Comisiones y ganancia por operación y total de operaciones.</w:t>
+      </w:r>
+    </w:p>
+    <w:p>
+      <w:pPr>
+        <w:numPr>
+          <w:ilvl w:val="0"/>
+          <w:numId w:val="4"/>
+        </w:numPr>
+        <w:jc w:val="both"/>
+      </w:pPr>
+      <w:r>
+        <w:t>Listado de operaciones para la recepción de solicitudes de los clientes finales con todos los datos requeridos para la transferencia de la remesa, resumen de operaciones, carga de imágenes de depósitos (país de recepción/país de entrega), lista de operaciones realizadas y de revisión con check de validación de recepción de pago y de validación de los depósitos en el país de entrega de remesa.</w:t>
+      </w:r>
+    </w:p>
+    <w:p>
+      <w:pPr>
+        <w:numPr>
+          <w:ilvl w:val="0"/>
+          <w:numId w:val="4"/>
+        </w:numPr>
+        <w:jc w:val="both"/>
+      </w:pPr>
+      <w:r>
+        <w:t>Información automatiza y en tiempo real de indicaciones de fecha y hora de las operaciones, tiempo de respuesta entre operaciones en curso, realizadas, operaciones por revisión para la confirmación de validación de depósito pro los clientes y de alarma sonora en las sesiones de operadores (país recepción /país entrega) para la eficiente gestión de las remesas.</w:t>
+      </w:r>
+    </w:p>
+    <w:p>
+      <w:pPr>
+        <w:numPr>
+          <w:ilvl w:val="0"/>
+          <w:numId w:val="4"/>
+        </w:numPr>
+        <w:jc w:val="both"/>
+      </w:pPr>
+      <w:r>
+        <w:t>Respuesta automáticas e inmediatas de las operaciones de remesa a los clientes (país recepción /país entrega_benficiarios) por vía WhatsApp y Telegram.</w:t>
+      </w:r>
+    </w:p>
+    <w:p>
+      <w:pPr>
+        <w:numPr>
+          <w:ilvl w:val="0"/>
+          <w:numId w:val="4"/>
+        </w:numPr>
+        <w:jc w:val="both"/>
+      </w:pPr>
+      <w:r>
+        <w:t>Respuesta de información de enlaces para el acceso del equipo de operadores (país recepción /país entrega) por vía WhatsApp.</w:t>
+      </w:r>
+    </w:p>
+    <w:p>
+      <w:pPr>
+        <w:numPr>
+          <w:ilvl w:val="0"/>
+          <w:numId w:val="4"/>
+        </w:numPr>
+        <w:jc w:val="both"/>
+      </w:pPr>
+      <w:r>
+        <w:t xml:space="preserve">Resultado de estadísticas: total de operaciones realizadas, total de montos en la moneda de recepción/entrega con su total de Ganancias, resumen de operaciones por operadores (país recepción /país entrega), reporte por día, fecha específica, rango de fechas, mes, rango de meses, año y rango de años, gráficas de las operaciones resultados tipo barra, circular y lineal. </w:t>
+      </w:r>
+    </w:p>
+    <w:p>
+      <w:pPr>
+        <w:numPr>
+          <w:ilvl w:val="0"/>
+          <w:numId w:val="4"/>
+        </w:numPr>
+        <w:jc w:val="both"/>
+      </w:pPr>
+      <w:r>
+        <w:t>Invitaciones automáticas por vía WhatsApp usando una Landing page altamente profesional con todos las funcionalidades y beneficios del servicio para la incorporación de clientes existente (migración a la plataforma) y nuevas captaciones de clientes en el país de recepción.</w:t>
+      </w:r>
+    </w:p>
+    <w:p>
+      <w:pPr>
+        <w:numPr>
+          <w:ilvl w:val="0"/>
+          <w:numId w:val="4"/>
+        </w:numPr>
+        <w:jc w:val="both"/>
+      </w:pPr>
+      <w:r>
+        <w:t>Exportaciones en EXCEL y PDF: Descarga de resultado de operaciones según estadísticas seleccionadas con lista su lista respectiva en formato EXCEL y PDF, descarga de gráficos de estadísticas, descarga de clientes registrados en formato EXCEL y PDF.</w:t>
+      </w:r>
+    </w:p>
+    <w:p>
+      <w:pPr>
+        <w:numPr>
+          <w:ilvl w:val="0"/>
+          <w:numId w:val="4"/>
+        </w:numPr>
+        <w:jc w:val="both"/>
+      </w:pPr>
+      <w:r>
+        <w:t>Soporte técnico y asesorías en línea 24/7.</w:t>
+      </w:r>
+    </w:p>
+    <w:p>
+      <w:pPr>
+        <w:numPr>
+          <w:ilvl w:val="0"/>
+          <w:numId w:val="4"/>
+        </w:numPr>
+        <w:jc w:val="both"/>
+      </w:pPr>
+      <w:r>
+        <w:t xml:space="preserve">Herramientas para el marketing orgánico e inorgánico con uso de IA. Próximamente - en creación. </w:t>
+      </w:r>
+    </w:p>
+    <w:p>
+      <w:pPr>
+        <w:numPr>
+          <w:ilvl w:val="0"/>
+          <w:numId w:val="4"/>
+        </w:numPr>
+        <w:jc w:val="both"/>
+      </w:pPr>
+      <w:r>
+        <w:t>Mejoras continuas en programación y desarrollo Web, usabilidad, automatizaciones y herramientas e IA. Próximamente - en creación.</w:t>
+      </w:r>
+    </w:p>
+    <w:p>
+      <w:pPr>
+        <w:numPr>
+          <w:ilvl w:val="0"/>
+          <w:numId w:val="4"/>
+        </w:numPr>
+        <w:jc w:val="both"/>
+      </w:pPr>
+      <w:r>
+        <w:lastRenderedPageBreak/>
+        <w:t>Acceso a nuevas funcionalidades y actualizaciones – En creación continua</w:t>
+      </w:r>
+    </w:p>
+    <w:p>
+      <w:pPr>
+        <w:jc w:val="both"/>
+        <w:rPr>
+          <w:b/>
+          <w:bCs/>
+        </w:rPr>
+      </w:pPr>
+      <w:r>
+        <w:rPr>
+          <w:b/>
+          <w:bCs/>
+        </w:rPr>
+        <w:t>ULTRA</w:t>
+      </w:r>
+      <w:r>
+        <w:rPr>
+          <w:b/>
+          <w:bCs/>
+        </w:rPr>
+        <w:t xml:space="preserve"> </w:t>
+      </w:r>
+      <w:r>
+        <w:rPr>
+          <w:b/>
+          <w:bCs/>
+        </w:rPr>
+        <w:t xml:space="preserve">(pago </w:t>
+      </w:r>
+      <w:r>
+        <w:rPr>
+          <w:b/>
+          <w:bCs/>
+        </w:rPr>
+        <w:t>mensual 30</w:t>
+      </w:r>
+      <w:r>
+        <w:rPr>
+          <w:b/>
+          <w:bCs/>
+        </w:rPr>
+        <w:t xml:space="preserve"> días)</w:t>
+      </w:r>
+      <w:r>
+        <w:rPr>
+          <w:b/>
+          <w:bCs/>
+        </w:rPr>
+        <w:t xml:space="preserve"> y contiene:</w:t>
+      </w:r>
+    </w:p>
+    <w:p>
+      <w:pPr>
+        <w:numPr>
+          <w:ilvl w:val="0"/>
+          <w:numId w:val="4"/>
+        </w:numPr>
+        <w:jc w:val="both"/>
+      </w:pPr>
+      <w:r>
+        <w:t xml:space="preserve">Acceso completo a la plataforma </w:t>
+      </w:r>
+      <w:r>
+        <w:t xml:space="preserve">digital </w:t>
+      </w:r>
+      <w:r>
+        <w:t xml:space="preserve">por </w:t>
+      </w:r>
+      <w:r>
+        <w:t>30</w:t>
+      </w:r>
+      <w:r>
+        <w:t xml:space="preserve"> días</w:t>
+      </w:r>
+      <w:r>
+        <w:t xml:space="preserve"> continuos con acceso vía Gmail de Google con autentificación segura y automática.</w:t>
+      </w:r>
+    </w:p>
+    <w:p>
+      <w:pPr>
+        <w:numPr>
+          <w:ilvl w:val="0"/>
+          <w:numId w:val="4"/>
+        </w:numPr>
+        <w:jc w:val="both"/>
+      </w:pPr>
+      <w:r>
+        <w:t>Plataforma digital en línea atractiva, colaborativa entre clientes y operadores, fácil uso y adecuada para el manejo con smartphone con respaldo de base de datos y seguridad cibernética.</w:t>
+      </w:r>
+    </w:p>
+    <w:p>
+      <w:pPr>
+        <w:numPr>
+          <w:ilvl w:val="0"/>
+          <w:numId w:val="4"/>
+        </w:numPr>
+        <w:jc w:val="both"/>
+      </w:pPr>
+      <w:r>
+        <w:t>Registro hasta 1000 clientes finales con contador de cupos disponibles según registro de clientes de forma automática y con opción a búsqueda de clientes.</w:t>
+      </w:r>
+    </w:p>
+    <w:p>
+      <w:pPr>
+        <w:numPr>
+          <w:ilvl w:val="0"/>
+          <w:numId w:val="4"/>
+        </w:numPr>
+        <w:jc w:val="both"/>
+      </w:pPr>
+      <w:r>
+        <w:t xml:space="preserve">Hasta </w:t>
+      </w:r>
+      <w:r>
+        <w:t>20</w:t>
+      </w:r>
+      <w:r>
+        <w:t xml:space="preserve"> </w:t>
+      </w:r>
+      <w:r>
+        <w:t xml:space="preserve">operadores en el país recepción y hasta </w:t>
+      </w:r>
+      <w:r>
+        <w:t>10</w:t>
+      </w:r>
+      <w:r>
+        <w:t xml:space="preserve"> operador en el país de entrega.</w:t>
+      </w:r>
+    </w:p>
+    <w:p>
+      <w:pPr>
+        <w:numPr>
+          <w:ilvl w:val="0"/>
+          <w:numId w:val="4"/>
+        </w:numPr>
+        <w:jc w:val="both"/>
+      </w:pPr>
+      <w:r>
+        <w:t>Una sesión para el operador principal de Perú, quien es el gestor del negocio con toda la información centralizada.</w:t>
+      </w:r>
+    </w:p>
+    <w:p>
+      <w:pPr>
+        <w:numPr>
+          <w:ilvl w:val="0"/>
+          <w:numId w:val="4"/>
+        </w:numPr>
+        <w:jc w:val="both"/>
+      </w:pPr>
+      <w:r>
+        <w:t>Datos importantes para la gestión del negocio: Nombre, Logo, eslogan, datos personales (nombre y teléfono, correo), datos de plataformas digitales de transferencia de la moneda de recepción, datos de cuentas bancarias, registro de los operadores, horario de atención, tasa de la moneda de recepción/entrega, Tasa de adquisición, Tasa de Venta al cliente, % y comisiones operadores, % de rentabilidad del negocio, Comisiones y ganancia por operación y total de operaciones.</w:t>
+      </w:r>
+    </w:p>
+    <w:p>
+      <w:pPr>
+        <w:numPr>
+          <w:ilvl w:val="0"/>
+          <w:numId w:val="4"/>
+        </w:numPr>
+        <w:jc w:val="both"/>
+      </w:pPr>
+      <w:r>
+        <w:t>Listado de operaciones para la recepción de solicitudes de los clientes finales con todos los datos requeridos para la transferencia de la remesa, resumen de operaciones, carga de imágenes de depósitos (país de recepción/país de entrega), lista de operaciones realizadas y de revisión con check de validación de recepción de pago y de validación de los depósitos en el país de entrega de remesa.</w:t>
+      </w:r>
+    </w:p>
+    <w:p>
+      <w:pPr>
+        <w:numPr>
+          <w:ilvl w:val="0"/>
+          <w:numId w:val="4"/>
+        </w:numPr>
+        <w:jc w:val="both"/>
+      </w:pPr>
+      <w:r>
+        <w:t>Información automatiza y en tiempo real de indicaciones de fecha y hora de las operaciones, tiempo de respuesta entre operaciones en curso, realizadas, operaciones por revisión para la confirmación de validación de depósito pro los clientes y de alarma sonora en las sesiones de operadores (país recepción /país entrega) para la eficiente gestión de las remesas.</w:t>
+      </w:r>
+    </w:p>
+    <w:p>
+      <w:pPr>
+        <w:numPr>
+          <w:ilvl w:val="0"/>
+          <w:numId w:val="4"/>
+        </w:numPr>
+        <w:jc w:val="both"/>
+      </w:pPr>
+      <w:r>
+        <w:t>Respuesta automáticas e inmediatas de las operaciones de remesa a los clientes (país recepción /país entrega_benficiarios) por vía WhatsApp y Telegram.</w:t>
+      </w:r>
+    </w:p>
+    <w:p>
+      <w:pPr>
+        <w:numPr>
+          <w:ilvl w:val="0"/>
+          <w:numId w:val="4"/>
+        </w:numPr>
+        <w:jc w:val="both"/>
+      </w:pPr>
+      <w:r>
+        <w:t>Respuesta de información de enlaces para el acceso del equipo de operadores (país recepción /país entrega) por vía WhatsApp.</w:t>
+      </w:r>
+    </w:p>
+    <w:p>
+      <w:pPr>
+        <w:numPr>
+          <w:ilvl w:val="0"/>
+          <w:numId w:val="4"/>
+        </w:numPr>
+        <w:jc w:val="both"/>
+      </w:pPr>
+      <w:r>
+        <w:t xml:space="preserve">Resultado de estadísticas: total de operaciones realizadas, total de montos en la moneda de recepción/entrega con su total de Ganancias, resumen de operaciones por operadores (país recepción /país entrega), reporte por día, fecha específica, rango de fechas, mes, rango de meses, año y rango de años, gráficas de las operaciones resultados tipo barra, circular y lineal. </w:t>
+      </w:r>
+    </w:p>
+    <w:p>
+      <w:pPr>
+        <w:numPr>
+          <w:ilvl w:val="0"/>
+          <w:numId w:val="4"/>
+        </w:numPr>
+        <w:jc w:val="both"/>
+      </w:pPr>
+      <w:r>
+        <w:t>Invitaciones automáticas por vía WhatsApp usando una Landing page altamente profesional con todos las funcionalidades y beneficios del servicio para la incorporación de clientes existente (migración a la plataforma) y nuevas captaciones de clientes en el país de recepción.</w:t>
+      </w:r>
+    </w:p>
+    <w:p>
+      <w:pPr>
+        <w:numPr>
+          <w:ilvl w:val="0"/>
+          <w:numId w:val="4"/>
+        </w:numPr>
+        <w:jc w:val="both"/>
+      </w:pPr>
+      <w:r>
+        <w:t>Exportaciones en EXCEL y PDF: Descarga de resultado de operaciones según estadísticas seleccionadas con lista su lista respectiva en formato EXCEL y PDF, descarga de gráficos de estadísticas, descarga de clientes registrados en formato EXCEL y PDF.</w:t>
+      </w:r>
+    </w:p>
+    <w:p>
+      <w:pPr>
+        <w:numPr>
+          <w:ilvl w:val="0"/>
+          <w:numId w:val="4"/>
+        </w:numPr>
+        <w:jc w:val="both"/>
+      </w:pPr>
+      <w:r>
+        <w:lastRenderedPageBreak/>
+        <w:t>Soporte técnico y asesorías en línea 24/7.</w:t>
+      </w:r>
+    </w:p>
+    <w:p>
+      <w:pPr>
+        <w:numPr>
+          <w:ilvl w:val="0"/>
+          <w:numId w:val="4"/>
+        </w:numPr>
+        <w:jc w:val="both"/>
+      </w:pPr>
+      <w:r>
+        <w:t xml:space="preserve">Herramientas para el marketing orgánico e inorgánico con uso de IA. Próximamente - en creación. </w:t>
+      </w:r>
+    </w:p>
+    <w:p>
+      <w:pPr>
+        <w:numPr>
+          <w:ilvl w:val="0"/>
+          <w:numId w:val="4"/>
+        </w:numPr>
+        <w:jc w:val="both"/>
+      </w:pPr>
+      <w:r>
+        <w:t>Mejoras continuas en programación y desarrollo Web, usabilidad, automatizaciones y herramientas e IA. Próximamente - en creación.</w:t>
+      </w:r>
+    </w:p>
+    <w:p>
+      <w:pPr>
+        <w:numPr>
+          <w:ilvl w:val="0"/>
+          <w:numId w:val="4"/>
+        </w:numPr>
+        <w:jc w:val="both"/>
+      </w:pPr>
+      <w:r>
+        <w:t>Acceso a nuevas funcionalidades y actualizaciones – En creación continua</w:t>
+      </w:r>
+    </w:p>
+    <w:p>
+      <w:pPr>
+        <w:jc w:val="both"/>
+        <w:rPr>
+          <w:b/>
+          <w:bCs/>
+        </w:rPr>
+      </w:pPr>
+      <w:r>
+        <w:rPr>
+          <w:b/>
+          <w:bCs/>
+        </w:rPr>
+        <w:t>UNLIMITED</w:t>
+      </w:r>
+      <w:r>
+        <w:rPr>
+          <w:b/>
+          <w:bCs/>
+        </w:rPr>
+        <w:t xml:space="preserve"> </w:t>
+      </w:r>
+      <w:r>
+        <w:rPr>
+          <w:b/>
+          <w:bCs/>
+        </w:rPr>
+        <w:t xml:space="preserve">(pago </w:t>
+      </w:r>
+      <w:r>
+        <w:rPr>
+          <w:b/>
+          <w:bCs/>
+        </w:rPr>
+        <w:t>mensual 30</w:t>
+      </w:r>
+      <w:r>
+        <w:rPr>
+          <w:b/>
+          <w:bCs/>
+        </w:rPr>
+        <w:t xml:space="preserve"> días)</w:t>
+      </w:r>
+      <w:r>
+        <w:rPr>
+          <w:b/>
+          <w:bCs/>
+        </w:rPr>
+        <w:t xml:space="preserve"> y contiene:</w:t>
+      </w:r>
+    </w:p>
+    <w:p>
+      <w:pPr>
+        <w:numPr>
+          <w:ilvl w:val="0"/>
+          <w:numId w:val="4"/>
+        </w:numPr>
+        <w:jc w:val="both"/>
+      </w:pPr>
+      <w:r>
+        <w:t xml:space="preserve">Acceso completo a la plataforma </w:t>
+      </w:r>
+      <w:r>
+        <w:t xml:space="preserve">digital </w:t>
+      </w:r>
+      <w:r>
+        <w:t xml:space="preserve">por </w:t>
+      </w:r>
+      <w:r>
+        <w:t>30</w:t>
+      </w:r>
+      <w:r>
+        <w:t xml:space="preserve"> días</w:t>
+      </w:r>
+      <w:r>
+        <w:t xml:space="preserve"> continuos con acceso vía Gmail de Google con autentificación segura y automática.</w:t>
+      </w:r>
+    </w:p>
+    <w:p>
+      <w:pPr>
+        <w:numPr>
+          <w:ilvl w:val="0"/>
+          <w:numId w:val="4"/>
+        </w:numPr>
+        <w:jc w:val="both"/>
+      </w:pPr>
+      <w:r>
+        <w:t>Plataforma digital en línea atractiva, colaborativa entre clientes y operadores, fácil uso y adecuada para el manejo con smartphone con respaldo de base de datos y seguridad cibernética.</w:t>
+      </w:r>
+    </w:p>
+    <w:p>
+      <w:pPr>
+        <w:numPr>
+          <w:ilvl w:val="0"/>
+          <w:numId w:val="4"/>
+        </w:numPr>
+        <w:jc w:val="both"/>
+      </w:pPr>
+      <w:r>
+        <w:t>Registro de clientes finales</w:t>
+      </w:r>
+      <w:r>
+        <w:t xml:space="preserve"> en acordado con el administrador</w:t>
+      </w:r>
+      <w:r>
+        <w:t xml:space="preserve"> con contador de cupos disponibles según registro de clientes de forma automática y con opción a búsqueda de clientes.</w:t>
+      </w:r>
+    </w:p>
+    <w:p>
+      <w:pPr>
+        <w:numPr>
+          <w:ilvl w:val="0"/>
+          <w:numId w:val="4"/>
+        </w:numPr>
+        <w:jc w:val="both"/>
+      </w:pPr>
+      <w:r>
+        <w:t>Número de o</w:t>
+      </w:r>
+      <w:r>
+        <w:t xml:space="preserve">peradores </w:t>
+      </w:r>
+      <w:r>
+        <w:t xml:space="preserve">en </w:t>
+      </w:r>
+      <w:r>
+        <w:t xml:space="preserve">acordado con el administrador </w:t>
+      </w:r>
+      <w:r>
+        <w:t>en el país recepción y operador en el país de entrega.</w:t>
+      </w:r>
+    </w:p>
+    <w:p>
+      <w:pPr>
+        <w:numPr>
+          <w:ilvl w:val="0"/>
+          <w:numId w:val="4"/>
+        </w:numPr>
+        <w:jc w:val="both"/>
+      </w:pPr>
+      <w:r>
+        <w:t>Una sesión para el operador principal de Perú, quien es el gestor del negocio con toda la información centralizada.</w:t>
+      </w:r>
+    </w:p>
+    <w:p>
+      <w:pPr>
+        <w:numPr>
+          <w:ilvl w:val="0"/>
+          <w:numId w:val="4"/>
+        </w:numPr>
+        <w:jc w:val="both"/>
+      </w:pPr>
+      <w:r>
+        <w:t>Datos importantes para la gestión del negocio: Nombre, Logo, eslogan, datos personales (nombre y teléfono, correo), datos de plataformas digitales de transferencia de la moneda de recepción, datos de cuentas bancarias, registro de los operadores, horario de atención, tasa de la moneda de recepción/entrega, Tasa de adquisición, Tasa de Venta al cliente, % y comisiones operadores, % de rentabilidad del negocio, Comisiones y ganancia por operación y total de operaciones.</w:t>
+      </w:r>
+    </w:p>
+    <w:p>
+      <w:pPr>
+        <w:numPr>
+          <w:ilvl w:val="0"/>
+          <w:numId w:val="4"/>
+        </w:numPr>
+        <w:jc w:val="both"/>
+      </w:pPr>
+      <w:r>
+        <w:t>Listado de operaciones para la recepción de solicitudes de los clientes finales con todos los datos requeridos para la transferencia de la remesa, resumen de operaciones, carga de imágenes de depósitos (país de recepción/país de entrega), lista de operaciones realizadas y de revisión con check de validación de recepción de pago y de validación de los depósitos en el país de entrega de remesa.</w:t>
+      </w:r>
+    </w:p>
+    <w:p>
+      <w:pPr>
+        <w:numPr>
+          <w:ilvl w:val="0"/>
+          <w:numId w:val="4"/>
+        </w:numPr>
+        <w:jc w:val="both"/>
+      </w:pPr>
+      <w:r>
+        <w:t>Información automatiza y en tiempo real de indicaciones de fecha y hora de las operaciones, tiempo de respuesta entre operaciones en curso, realizadas, operaciones por revisión para la confirmación de validación de depósito pro los clientes y de alarma sonora en las sesiones de operadores (país recepción /país entrega) para la eficiente gestión de las remesas.</w:t>
+      </w:r>
+    </w:p>
+    <w:p>
+      <w:pPr>
+        <w:numPr>
+          <w:ilvl w:val="0"/>
+          <w:numId w:val="4"/>
+        </w:numPr>
+        <w:jc w:val="both"/>
+      </w:pPr>
+      <w:r>
+        <w:t>Respuesta automáticas e inmediatas de las operaciones de remesa a los clientes (país recepción /país entrega_benficiarios) por vía WhatsApp y Telegram.</w:t>
+      </w:r>
+    </w:p>
+    <w:p>
+      <w:pPr>
+        <w:numPr>
+          <w:ilvl w:val="0"/>
+          <w:numId w:val="4"/>
+        </w:numPr>
+        <w:jc w:val="both"/>
+      </w:pPr>
+      <w:r>
+        <w:t>Respuesta de información de enlaces para el acceso del equipo de operadores (país recepción /país entrega) por vía WhatsApp.</w:t>
+      </w:r>
+    </w:p>
+    <w:p>
+      <w:pPr>
+        <w:numPr>
+          <w:ilvl w:val="0"/>
+          <w:numId w:val="4"/>
+        </w:numPr>
+        <w:jc w:val="both"/>
+      </w:pPr>
+      <w:r>
+        <w:t xml:space="preserve">Resultado de estadísticas: total de operaciones realizadas, total de montos en la moneda de recepción/entrega con su total de Ganancias, resumen de operaciones por operadores (país recepción /país entrega), reporte por día, fecha específica, rango de fechas, mes, rango de meses, año y rango de años, gráficas de las operaciones resultados tipo barra, circular y lineal. </w:t>
+      </w:r>
+    </w:p>
+    <w:p>
+      <w:pPr>
+        <w:numPr>
+          <w:ilvl w:val="0"/>
+          <w:numId w:val="4"/>
+        </w:numPr>
+        <w:jc w:val="both"/>
+      </w:pPr>
+      <w:r>
+        <w:lastRenderedPageBreak/>
+        <w:t>Invitaciones automáticas por vía WhatsApp usando una Landing page altamente profesional con todos las funcionalidades y beneficios del servicio para la incorporación de clientes existente (migración a la plataforma) y nuevas captaciones de clientes en el país de recepción.</w:t>
+      </w:r>
+    </w:p>
+    <w:p>
+      <w:pPr>
+        <w:jc w:val="both"/>
+      </w:pPr>
+      <w:r>
+        <w:t xml:space="preserve">Los precios de cada plan están publicados en el sitio Web principal de </w:t>
+      </w:r>
+      <w:r>
+        <w:t>REMESAS PERU-VENEZUELA</w:t>
+      </w:r>
+      <w:r>
+        <w:t xml:space="preserve">. El ciclo de pago corresponde al plan seleccionado y se hace efectivo el uso en el momento del pago. La renovación del plan es notificada con anterioridad al Usuario principal para efectuar la respectiva renovación para evitar la suspensión de su uso, así como el cambio de </w:t>
+      </w:r>
+      <w:r>
+        <w:t>planes</w:t>
+      </w:r>
+      <w:r>
+        <w:t xml:space="preserve"> de la selección del Usuario principal. El precio de los planes de </w:t>
+      </w:r>
+      <w:r>
+        <w:t>REMESAS PERU-VENEZUELA</w:t>
+      </w:r>
+      <w:r>
+        <w:t xml:space="preserve"> contiene los impuestos que se derive en cada país.</w:t>
+      </w:r>
+    </w:p>
+    <w:p>
+      <w:pPr>
+        <w:jc w:val="both"/>
+        <w:rPr>
+          <w:b/>
+          <w:bCs/>
+        </w:rPr>
+      </w:pPr>
+      <w:r>
+        <w:rPr>
+          <w:b/>
+          <w:bCs/>
+        </w:rPr>
+        <w:t>Sobre Cancelaciones y reembolsos:</w:t>
+      </w:r>
+    </w:p>
+    <w:p>
+      <w:pPr>
+        <w:jc w:val="both"/>
+      </w:pPr>
+      <w:r>
+        <w:t>La cancelación del plan seleccionado por el Usuario principal es de absoluta libertad y debe ser notificada por el canal de soporte técnico que está debidamente facultada para realizar la solicitud. La cancelación del plan seleccionado no reconoce la devolución del dinero una vez pasado 3 días hábiles de la activación del plan seleccionado por el Usuario.</w:t>
+      </w:r>
+    </w:p>
+    <w:p>
+      <w:pPr>
+        <w:jc w:val="both"/>
+        <w:rPr>
+          <w:b/>
+          <w:bCs/>
+        </w:rPr>
+      </w:pPr>
+      <w:r>
+        <w:rPr>
+          <w:b/>
+          <w:bCs/>
+        </w:rPr>
+        <w:t>Sobre Uso aceptable:</w:t>
+      </w:r>
+    </w:p>
+    <w:p>
+      <w:pPr>
+        <w:jc w:val="both"/>
+      </w:pPr>
+      <w:r>
+        <w:t xml:space="preserve">El uso de </w:t>
+      </w:r>
+      <w:r>
+        <w:t>REMESAS PERU-VENEZUELA</w:t>
+      </w:r>
+      <w:r>
+        <w:t xml:space="preserve"> prohíbe el spam, el abuso de cualquier índole e ingeniería </w:t>
+      </w:r>
+      <w:r>
+        <w:t>inversa,</w:t>
+      </w:r>
+      <w:r>
+        <w:t xml:space="preserve"> así como la reventa. </w:t>
+      </w:r>
+    </w:p>
+    <w:p>
+      <w:pPr>
+        <w:jc w:val="both"/>
+        <w:rPr>
+          <w:b/>
+          <w:bCs/>
+        </w:rPr>
+      </w:pPr>
+      <w:r>
+        <w:rPr>
+          <w:b/>
+          <w:bCs/>
+        </w:rPr>
+        <w:t>Sobre Suspensión/terminación de cuentas que violen las reglas:</w:t>
+      </w:r>
+    </w:p>
+    <w:p>
+      <w:pPr>
+        <w:jc w:val="both"/>
+      </w:pPr>
+      <w:r>
+        <w:t>REMESAS PERU-VENEZUELA</w:t>
+      </w:r>
+      <w:r>
+        <w:t xml:space="preserve"> tiene toda la facultad y autoridad de realizar la suspensión y/o terminación del contrato con el Usuario que violen las reglas planteadas en este contrato ó las leyes de cada país que se encuentre el Usuario principal.</w:t>
+      </w:r>
+    </w:p>
+    <w:p>
+      <w:pPr>
+        <w:jc w:val="both"/>
+        <w:rPr>
+          <w:b/>
+          <w:bCs/>
+        </w:rPr>
+      </w:pPr>
+      <w:r>
+        <w:rPr>
+          <w:b/>
+          <w:bCs/>
+        </w:rPr>
+        <w:t>Sobre la Propiedad intelectual:</w:t>
+      </w:r>
+    </w:p>
+    <w:p>
+      <w:pPr>
+        <w:jc w:val="both"/>
+      </w:pPr>
+      <w:r>
+        <w:t xml:space="preserve">La propiedad intelectual de </w:t>
+      </w:r>
+      <w:r>
+        <w:t>REMESAS PERU-VENEZUELA</w:t>
+      </w:r>
+      <w:r>
+        <w:t>, la marca, diseño, software y su código es propiedad propia y el contenido que se aloje en la cuenta (según plan seleccionado) del Usuario principal es de su total</w:t>
+      </w:r>
+      <w:r>
+        <w:t xml:space="preserve"> uso</w:t>
+      </w:r>
       <w:r>
         <w:t>.</w:t>
       </w:r>
     </w:p>
     <w:p>
       <w:pPr>
-        <w:numPr>
-          <w:ilvl w:val="0"/>
-          <w:numId w:val="2"/>
-        </w:numPr>
-        <w:jc w:val="both"/>
-      </w:pPr>
-      <w:r>
-        <w:t>Respuesta de información de enlaces para el acceso del equipo de operadores (país recepción /país entrega) por vía WhatsApp.</w:t>
-      </w:r>
-    </w:p>
-    <w:p>
-      <w:pPr>
-        <w:numPr>
-          <w:ilvl w:val="0"/>
-          <w:numId w:val="2"/>
-        </w:numPr>
-        <w:jc w:val="both"/>
-      </w:pPr>
-      <w:r>
-        <w:t>Resultado de estadísticas: total de operaciones realizadas, total de montos en la moneda de recepción/entrega</w:t>
-      </w:r>
-      <w:r>
-        <w:t xml:space="preserve"> con su total de Ganancias</w:t>
-      </w:r>
-      <w:r>
-        <w:t xml:space="preserve">, </w:t>
-      </w:r>
-      <w:r>
-        <w:t xml:space="preserve">resumen de operaciones por operadores </w:t>
-      </w:r>
-      <w:r>
-        <w:t>(país recepción /país entrega)</w:t>
-      </w:r>
-      <w:r>
-        <w:t xml:space="preserve">, </w:t>
-      </w:r>
-      <w:r>
-        <w:t>reporte por día, fecha específica, rango de fechas, mes, rango de mes</w:t>
-      </w:r>
-      <w:r>
-        <w:t>es</w:t>
-      </w:r>
-      <w:r>
-        <w:t>, año y rango de año</w:t>
-      </w:r>
-      <w:r>
-        <w:t>s</w:t>
-      </w:r>
-      <w:r>
-        <w:t xml:space="preserve">, gráficas de las operaciones resultados tipo barra, circular y lineal. </w:t>
-      </w:r>
-    </w:p>
-    <w:p>
-      <w:pPr>
-        <w:numPr>
-          <w:ilvl w:val="0"/>
-          <w:numId w:val="2"/>
-        </w:numPr>
-        <w:jc w:val="both"/>
-      </w:pPr>
-      <w:r>
-        <w:t>Invitaciones automáticas p</w:t>
-      </w:r>
-      <w:r>
-        <w:t>or</w:t>
-      </w:r>
-      <w:r>
-        <w:t xml:space="preserve"> vía WhatsApp usando una Landing page altamente profesional con todos las funcionalidades y beneficios del servicio para la incorporación de clientes existente (migración a la plataforma) y nuevas captaciones de clientes en el país de recepción.</w:t>
-      </w:r>
-    </w:p>
-    <w:p>
-      <w:pPr>
-        <w:numPr>
-          <w:ilvl w:val="0"/>
-          <w:numId w:val="2"/>
-        </w:numPr>
-        <w:jc w:val="both"/>
-      </w:pPr>
-      <w:r>
-        <w:t>Exportaciones en EXCEL y PDF: Descarga de resultado de operaciones según estadísticas seleccionadas con lista su lista respectiva en formato EXCEL y PDF, descarga de gráficos de estadísticas, descarga de clientes registrados en formato EXCEL y PDF.</w:t>
-      </w:r>
-    </w:p>
-    <w:p>
-      <w:pPr>
-        <w:numPr>
-          <w:ilvl w:val="0"/>
-          <w:numId w:val="2"/>
-        </w:numPr>
-        <w:jc w:val="both"/>
-      </w:pPr>
-      <w:r>
-        <w:t>Soporte técnico y asesorías en línea 24/7.</w:t>
-      </w:r>
-    </w:p>
-    <w:p>
-      <w:pPr>
-        <w:numPr>
-          <w:ilvl w:val="0"/>
-          <w:numId w:val="2"/>
-        </w:numPr>
-        <w:jc w:val="both"/>
-      </w:pPr>
-      <w:r>
-        <w:t xml:space="preserve">Herramientas para el marketing </w:t>
-      </w:r>
-      <w:r>
-        <w:t>orgánico</w:t>
-      </w:r>
-      <w:r>
-        <w:t xml:space="preserve"> e inorgánico con uso de IA. Próximamente - en creación. </w:t>
-      </w:r>
-    </w:p>
-    <w:p>
-      <w:pPr>
-        <w:numPr>
-          <w:ilvl w:val="0"/>
-          <w:numId w:val="2"/>
-        </w:numPr>
-        <w:jc w:val="both"/>
-      </w:pPr>
-      <w:r>
-        <w:t>Mejoras continuas en programación y desarrollo Web, usabilidad, automatizaciones y herramientas e IA. Próximamente - en creación.</w:t>
-      </w:r>
-    </w:p>
-    <w:p>
-      <w:pPr>
-        <w:jc w:val="both"/>
-        <w:rPr>
-          <w:b/>
-          <w:bCs/>
-        </w:rPr>
-      </w:pPr>
-      <w:r>
-        <w:rPr>
-          <w:b/>
-          <w:bCs/>
-        </w:rPr>
-        <w:t xml:space="preserve">Sobre los planes de </w:t>
-      </w:r>
-      <w:r>
-        <w:rPr>
-          <w:b/>
-          <w:bCs/>
-        </w:rPr>
+        <w:jc w:val="both"/>
+        <w:rPr>
+          <w:b/>
+          <w:bCs/>
+        </w:rPr>
+      </w:pPr>
+      <w:r>
+        <w:rPr>
+          <w:b/>
+          <w:bCs/>
+        </w:rPr>
+        <w:t>TÉRMINOS DE SEGURIDAD Y PRIVACIDAD</w:t>
+      </w:r>
+    </w:p>
+    <w:p>
+      <w:pPr>
+        <w:jc w:val="both"/>
+      </w:pPr>
+      <w:r>
         <w:t>REMESAS PERU-VENEZUELA</w:t>
       </w:r>
       <w:r>
-        <w:rPr>
-          <w:b/>
-          <w:bCs/>
-        </w:rPr>
-        <w:t xml:space="preserve">, se ofrecen </w:t>
-      </w:r>
-      <w:r>
-        <w:rPr>
-          <w:b/>
-          <w:bCs/>
-        </w:rPr>
-        <w:t>4</w:t>
-      </w:r>
-      <w:r>
-        <w:rPr>
-          <w:b/>
-          <w:bCs/>
-        </w:rPr>
-        <w:t xml:space="preserve"> planes:</w:t>
-      </w:r>
-    </w:p>
-    <w:p>
-      <w:pPr>
-        <w:jc w:val="both"/>
-        <w:rPr>
-          <w:b/>
-          <w:bCs/>
-        </w:rPr>
-      </w:pPr>
-      <w:r>
-        <w:rPr>
-          <w:b/>
-          <w:bCs/>
-        </w:rPr>
-        <w:t>Plan STARTER (pago mensual, 30 días) y contiene:</w:t>
-      </w:r>
-    </w:p>
-    <w:p>
-      <w:pPr>
-        <w:numPr>
-          <w:ilvl w:val="0"/>
-          <w:numId w:val="2"/>
-        </w:numPr>
-        <w:jc w:val="both"/>
-      </w:pPr>
-      <w:r>
-        <w:t xml:space="preserve">Acceso completo a la plataforma </w:t>
-      </w:r>
-      <w:r>
-        <w:t xml:space="preserve">digital </w:t>
-      </w:r>
-      <w:r>
-        <w:t xml:space="preserve">por </w:t>
-      </w:r>
-      <w:r>
-        <w:t>30</w:t>
-      </w:r>
-      <w:r>
-        <w:t xml:space="preserve"> días</w:t>
-      </w:r>
-      <w:r>
-        <w:t xml:space="preserve"> continuos con acceso vía Gmail de Google con autentificación segura y automática.</w:t>
-      </w:r>
-    </w:p>
-    <w:p>
-      <w:pPr>
-        <w:numPr>
-          <w:ilvl w:val="0"/>
-          <w:numId w:val="2"/>
-        </w:numPr>
-        <w:jc w:val="both"/>
-      </w:pPr>
-      <w:r>
-        <w:t>Plataforma digital en línea atractiva, colaborativa entre clientes y operadores, fácil uso y adecuada para el manejo con smartphone con respaldo de base de datos y seguridad cibernética.</w:t>
-      </w:r>
-    </w:p>
-    <w:p>
-      <w:pPr>
-        <w:numPr>
-          <w:ilvl w:val="0"/>
-          <w:numId w:val="2"/>
-        </w:numPr>
-        <w:jc w:val="both"/>
-      </w:pPr>
-      <w:r>
-        <w:t>Registro hasta 100 clientes finales con contador de cupos disponibles según registro de clientes de forma automática y con opción a búsqueda de clientes.</w:t>
-      </w:r>
-    </w:p>
-    <w:p>
-      <w:pPr>
-        <w:numPr>
-          <w:ilvl w:val="0"/>
-          <w:numId w:val="2"/>
-        </w:numPr>
-        <w:jc w:val="both"/>
-      </w:pPr>
-      <w:r>
-        <w:t xml:space="preserve">Hasta </w:t>
-      </w:r>
-      <w:r>
-        <w:t>2</w:t>
-      </w:r>
-      <w:r>
-        <w:t xml:space="preserve"> </w:t>
-      </w:r>
-      <w:r>
-        <w:t>operadores en el país recepción y 2 operador en el país de entrega.</w:t>
-      </w:r>
-    </w:p>
-    <w:p>
-      <w:pPr>
-        <w:numPr>
-          <w:ilvl w:val="0"/>
-          <w:numId w:val="2"/>
-        </w:numPr>
-        <w:jc w:val="both"/>
-      </w:pPr>
-      <w:r>
-        <w:t>Datos importantes para la gestión del negocio: Nombre, Logo, eslogan, datos personales (nombre y teléfono, correo), datos de plataformas digitales de transferencia de la moneda de recepción, datos de cuentas bancarias, registro de los operadores, horario de atención, tasa de la moneda de recepción/entrega, % de rentabilidad y ganancia por operación y total de operaciones.</w:t>
-      </w:r>
-    </w:p>
-    <w:p>
-      <w:pPr>
-        <w:numPr>
-          <w:ilvl w:val="0"/>
-          <w:numId w:val="2"/>
-        </w:numPr>
-        <w:jc w:val="both"/>
-      </w:pPr>
-      <w:r>
-        <w:t xml:space="preserve">Listado de operaciones para la recepción de solicitudes de los clientes finales con todos los datos requeridos para la transferencia de la remesa, resumen de operaciones, carga de imágenes de depósitos (país de recepción/país de entrega), lista de operaciones realizadas y de revisión con </w:t>
-      </w:r>
-      <w:proofErr w:type="spellStart"/>
-      <w:r>
-        <w:lastRenderedPageBreak/>
-        <w:t>check</w:t>
-      </w:r>
-      <w:proofErr w:type="spellEnd"/>
-      <w:r>
-        <w:t xml:space="preserve"> de validación de recepción de pago y de validación de los depósitos en el país de entrega de remesa.</w:t>
-      </w:r>
-    </w:p>
-    <w:p>
-      <w:pPr>
-        <w:numPr>
-          <w:ilvl w:val="0"/>
-          <w:numId w:val="2"/>
-        </w:numPr>
-        <w:jc w:val="both"/>
-      </w:pPr>
-      <w:r>
-        <w:t>Información automatiza y en tiempo real de indicaciones de fecha y hora de las operaciones, tiempo de respuesta entre operaciones en curso, realizadas, operaciones por revisión para la confirmación de validación de depósito pro los clientes y de alarma sonora en las sesiones de operadores (país recepción /país entrega) para la eficiente gestión de las remesas.</w:t>
-      </w:r>
-    </w:p>
-    <w:p>
-      <w:pPr>
-        <w:numPr>
-          <w:ilvl w:val="0"/>
-          <w:numId w:val="2"/>
-        </w:numPr>
-        <w:jc w:val="both"/>
-      </w:pPr>
-      <w:r>
-        <w:t xml:space="preserve">Respuesta automáticas e inmediatas de las operaciones de remesa a los clientes (país recepción /país </w:t>
-      </w:r>
-      <w:proofErr w:type="spellStart"/>
-      <w:r>
-        <w:t>entrega_benficiarios</w:t>
-      </w:r>
-      <w:proofErr w:type="spellEnd"/>
-      <w:r>
-        <w:t xml:space="preserve">) por vía WhatsApp y </w:t>
-      </w:r>
-      <w:proofErr w:type="spellStart"/>
-      <w:r>
-        <w:t>Telegram</w:t>
-      </w:r>
-      <w:proofErr w:type="spellEnd"/>
-      <w:r>
-        <w:t>.</w:t>
-      </w:r>
-    </w:p>
-    <w:p>
-      <w:pPr>
-        <w:numPr>
-          <w:ilvl w:val="0"/>
-          <w:numId w:val="2"/>
-        </w:numPr>
-        <w:jc w:val="both"/>
-      </w:pPr>
-      <w:r>
-        <w:t>Respuesta de información de enlaces para el acceso del equipo de operadores (país recepción /país entrega) por vía WhatsApp.</w:t>
-      </w:r>
-    </w:p>
-    <w:p>
-      <w:pPr>
-        <w:numPr>
-          <w:ilvl w:val="0"/>
-          <w:numId w:val="2"/>
-        </w:numPr>
-        <w:jc w:val="both"/>
-      </w:pPr>
-      <w:r>
-        <w:t xml:space="preserve">Resultado de estadísticas: total de operaciones realizadas, total de montos en la moneda de recepción/entrega con su total de Ganancias, resumen de operaciones por operadores (país recepción /país entrega), reporte por día, fecha específica, rango de fechas, mes, rango de meses, año y rango de años, gráficas de las operaciones resultados tipo barra, circular y lineal. </w:t>
-      </w:r>
-    </w:p>
-    <w:p>
-      <w:pPr>
-        <w:numPr>
-          <w:ilvl w:val="0"/>
-          <w:numId w:val="2"/>
-        </w:numPr>
-        <w:jc w:val="both"/>
-      </w:pPr>
-      <w:r>
-        <w:t>Invitaciones automáticas por vía WhatsApp usando una Landing page altamente profesional con todos las funcionalidades y beneficios del servicio para la incorporación de clientes existente (migración a la plataforma) y nuevas captaciones de clientes en el país de recepción.</w:t>
-      </w:r>
-    </w:p>
-    <w:p>
-      <w:pPr>
-        <w:numPr>
-          <w:ilvl w:val="0"/>
-          <w:numId w:val="2"/>
-        </w:numPr>
-        <w:jc w:val="both"/>
-      </w:pPr>
-      <w:r>
-        <w:t>Exportaciones en EXCEL y PDF: Descarga de resultado de operaciones según estadísticas seleccionadas con lista su lista respectiva en formato EXCEL y PDF, descarga de gráficos de estadísticas, descarga de clientes registrados en formato EXCEL y PDF.</w:t>
-      </w:r>
-    </w:p>
-    <w:p>
-      <w:pPr>
-        <w:numPr>
-          <w:ilvl w:val="0"/>
-          <w:numId w:val="2"/>
-        </w:numPr>
-        <w:jc w:val="both"/>
-      </w:pPr>
-      <w:r>
-        <w:t>Soporte técnico y asesorías en línea 24/7.</w:t>
-      </w:r>
-    </w:p>
-    <w:p>
-      <w:pPr>
-        <w:numPr>
-          <w:ilvl w:val="0"/>
-          <w:numId w:val="2"/>
-        </w:numPr>
-        <w:jc w:val="both"/>
-      </w:pPr>
-      <w:r>
-        <w:t xml:space="preserve">Herramientas para el marketing orgánico e inorgánico con uso de IA. Próximamente - en creación. </w:t>
-      </w:r>
-    </w:p>
-    <w:p>
-      <w:pPr>
-        <w:numPr>
-          <w:ilvl w:val="0"/>
-          <w:numId w:val="2"/>
-        </w:numPr>
-        <w:jc w:val="both"/>
-      </w:pPr>
-      <w:r>
-        <w:t>Mejoras continuas en programación y desarrollo Web, usabilidad, automatizaciones y herramientas e IA. Próximamente - en creación.</w:t>
-      </w:r>
-    </w:p>
-    <w:p>
-      <w:pPr>
-        <w:jc w:val="both"/>
-        <w:rPr>
-          <w:b/>
-          <w:bCs/>
-        </w:rPr>
-      </w:pPr>
-      <w:r>
-        <w:rPr>
-          <w:b/>
-          <w:bCs/>
-        </w:rPr>
-        <w:t xml:space="preserve">PRO (pago </w:t>
-      </w:r>
-      <w:r>
-        <w:rPr>
-          <w:b/>
-          <w:bCs/>
-        </w:rPr>
-        <w:t>mensual</w:t>
-      </w:r>
-      <w:r>
-        <w:rPr>
-          <w:b/>
-          <w:bCs/>
-        </w:rPr>
-        <w:t xml:space="preserve">, </w:t>
-      </w:r>
-      <w:r>
-        <w:rPr>
-          <w:b/>
-          <w:bCs/>
-        </w:rPr>
-        <w:t>30</w:t>
-      </w:r>
-      <w:r>
-        <w:rPr>
-          <w:b/>
-          <w:bCs/>
-        </w:rPr>
-        <w:t xml:space="preserve"> días) y contiene:</w:t>
-      </w:r>
-    </w:p>
-    <w:p>
-      <w:pPr>
-        <w:numPr>
-          <w:ilvl w:val="0"/>
-          <w:numId w:val="2"/>
-        </w:numPr>
-        <w:jc w:val="both"/>
-      </w:pPr>
-      <w:r>
-        <w:t xml:space="preserve">Acceso completo a la plataforma </w:t>
-      </w:r>
-      <w:r>
-        <w:t xml:space="preserve">digital </w:t>
-      </w:r>
-      <w:r>
-        <w:t xml:space="preserve">por </w:t>
-      </w:r>
-      <w:r>
-        <w:t>30</w:t>
-      </w:r>
-      <w:r>
-        <w:t xml:space="preserve"> días</w:t>
-      </w:r>
-      <w:r>
-        <w:t xml:space="preserve"> continuos con acceso vía Gmail de Google con autentificación segura y automática.</w:t>
-      </w:r>
-    </w:p>
-    <w:p>
-      <w:pPr>
-        <w:numPr>
-          <w:ilvl w:val="0"/>
-          <w:numId w:val="2"/>
-        </w:numPr>
-        <w:jc w:val="both"/>
-      </w:pPr>
-      <w:r>
-        <w:t>Plataforma digital en línea atractiva, colaborativa entre clientes y operadores, fácil uso y adecuada para el manejo con smartphone con respaldo de base de datos y seguridad cibernética.</w:t>
-      </w:r>
-    </w:p>
-    <w:p>
-      <w:pPr>
-        <w:numPr>
-          <w:ilvl w:val="0"/>
-          <w:numId w:val="2"/>
-        </w:numPr>
-        <w:jc w:val="both"/>
-      </w:pPr>
-      <w:r>
-        <w:t xml:space="preserve">Registro hasta </w:t>
-      </w:r>
-      <w:r>
-        <w:t>2</w:t>
-      </w:r>
-      <w:r>
-        <w:t>00 clientes finales con contador de cupos disponibles según registro de clientes de forma automática y con opción a búsqueda de clientes.</w:t>
-      </w:r>
-    </w:p>
-    <w:p>
-      <w:pPr>
-        <w:numPr>
-          <w:ilvl w:val="0"/>
-          <w:numId w:val="2"/>
-        </w:numPr>
-        <w:jc w:val="both"/>
-      </w:pPr>
-      <w:r>
-        <w:t xml:space="preserve">Hasta </w:t>
-      </w:r>
-      <w:r>
-        <w:t>3</w:t>
-      </w:r>
-      <w:r>
-        <w:t xml:space="preserve"> </w:t>
-      </w:r>
-      <w:r>
-        <w:t xml:space="preserve">operadores en el país recepción y </w:t>
-      </w:r>
-      <w:r>
-        <w:t>3</w:t>
-      </w:r>
-      <w:r>
-        <w:t xml:space="preserve"> operador en el país de entrega.</w:t>
-      </w:r>
-    </w:p>
-    <w:p>
-      <w:pPr>
-        <w:numPr>
-          <w:ilvl w:val="0"/>
-          <w:numId w:val="2"/>
-        </w:numPr>
-        <w:jc w:val="both"/>
-      </w:pPr>
-      <w:r>
-        <w:t>Datos importantes para la gestión del negocio: Nombre, Logo, eslogan, datos personales (nombre y teléfono, correo), datos de plataformas digitales de transferencia de la moneda de recepción, datos de cuentas bancarias, registro de los operadores, horario de atención, tasa de la moneda de recepción/entrega, % de rentabilidad y ganancia por operación y total de operaciones.</w:t>
-      </w:r>
-    </w:p>
-    <w:p>
-      <w:pPr>
-        <w:numPr>
-          <w:ilvl w:val="0"/>
-          <w:numId w:val="2"/>
-        </w:numPr>
-        <w:jc w:val="both"/>
-      </w:pPr>
-      <w:r>
-        <w:t xml:space="preserve">Listado de operaciones para la recepción de solicitudes de los clientes finales con todos los datos requeridos para la transferencia de la remesa, resumen de operaciones, carga de imágenes de depósitos (país de recepción/país de entrega), lista de operaciones realizadas y de revisión con </w:t>
-      </w:r>
-      <w:proofErr w:type="spellStart"/>
-      <w:r>
-        <w:lastRenderedPageBreak/>
-        <w:t>check</w:t>
-      </w:r>
-      <w:proofErr w:type="spellEnd"/>
-      <w:r>
-        <w:t xml:space="preserve"> de validación de recepción de pago y de validación de los depósitos en el país de entrega de remesa.</w:t>
-      </w:r>
-    </w:p>
-    <w:p>
-      <w:pPr>
-        <w:numPr>
-          <w:ilvl w:val="0"/>
-          <w:numId w:val="2"/>
-        </w:numPr>
-        <w:jc w:val="both"/>
-      </w:pPr>
-      <w:r>
-        <w:t>Información automatiza y en tiempo real de indicaciones de fecha y hora de las operaciones, tiempo de respuesta entre operaciones en curso, realizadas, operaciones por revisión para la confirmación de validación de depósito pro los clientes y de alarma sonora en las sesiones de operadores (país recepción /país entrega) para la eficiente gestión de las remesas.</w:t>
-      </w:r>
-    </w:p>
-    <w:p>
-      <w:pPr>
-        <w:numPr>
-          <w:ilvl w:val="0"/>
-          <w:numId w:val="2"/>
-        </w:numPr>
-        <w:jc w:val="both"/>
-      </w:pPr>
-      <w:r>
-        <w:t xml:space="preserve">Respuesta automáticas e inmediatas de las operaciones de remesa a los clientes (país recepción /país </w:t>
-      </w:r>
-      <w:proofErr w:type="spellStart"/>
-      <w:r>
-        <w:t>entrega_benficiarios</w:t>
-      </w:r>
-      <w:proofErr w:type="spellEnd"/>
-      <w:r>
-        <w:t xml:space="preserve">) por vía WhatsApp y </w:t>
-      </w:r>
-      <w:proofErr w:type="spellStart"/>
-      <w:r>
-        <w:t>Telegram</w:t>
-      </w:r>
-      <w:proofErr w:type="spellEnd"/>
-      <w:r>
-        <w:t>.</w:t>
-      </w:r>
-    </w:p>
-    <w:p>
-      <w:pPr>
-        <w:numPr>
-          <w:ilvl w:val="0"/>
-          <w:numId w:val="2"/>
-        </w:numPr>
-        <w:jc w:val="both"/>
-      </w:pPr>
-      <w:r>
-        <w:t>Respuesta de información de enlaces para el acceso del equipo de operadores (país recepción /país entrega) por vía WhatsApp.</w:t>
-      </w:r>
-    </w:p>
-    <w:p>
-      <w:pPr>
-        <w:numPr>
-          <w:ilvl w:val="0"/>
-          <w:numId w:val="2"/>
-        </w:numPr>
-        <w:jc w:val="both"/>
-      </w:pPr>
-      <w:r>
-        <w:t xml:space="preserve">Resultado de estadísticas: total de operaciones realizadas, total de montos en la moneda de recepción/entrega con su total de Ganancias, resumen de operaciones por operadores (país recepción /país entrega), reporte por día, fecha específica, rango de fechas, mes, rango de meses, año y rango de años, gráficas de las operaciones resultados tipo barra, circular y lineal. </w:t>
-      </w:r>
-    </w:p>
-    <w:p>
-      <w:pPr>
-        <w:numPr>
-          <w:ilvl w:val="0"/>
-          <w:numId w:val="2"/>
-        </w:numPr>
-        <w:jc w:val="both"/>
-      </w:pPr>
-      <w:r>
-        <w:t>Invitaciones automáticas por vía WhatsApp usando una Landing page altamente profesional con todos las funcionalidades y beneficios del servicio para la incorporación de clientes existente (migración a la plataforma) y nuevas captaciones de clientes en el país de recepción.</w:t>
-      </w:r>
-    </w:p>
-    <w:p>
-      <w:pPr>
-        <w:numPr>
-          <w:ilvl w:val="0"/>
-          <w:numId w:val="2"/>
-        </w:numPr>
-        <w:jc w:val="both"/>
-      </w:pPr>
-      <w:r>
-        <w:t>Exportaciones en EXCEL y PDF: Descarga de resultado de operaciones según estadísticas seleccionadas con lista su lista respectiva en formato EXCEL y PDF, descarga de gráficos de estadísticas, descarga de clientes registrados en formato EXCEL y PDF.</w:t>
-      </w:r>
-    </w:p>
-    <w:p>
-      <w:pPr>
-        <w:numPr>
-          <w:ilvl w:val="0"/>
-          <w:numId w:val="2"/>
-        </w:numPr>
-        <w:jc w:val="both"/>
-      </w:pPr>
-      <w:r>
-        <w:t>Soporte técnico y asesorías en línea 24/7.</w:t>
-      </w:r>
-    </w:p>
-    <w:p>
-      <w:pPr>
-        <w:numPr>
-          <w:ilvl w:val="0"/>
-          <w:numId w:val="2"/>
-        </w:numPr>
-        <w:jc w:val="both"/>
-      </w:pPr>
-      <w:r>
-        <w:t xml:space="preserve">Herramientas para el marketing orgánico e inorgánico con uso de IA. Próximamente - en creación. </w:t>
-      </w:r>
-    </w:p>
-    <w:p>
-      <w:pPr>
-        <w:numPr>
-          <w:ilvl w:val="0"/>
-          <w:numId w:val="2"/>
-        </w:numPr>
-        <w:jc w:val="both"/>
-      </w:pPr>
-      <w:r>
-        <w:t>Mejoras continuas en programación y desarrollo Web, usabilidad, automatizaciones y herramientas e IA. Próximamente - en creación.</w:t>
-      </w:r>
-    </w:p>
-    <w:p>
-      <w:pPr>
-        <w:jc w:val="both"/>
-        <w:rPr>
-          <w:b/>
-          <w:bCs/>
-        </w:rPr>
-      </w:pPr>
-      <w:r>
-        <w:rPr>
-          <w:b/>
-          <w:bCs/>
-        </w:rPr>
-        <w:t xml:space="preserve">EXPERT </w:t>
-      </w:r>
-      <w:r>
-        <w:rPr>
-          <w:b/>
-          <w:bCs/>
-        </w:rPr>
-        <w:t xml:space="preserve">(pago </w:t>
-      </w:r>
-      <w:proofErr w:type="gramStart"/>
-      <w:r>
-        <w:rPr>
-          <w:b/>
-          <w:bCs/>
-        </w:rPr>
-        <w:t>mensual  30</w:t>
-      </w:r>
-      <w:proofErr w:type="gramEnd"/>
-      <w:r>
-        <w:rPr>
-          <w:b/>
-          <w:bCs/>
-        </w:rPr>
-        <w:t xml:space="preserve"> días)</w:t>
-      </w:r>
-      <w:r>
-        <w:rPr>
-          <w:b/>
-          <w:bCs/>
-        </w:rPr>
-        <w:t xml:space="preserve"> y contiene:</w:t>
-      </w:r>
-    </w:p>
-    <w:p>
-      <w:pPr>
-        <w:numPr>
-          <w:ilvl w:val="0"/>
-          <w:numId w:val="4"/>
-        </w:numPr>
-        <w:jc w:val="both"/>
-      </w:pPr>
-      <w:r>
-        <w:t xml:space="preserve">Acceso completo a la plataforma </w:t>
-      </w:r>
-      <w:r>
-        <w:t xml:space="preserve">digital </w:t>
-      </w:r>
-      <w:r>
-        <w:t xml:space="preserve">por </w:t>
-      </w:r>
-      <w:r>
-        <w:t>30</w:t>
-      </w:r>
-      <w:r>
-        <w:t xml:space="preserve"> días</w:t>
-      </w:r>
-      <w:r>
-        <w:t xml:space="preserve"> continuos con acceso vía Gmail de Google con autentificación segura y automática.</w:t>
-      </w:r>
-    </w:p>
-    <w:p>
-      <w:pPr>
-        <w:numPr>
-          <w:ilvl w:val="0"/>
-          <w:numId w:val="4"/>
-        </w:numPr>
-        <w:jc w:val="both"/>
-      </w:pPr>
-      <w:r>
-        <w:t>Plataforma digital en línea atractiva, colaborativa entre clientes y operadores, fácil uso y adecuada para el manejo con smartphone con respaldo de base de datos y seguridad cibernética.</w:t>
-      </w:r>
-    </w:p>
-    <w:p>
-      <w:pPr>
-        <w:numPr>
-          <w:ilvl w:val="0"/>
-          <w:numId w:val="4"/>
-        </w:numPr>
-        <w:jc w:val="both"/>
-      </w:pPr>
-      <w:r>
-        <w:t xml:space="preserve">Registro hasta </w:t>
-      </w:r>
-      <w:r>
-        <w:t>3</w:t>
-      </w:r>
-      <w:r>
-        <w:t>00 clientes finales con contador de cupos disponibles según registro de clientes de forma automática y con opción a búsqueda de clientes.</w:t>
-      </w:r>
-    </w:p>
-    <w:p>
-      <w:pPr>
-        <w:numPr>
-          <w:ilvl w:val="0"/>
-          <w:numId w:val="4"/>
-        </w:numPr>
-        <w:jc w:val="both"/>
-      </w:pPr>
-      <w:r>
-        <w:t xml:space="preserve">Hasta </w:t>
-      </w:r>
-      <w:r>
-        <w:t>4</w:t>
-      </w:r>
-      <w:r>
-        <w:t xml:space="preserve"> </w:t>
-      </w:r>
-      <w:r>
-        <w:t xml:space="preserve">operadores en el país recepción y </w:t>
-      </w:r>
-      <w:r>
-        <w:t>hasta 4</w:t>
-      </w:r>
-      <w:r>
-        <w:t xml:space="preserve"> operador en el país de entrega.</w:t>
-      </w:r>
-    </w:p>
-    <w:p>
-      <w:pPr>
-        <w:numPr>
-          <w:ilvl w:val="0"/>
-          <w:numId w:val="4"/>
-        </w:numPr>
-        <w:jc w:val="both"/>
-      </w:pPr>
-      <w:r>
-        <w:t>Datos importantes para la gestión del negocio: Nombre, Logo, eslogan, datos personales (nombre y teléfono, correo), datos de plataformas digitales de transferencia de la moneda de recepción, datos de cuentas bancarias, registro de los operadores, horario de atención, tasa de la moneda de recepción/entrega, % de rentabilidad y ganancia por operación y total de operaciones.</w:t>
-      </w:r>
-    </w:p>
-    <w:p>
-      <w:pPr>
-        <w:numPr>
-          <w:ilvl w:val="0"/>
-          <w:numId w:val="4"/>
-        </w:numPr>
-        <w:jc w:val="both"/>
-      </w:pPr>
-      <w:r>
-        <w:t xml:space="preserve">Listado de operaciones para la recepción de solicitudes de los clientes finales con todos los datos requeridos para la transferencia de la remesa, resumen de operaciones, carga de imágenes de depósitos (país de recepción/país de entrega), lista de operaciones realizadas y de revisión con </w:t>
-      </w:r>
-      <w:proofErr w:type="spellStart"/>
-      <w:r>
-        <w:lastRenderedPageBreak/>
-        <w:t>check</w:t>
-      </w:r>
-      <w:proofErr w:type="spellEnd"/>
-      <w:r>
-        <w:t xml:space="preserve"> de validación de recepción de pago y de validación de los depósitos en el país de entrega de remesa.</w:t>
-      </w:r>
-    </w:p>
-    <w:p>
-      <w:pPr>
-        <w:numPr>
-          <w:ilvl w:val="0"/>
-          <w:numId w:val="4"/>
-        </w:numPr>
-        <w:jc w:val="both"/>
-      </w:pPr>
-      <w:r>
-        <w:t>Información automatiza y en tiempo real de indicaciones de fecha y hora de las operaciones, tiempo de respuesta entre operaciones en curso, realizadas, operaciones por revisión para la confirmación de validación de depósito pro los clientes y de alarma sonora en las sesiones de operadores (país recepción /país entrega) para la eficiente gestión de las remesas.</w:t>
-      </w:r>
-    </w:p>
-    <w:p>
-      <w:pPr>
-        <w:numPr>
-          <w:ilvl w:val="0"/>
-          <w:numId w:val="4"/>
-        </w:numPr>
-        <w:jc w:val="both"/>
-      </w:pPr>
-      <w:r>
-        <w:t xml:space="preserve">Respuesta automáticas e inmediatas de las operaciones de remesa a los clientes (país recepción /país </w:t>
-      </w:r>
-      <w:proofErr w:type="spellStart"/>
-      <w:r>
-        <w:t>entrega_benficiarios</w:t>
-      </w:r>
-      <w:proofErr w:type="spellEnd"/>
-      <w:r>
-        <w:t xml:space="preserve">) por vía WhatsApp y </w:t>
-      </w:r>
-      <w:proofErr w:type="spellStart"/>
-      <w:r>
-        <w:t>Telegram</w:t>
-      </w:r>
-      <w:proofErr w:type="spellEnd"/>
-      <w:r>
-        <w:t>.</w:t>
-      </w:r>
-    </w:p>
-    <w:p>
-      <w:pPr>
-        <w:numPr>
-          <w:ilvl w:val="0"/>
-          <w:numId w:val="4"/>
-        </w:numPr>
-        <w:jc w:val="both"/>
-      </w:pPr>
-      <w:r>
-        <w:t>Respuesta de información de enlaces para el acceso del equipo de operadores (país recepción /país entrega) por vía WhatsApp.</w:t>
-      </w:r>
-    </w:p>
-    <w:p>
-      <w:pPr>
-        <w:numPr>
-          <w:ilvl w:val="0"/>
-          <w:numId w:val="4"/>
-        </w:numPr>
-        <w:jc w:val="both"/>
-      </w:pPr>
-      <w:r>
-        <w:t xml:space="preserve">Resultado de estadísticas: total de operaciones realizadas, total de montos en la moneda de recepción/entrega con su total de Ganancias, resumen de operaciones por operadores (país recepción /país entrega), reporte por día, fecha específica, rango de fechas, mes, rango de meses, año y rango de años, gráficas de las operaciones resultados tipo barra, circular y lineal. </w:t>
-      </w:r>
-    </w:p>
-    <w:p>
-      <w:pPr>
-        <w:numPr>
-          <w:ilvl w:val="0"/>
-          <w:numId w:val="4"/>
-        </w:numPr>
-        <w:jc w:val="both"/>
-      </w:pPr>
-      <w:r>
-        <w:t>Invitaciones automáticas por vía WhatsApp usando una Landing page altamente profesional con todos las funcionalidades y beneficios del servicio para la incorporación de clientes existente (migración a la plataforma) y nuevas captaciones de clientes en el país de recepción.</w:t>
-      </w:r>
-    </w:p>
-    <w:p>
-      <w:pPr>
-        <w:numPr>
-          <w:ilvl w:val="0"/>
-          <w:numId w:val="4"/>
-        </w:numPr>
-        <w:jc w:val="both"/>
-      </w:pPr>
-      <w:r>
-        <w:t>Exportaciones en EXCEL y PDF: Descarga de resultado de operaciones según estadísticas seleccionadas con lista su lista respectiva en formato EXCEL y PDF, descarga de gráficos de estadísticas, descarga de clientes registrados en formato EXCEL y PDF.</w:t>
-      </w:r>
-    </w:p>
-    <w:p>
-      <w:pPr>
-        <w:numPr>
-          <w:ilvl w:val="0"/>
-          <w:numId w:val="4"/>
-        </w:numPr>
-        <w:jc w:val="both"/>
-      </w:pPr>
-      <w:r>
-        <w:t>Soporte técnico y asesorías en línea 24/7.</w:t>
-      </w:r>
-    </w:p>
-    <w:p>
-      <w:pPr>
-        <w:numPr>
-          <w:ilvl w:val="0"/>
-          <w:numId w:val="4"/>
-        </w:numPr>
-        <w:jc w:val="both"/>
-      </w:pPr>
-      <w:r>
-        <w:t xml:space="preserve">Herramientas para el marketing orgánico e inorgánico con uso de IA. Próximamente - en creación. </w:t>
-      </w:r>
-    </w:p>
-    <w:p>
-      <w:pPr>
-        <w:numPr>
-          <w:ilvl w:val="0"/>
-          <w:numId w:val="4"/>
-        </w:numPr>
-        <w:jc w:val="both"/>
-      </w:pPr>
-      <w:r>
-        <w:t>Mejoras continuas en programación y desarrollo Web, usabilidad, automatizaciones y herramientas e IA. Próximamente - en creación.</w:t>
-      </w:r>
-    </w:p>
-    <w:p>
-      <w:pPr>
-        <w:numPr>
-          <w:ilvl w:val="0"/>
-          <w:numId w:val="4"/>
-        </w:numPr>
-        <w:jc w:val="both"/>
-      </w:pPr>
-      <w:r>
-        <w:t>Acceso a nuevas funcionalidades y actualizaciones – En creación continua</w:t>
-      </w:r>
-    </w:p>
-    <w:p>
-      <w:pPr>
-        <w:jc w:val="both"/>
-        <w:rPr>
-          <w:b/>
-          <w:bCs/>
-        </w:rPr>
-      </w:pPr>
-      <w:r>
-        <w:rPr>
-          <w:b/>
-          <w:bCs/>
-        </w:rPr>
-        <w:t>AVAN</w:t>
-      </w:r>
-      <w:r>
-        <w:rPr>
-          <w:b/>
-          <w:bCs/>
-        </w:rPr>
-        <w:t>CE</w:t>
-      </w:r>
-      <w:r>
-        <w:rPr>
-          <w:b/>
-          <w:bCs/>
-        </w:rPr>
-        <w:t xml:space="preserve"> </w:t>
-      </w:r>
-      <w:r>
-        <w:rPr>
-          <w:b/>
-          <w:bCs/>
-        </w:rPr>
-        <w:t xml:space="preserve">(pago </w:t>
-      </w:r>
-      <w:r>
-        <w:rPr>
-          <w:b/>
-          <w:bCs/>
-        </w:rPr>
-        <w:t>mensual 30</w:t>
-      </w:r>
-      <w:r>
-        <w:rPr>
-          <w:b/>
-          <w:bCs/>
-        </w:rPr>
-        <w:t xml:space="preserve"> días)</w:t>
-      </w:r>
-      <w:r>
-        <w:rPr>
-          <w:b/>
-          <w:bCs/>
-        </w:rPr>
-        <w:t xml:space="preserve"> y contiene:</w:t>
-      </w:r>
-    </w:p>
-    <w:p>
-      <w:pPr>
-        <w:numPr>
-          <w:ilvl w:val="0"/>
-          <w:numId w:val="4"/>
-        </w:numPr>
-        <w:jc w:val="both"/>
-      </w:pPr>
-      <w:r>
-        <w:t xml:space="preserve">Acceso completo a la plataforma </w:t>
-      </w:r>
-      <w:r>
-        <w:t xml:space="preserve">digital </w:t>
-      </w:r>
-      <w:r>
-        <w:t xml:space="preserve">por </w:t>
-      </w:r>
-      <w:r>
-        <w:t>30</w:t>
-      </w:r>
-      <w:r>
-        <w:t xml:space="preserve"> días</w:t>
-      </w:r>
-      <w:r>
-        <w:t xml:space="preserve"> continuos con acceso vía Gmail de Google con autentificación segura y automática.</w:t>
-      </w:r>
-    </w:p>
-    <w:p>
-      <w:pPr>
-        <w:numPr>
-          <w:ilvl w:val="0"/>
-          <w:numId w:val="4"/>
-        </w:numPr>
-        <w:jc w:val="both"/>
-      </w:pPr>
-      <w:r>
-        <w:t>Plataforma digital en línea atractiva, colaborativa entre clientes y operadores, fácil uso y adecuada para el manejo con smartphone con respaldo de base de datos y seguridad cibernética.</w:t>
-      </w:r>
-    </w:p>
-    <w:p>
-      <w:pPr>
-        <w:numPr>
-          <w:ilvl w:val="0"/>
-          <w:numId w:val="4"/>
-        </w:numPr>
-        <w:jc w:val="both"/>
-      </w:pPr>
-      <w:r>
-        <w:t xml:space="preserve">Registro hasta </w:t>
-      </w:r>
-      <w:r>
-        <w:t>5</w:t>
-      </w:r>
-      <w:r>
-        <w:t>00 clientes finales con contador de cupos disponibles según registro de clientes de forma automática y con opción a búsqueda de clientes.</w:t>
-      </w:r>
-    </w:p>
-    <w:p>
-      <w:pPr>
-        <w:numPr>
-          <w:ilvl w:val="0"/>
-          <w:numId w:val="4"/>
-        </w:numPr>
-        <w:jc w:val="both"/>
-      </w:pPr>
-      <w:r>
-        <w:t xml:space="preserve">Hasta </w:t>
-      </w:r>
-      <w:r>
-        <w:t>5</w:t>
-      </w:r>
-      <w:r>
-        <w:t xml:space="preserve"> </w:t>
-      </w:r>
-      <w:r>
-        <w:t xml:space="preserve">operadores en el país recepción y hasta </w:t>
-      </w:r>
-      <w:r>
-        <w:t>5</w:t>
-      </w:r>
-      <w:r>
-        <w:t xml:space="preserve"> operador en el país de entrega.</w:t>
-      </w:r>
-    </w:p>
-    <w:p>
-      <w:pPr>
-        <w:numPr>
-          <w:ilvl w:val="0"/>
-          <w:numId w:val="4"/>
-        </w:numPr>
-        <w:jc w:val="both"/>
-      </w:pPr>
-      <w:r>
-        <w:t>Datos importantes para la gestión del negocio: Nombre, Logo, eslogan, datos personales (nombre y teléfono, correo), datos de plataformas digitales de transferencia de la moneda de recepción, datos de cuentas bancarias, registro de los operadores, horario de atención, tasa de la moneda de recepción/entrega, % de rentabilidad y ganancia por operación y total de operaciones.</w:t>
-      </w:r>
-    </w:p>
-    <w:p>
-      <w:pPr>
-        <w:numPr>
-          <w:ilvl w:val="0"/>
-          <w:numId w:val="4"/>
-        </w:numPr>
-        <w:jc w:val="both"/>
-      </w:pPr>
-      <w:r>
-        <w:lastRenderedPageBreak/>
-        <w:t xml:space="preserve">Listado de operaciones para la recepción de solicitudes de los clientes finales con todos los datos requeridos para la transferencia de la remesa, resumen de operaciones, carga de imágenes de depósitos (país de recepción/país de entrega), lista de operaciones realizadas y de revisión con </w:t>
-      </w:r>
-      <w:proofErr w:type="spellStart"/>
-      <w:r>
-        <w:t>check</w:t>
-      </w:r>
-      <w:proofErr w:type="spellEnd"/>
-      <w:r>
-        <w:t xml:space="preserve"> de validación de recepción de pago y de validación de los depósitos en el país de entrega de remesa.</w:t>
-      </w:r>
-    </w:p>
-    <w:p>
-      <w:pPr>
-        <w:numPr>
-          <w:ilvl w:val="0"/>
-          <w:numId w:val="4"/>
-        </w:numPr>
-        <w:jc w:val="both"/>
-      </w:pPr>
-      <w:r>
-        <w:t>Información automatiza y en tiempo real de indicaciones de fecha y hora de las operaciones, tiempo de respuesta entre operaciones en curso, realizadas, operaciones por revisión para la confirmación de validación de depósito pro los clientes y de alarma sonora en las sesiones de operadores (país recepción /país entrega) para la eficiente gestión de las remesas.</w:t>
-      </w:r>
-    </w:p>
-    <w:p>
-      <w:pPr>
-        <w:numPr>
-          <w:ilvl w:val="0"/>
-          <w:numId w:val="4"/>
-        </w:numPr>
-        <w:jc w:val="both"/>
-      </w:pPr>
-      <w:r>
-        <w:t xml:space="preserve">Respuesta automáticas e inmediatas de las operaciones de remesa a los clientes (país recepción /país </w:t>
-      </w:r>
-      <w:proofErr w:type="spellStart"/>
-      <w:r>
-        <w:t>entrega_benficiarios</w:t>
-      </w:r>
-      <w:proofErr w:type="spellEnd"/>
-      <w:r>
-        <w:t xml:space="preserve">) por vía WhatsApp y </w:t>
-      </w:r>
-      <w:proofErr w:type="spellStart"/>
-      <w:r>
-        <w:t>Telegram</w:t>
-      </w:r>
-      <w:proofErr w:type="spellEnd"/>
-      <w:r>
-        <w:t>.</w:t>
-      </w:r>
-    </w:p>
-    <w:p>
-      <w:pPr>
-        <w:numPr>
-          <w:ilvl w:val="0"/>
-          <w:numId w:val="4"/>
-        </w:numPr>
-        <w:jc w:val="both"/>
-      </w:pPr>
-      <w:r>
-        <w:t>Respuesta de información de enlaces para el acceso del equipo de operadores (país recepción /país entrega) por vía WhatsApp.</w:t>
-      </w:r>
-    </w:p>
-    <w:p>
-      <w:pPr>
-        <w:numPr>
-          <w:ilvl w:val="0"/>
-          <w:numId w:val="4"/>
-        </w:numPr>
-        <w:jc w:val="both"/>
-      </w:pPr>
-      <w:r>
-        <w:t xml:space="preserve">Resultado de estadísticas: total de operaciones realizadas, total de montos en la moneda de recepción/entrega con su total de Ganancias, resumen de operaciones por operadores (país recepción /país entrega), reporte por día, fecha específica, rango de fechas, mes, rango de meses, año y rango de años, gráficas de las operaciones resultados tipo barra, circular y lineal. </w:t>
-      </w:r>
-    </w:p>
-    <w:p>
-      <w:pPr>
-        <w:numPr>
-          <w:ilvl w:val="0"/>
-          <w:numId w:val="4"/>
-        </w:numPr>
-        <w:jc w:val="both"/>
-      </w:pPr>
-      <w:r>
-        <w:t>Invitaciones automáticas por vía WhatsApp usando una Landing page altamente profesional con todos las funcionalidades y beneficios del servicio para la incorporación de clientes existente (migración a la plataforma) y nuevas captaciones de clientes en el país de recepción.</w:t>
-      </w:r>
-    </w:p>
-    <w:p>
-      <w:pPr>
-        <w:numPr>
-          <w:ilvl w:val="0"/>
-          <w:numId w:val="4"/>
-        </w:numPr>
-        <w:jc w:val="both"/>
-      </w:pPr>
-      <w:r>
-        <w:t>Exportaciones en EXCEL y PDF: Descarga de resultado de operaciones según estadísticas seleccionadas con lista su lista respectiva en formato EXCEL y PDF, descarga de gráficos de estadísticas, descarga de clientes registrados en formato EXCEL y PDF.</w:t>
-      </w:r>
-    </w:p>
-    <w:p>
-      <w:pPr>
-        <w:numPr>
-          <w:ilvl w:val="0"/>
-          <w:numId w:val="4"/>
-        </w:numPr>
-        <w:jc w:val="both"/>
-      </w:pPr>
-      <w:r>
-        <w:t>Soporte técnico y asesorías en línea 24/7.</w:t>
-      </w:r>
-    </w:p>
-    <w:p>
-      <w:pPr>
-        <w:numPr>
-          <w:ilvl w:val="0"/>
-          <w:numId w:val="4"/>
-        </w:numPr>
-        <w:jc w:val="both"/>
-      </w:pPr>
-      <w:r>
-        <w:t xml:space="preserve">Herramientas para el marketing orgánico e inorgánico con uso de IA. Próximamente - en creación. </w:t>
-      </w:r>
-    </w:p>
-    <w:p>
-      <w:pPr>
-        <w:numPr>
-          <w:ilvl w:val="0"/>
-          <w:numId w:val="4"/>
-        </w:numPr>
-        <w:jc w:val="both"/>
-      </w:pPr>
-      <w:r>
-        <w:t>Mejoras continuas en programación y desarrollo Web, usabilidad, automatizaciones y herramientas e IA. Próximamente - en creación.</w:t>
-      </w:r>
-    </w:p>
-    <w:p>
-      <w:pPr>
-        <w:numPr>
-          <w:ilvl w:val="0"/>
-          <w:numId w:val="4"/>
-        </w:numPr>
-        <w:jc w:val="both"/>
-      </w:pPr>
-      <w:r>
-        <w:t>Acceso a nuevas funcionalidades y actualizaciones – En creación continua</w:t>
-      </w:r>
-    </w:p>
-    <w:p>
-      <w:pPr>
-        <w:jc w:val="both"/>
-        <w:rPr>
-          <w:b/>
-          <w:bCs/>
-        </w:rPr>
-      </w:pPr>
-      <w:r>
-        <w:rPr>
-          <w:b/>
-          <w:bCs/>
-        </w:rPr>
-        <w:t>ULTRA</w:t>
-      </w:r>
-      <w:r>
-        <w:rPr>
-          <w:b/>
-          <w:bCs/>
-        </w:rPr>
-        <w:t xml:space="preserve"> </w:t>
-      </w:r>
-      <w:r>
-        <w:rPr>
-          <w:b/>
-          <w:bCs/>
-        </w:rPr>
-        <w:t xml:space="preserve">(pago </w:t>
-      </w:r>
-      <w:r>
-        <w:rPr>
-          <w:b/>
-          <w:bCs/>
-        </w:rPr>
-        <w:t>mensual 30</w:t>
-      </w:r>
-      <w:r>
-        <w:rPr>
-          <w:b/>
-          <w:bCs/>
-        </w:rPr>
-        <w:t xml:space="preserve"> días)</w:t>
-      </w:r>
-      <w:r>
-        <w:rPr>
-          <w:b/>
-          <w:bCs/>
-        </w:rPr>
-        <w:t xml:space="preserve"> y contiene:</w:t>
-      </w:r>
-    </w:p>
-    <w:p>
-      <w:pPr>
-        <w:numPr>
-          <w:ilvl w:val="0"/>
-          <w:numId w:val="4"/>
-        </w:numPr>
-        <w:jc w:val="both"/>
-      </w:pPr>
-      <w:r>
-        <w:t xml:space="preserve">Acceso completo a la plataforma </w:t>
-      </w:r>
-      <w:r>
-        <w:t xml:space="preserve">digital </w:t>
-      </w:r>
-      <w:r>
-        <w:t xml:space="preserve">por </w:t>
-      </w:r>
-      <w:r>
-        <w:t>30</w:t>
-      </w:r>
-      <w:r>
-        <w:t xml:space="preserve"> días</w:t>
-      </w:r>
-      <w:r>
-        <w:t xml:space="preserve"> continuos con acceso vía Gmail de Google con autentificación segura y automática.</w:t>
-      </w:r>
-    </w:p>
-    <w:p>
-      <w:pPr>
-        <w:numPr>
-          <w:ilvl w:val="0"/>
-          <w:numId w:val="4"/>
-        </w:numPr>
-        <w:jc w:val="both"/>
-      </w:pPr>
-      <w:r>
-        <w:t>Plataforma digital en línea atractiva, colaborativa entre clientes y operadores, fácil uso y adecuada para el manejo con smartphone con respaldo de base de datos y seguridad cibernética.</w:t>
-      </w:r>
-    </w:p>
-    <w:p>
-      <w:pPr>
-        <w:numPr>
-          <w:ilvl w:val="0"/>
-          <w:numId w:val="4"/>
-        </w:numPr>
-        <w:jc w:val="both"/>
-      </w:pPr>
-      <w:r>
-        <w:t xml:space="preserve">Registro hasta </w:t>
-      </w:r>
-      <w:r>
-        <w:t>1000</w:t>
-      </w:r>
-      <w:r>
-        <w:t xml:space="preserve"> clientes finales con contador de cupos disponibles según registro de clientes de forma automática y con opción a búsqueda de clientes.</w:t>
-      </w:r>
-    </w:p>
-    <w:p>
-      <w:pPr>
-        <w:numPr>
-          <w:ilvl w:val="0"/>
-          <w:numId w:val="4"/>
-        </w:numPr>
-        <w:jc w:val="both"/>
-      </w:pPr>
-      <w:r>
-        <w:t xml:space="preserve">Hasta </w:t>
-      </w:r>
-      <w:r>
-        <w:t>8</w:t>
-      </w:r>
-      <w:r>
-        <w:t xml:space="preserve"> </w:t>
-      </w:r>
-      <w:r>
-        <w:t xml:space="preserve">operadores en el país recepción y hasta </w:t>
-      </w:r>
-      <w:r>
-        <w:t>8</w:t>
-      </w:r>
-      <w:r>
-        <w:t xml:space="preserve"> operador en el país de entrega.</w:t>
-      </w:r>
-    </w:p>
-    <w:p>
-      <w:pPr>
-        <w:numPr>
-          <w:ilvl w:val="0"/>
-          <w:numId w:val="4"/>
-        </w:numPr>
-        <w:jc w:val="both"/>
-      </w:pPr>
-      <w:r>
-        <w:t xml:space="preserve">Datos importantes para la gestión del negocio: Nombre, Logo, eslogan, datos personales (nombre y teléfono, correo), datos de plataformas digitales de transferencia de la moneda de recepción, </w:t>
-      </w:r>
-      <w:r>
-        <w:lastRenderedPageBreak/>
-        <w:t>datos de cuentas bancarias, registro de los operadores, horario de atención, tasa de la moneda de recepción/entrega, % de rentabilidad y ganancia por operación y total de operaciones.</w:t>
-      </w:r>
-    </w:p>
-    <w:p>
-      <w:pPr>
-        <w:numPr>
-          <w:ilvl w:val="0"/>
-          <w:numId w:val="4"/>
-        </w:numPr>
-        <w:jc w:val="both"/>
-      </w:pPr>
-      <w:r>
-        <w:t xml:space="preserve">Listado de operaciones para la recepción de solicitudes de los clientes finales con todos los datos requeridos para la transferencia de la remesa, resumen de operaciones, carga de imágenes de depósitos (país de recepción/país de entrega), lista de operaciones realizadas y de revisión con </w:t>
-      </w:r>
-      <w:proofErr w:type="spellStart"/>
-      <w:r>
-        <w:t>check</w:t>
-      </w:r>
-      <w:proofErr w:type="spellEnd"/>
-      <w:r>
-        <w:t xml:space="preserve"> de validación de recepción de pago y de validación de los depósitos en el país de entrega de remesa.</w:t>
-      </w:r>
-    </w:p>
-    <w:p>
-      <w:pPr>
-        <w:numPr>
-          <w:ilvl w:val="0"/>
-          <w:numId w:val="4"/>
-        </w:numPr>
-        <w:jc w:val="both"/>
-      </w:pPr>
-      <w:r>
-        <w:t>Información automatiza y en tiempo real de indicaciones de fecha y hora de las operaciones, tiempo de respuesta entre operaciones en curso, realizadas, operaciones por revisión para la confirmación de validación de depósito pro los clientes y de alarma sonora en las sesiones de operadores (país recepción /país entrega) para la eficiente gestión de las remesas.</w:t>
-      </w:r>
-    </w:p>
-    <w:p>
-      <w:pPr>
-        <w:numPr>
-          <w:ilvl w:val="0"/>
-          <w:numId w:val="4"/>
-        </w:numPr>
-        <w:jc w:val="both"/>
-      </w:pPr>
-      <w:r>
-        <w:t xml:space="preserve">Respuesta automáticas e inmediatas de las operaciones de remesa a los clientes (país recepción /país </w:t>
-      </w:r>
-      <w:proofErr w:type="spellStart"/>
-      <w:r>
-        <w:t>entrega_benficiarios</w:t>
-      </w:r>
-      <w:proofErr w:type="spellEnd"/>
-      <w:r>
-        <w:t xml:space="preserve">) por vía WhatsApp y </w:t>
-      </w:r>
-      <w:proofErr w:type="spellStart"/>
-      <w:r>
-        <w:t>Telegram</w:t>
-      </w:r>
-      <w:proofErr w:type="spellEnd"/>
-      <w:r>
-        <w:t>.</w:t>
-      </w:r>
-    </w:p>
-    <w:p>
-      <w:pPr>
-        <w:numPr>
-          <w:ilvl w:val="0"/>
-          <w:numId w:val="4"/>
-        </w:numPr>
-        <w:jc w:val="both"/>
-      </w:pPr>
-      <w:r>
-        <w:t>Respuesta de información de enlaces para el acceso del equipo de operadores (país recepción /país entrega) por vía WhatsApp.</w:t>
-      </w:r>
-    </w:p>
-    <w:p>
-      <w:pPr>
-        <w:numPr>
-          <w:ilvl w:val="0"/>
-          <w:numId w:val="4"/>
-        </w:numPr>
-        <w:jc w:val="both"/>
-      </w:pPr>
-      <w:r>
-        <w:t xml:space="preserve">Resultado de estadísticas: total de operaciones realizadas, total de montos en la moneda de recepción/entrega con su total de Ganancias, resumen de operaciones por operadores (país recepción /país entrega), reporte por día, fecha específica, rango de fechas, mes, rango de meses, año y rango de años, gráficas de las operaciones resultados tipo barra, circular y lineal. </w:t>
-      </w:r>
-    </w:p>
-    <w:p>
-      <w:pPr>
-        <w:numPr>
-          <w:ilvl w:val="0"/>
-          <w:numId w:val="4"/>
-        </w:numPr>
-        <w:jc w:val="both"/>
-      </w:pPr>
-      <w:r>
-        <w:t>Invitaciones automáticas por vía WhatsApp usando una Landing page altamente profesional con todos las funcionalidades y beneficios del servicio para la incorporación de clientes existente (migración a la plataforma) y nuevas captaciones de clientes en el país de recepción.</w:t>
-      </w:r>
-    </w:p>
-    <w:p>
-      <w:pPr>
-        <w:numPr>
-          <w:ilvl w:val="0"/>
-          <w:numId w:val="4"/>
-        </w:numPr>
-        <w:jc w:val="both"/>
-      </w:pPr>
-      <w:r>
-        <w:t>Exportaciones en EXCEL y PDF: Descarga de resultado de operaciones según estadísticas seleccionadas con lista su lista respectiva en formato EXCEL y PDF, descarga de gráficos de estadísticas, descarga de clientes registrados en formato EXCEL y PDF.</w:t>
-      </w:r>
-    </w:p>
-    <w:p>
-      <w:pPr>
-        <w:numPr>
-          <w:ilvl w:val="0"/>
-          <w:numId w:val="4"/>
-        </w:numPr>
-        <w:jc w:val="both"/>
-      </w:pPr>
-      <w:r>
-        <w:t>Soporte técnico y asesorías en línea 24/7.</w:t>
-      </w:r>
-    </w:p>
-    <w:p>
-      <w:pPr>
-        <w:numPr>
-          <w:ilvl w:val="0"/>
-          <w:numId w:val="4"/>
-        </w:numPr>
-        <w:jc w:val="both"/>
-      </w:pPr>
-      <w:r>
-        <w:t xml:space="preserve">Herramientas para el marketing orgánico e inorgánico con uso de IA. Próximamente - en creación. </w:t>
-      </w:r>
-    </w:p>
-    <w:p>
-      <w:pPr>
-        <w:numPr>
-          <w:ilvl w:val="0"/>
-          <w:numId w:val="4"/>
-        </w:numPr>
-        <w:jc w:val="both"/>
-      </w:pPr>
-      <w:r>
-        <w:t>Mejoras continuas en programación y desarrollo Web, usabilidad, automatizaciones y herramientas e IA. Próximamente - en creación.</w:t>
-      </w:r>
-    </w:p>
-    <w:p>
-      <w:pPr>
-        <w:numPr>
-          <w:ilvl w:val="0"/>
-          <w:numId w:val="4"/>
-        </w:numPr>
-        <w:jc w:val="both"/>
-      </w:pPr>
-      <w:r>
-        <w:t>Acceso a nuevas funcionalidades y actualizaciones – En creación continua</w:t>
-      </w:r>
-    </w:p>
-    <w:p>
-      <w:pPr>
-        <w:jc w:val="both"/>
-        <w:rPr>
-          <w:b/>
-          <w:bCs/>
-        </w:rPr>
-      </w:pPr>
-      <w:r>
-        <w:rPr>
-          <w:b/>
-          <w:bCs/>
-        </w:rPr>
-        <w:t>U</w:t>
-      </w:r>
-      <w:r>
-        <w:rPr>
-          <w:b/>
-          <w:bCs/>
-        </w:rPr>
-        <w:t>NLIMITED</w:t>
-      </w:r>
-      <w:r>
-        <w:rPr>
-          <w:b/>
-          <w:bCs/>
-        </w:rPr>
-        <w:t xml:space="preserve"> </w:t>
-      </w:r>
-      <w:r>
-        <w:rPr>
-          <w:b/>
-          <w:bCs/>
-        </w:rPr>
-        <w:t xml:space="preserve">(pago </w:t>
-      </w:r>
-      <w:r>
-        <w:rPr>
-          <w:b/>
-          <w:bCs/>
-        </w:rPr>
-        <w:t>mensual 30</w:t>
-      </w:r>
-      <w:r>
-        <w:rPr>
-          <w:b/>
-          <w:bCs/>
-        </w:rPr>
-        <w:t xml:space="preserve"> días)</w:t>
-      </w:r>
-      <w:r>
-        <w:rPr>
-          <w:b/>
-          <w:bCs/>
-        </w:rPr>
-        <w:t xml:space="preserve"> y contiene:</w:t>
-      </w:r>
-    </w:p>
-    <w:p>
-      <w:pPr>
-        <w:numPr>
-          <w:ilvl w:val="0"/>
-          <w:numId w:val="4"/>
-        </w:numPr>
-        <w:jc w:val="both"/>
-      </w:pPr>
-      <w:r>
-        <w:t xml:space="preserve">Acceso completo a la plataforma </w:t>
-      </w:r>
-      <w:r>
-        <w:t xml:space="preserve">digital </w:t>
-      </w:r>
-      <w:r>
-        <w:t xml:space="preserve">por </w:t>
-      </w:r>
-      <w:r>
-        <w:t>30</w:t>
-      </w:r>
-      <w:r>
-        <w:t xml:space="preserve"> días</w:t>
-      </w:r>
-      <w:r>
-        <w:t xml:space="preserve"> continuos con acceso vía Gmail de Google con autentificación segura y automática.</w:t>
-      </w:r>
-    </w:p>
-    <w:p>
-      <w:pPr>
-        <w:numPr>
-          <w:ilvl w:val="0"/>
-          <w:numId w:val="4"/>
-        </w:numPr>
-        <w:jc w:val="both"/>
-      </w:pPr>
-      <w:r>
-        <w:t>Plataforma digital en línea atractiva, colaborativa entre clientes y operadores, fácil uso y adecuada para el manejo con smartphone con respaldo de base de datos y seguridad cibernética.</w:t>
-      </w:r>
-    </w:p>
-    <w:p>
-      <w:pPr>
-        <w:numPr>
-          <w:ilvl w:val="0"/>
-          <w:numId w:val="4"/>
-        </w:numPr>
-        <w:jc w:val="both"/>
-      </w:pPr>
-      <w:r>
-        <w:t xml:space="preserve">Registro </w:t>
-      </w:r>
-      <w:r>
-        <w:t>ilimitado de</w:t>
-      </w:r>
-      <w:r>
-        <w:t xml:space="preserve"> clientes finales con contador de cupos disponibles según registro de clientes de forma automática y con opción a búsqueda de clientes.</w:t>
-      </w:r>
-    </w:p>
-    <w:p>
-      <w:pPr>
-        <w:numPr>
-          <w:ilvl w:val="0"/>
-          <w:numId w:val="4"/>
-        </w:numPr>
-        <w:jc w:val="both"/>
-      </w:pPr>
-      <w:r>
-        <w:t>Ilimitado de</w:t>
-      </w:r>
-      <w:r>
-        <w:t xml:space="preserve"> </w:t>
-      </w:r>
-      <w:r>
-        <w:t>operadores en el país recepción y operador en el país de entrega.</w:t>
-      </w:r>
-    </w:p>
-    <w:p>
-      <w:pPr>
-        <w:numPr>
-          <w:ilvl w:val="0"/>
-          <w:numId w:val="4"/>
-        </w:numPr>
-        <w:jc w:val="both"/>
-      </w:pPr>
-      <w:r>
-        <w:lastRenderedPageBreak/>
-        <w:t>Datos importantes para la gestión del negocio: Nombre, Logo, eslogan, datos personales (nombre y teléfono, correo), datos de plataformas digitales de transferencia de la moneda de recepción, datos de cuentas bancarias, registro de los operadores, horario de atención, tasa de la moneda de recepción/entrega, % de rentabilidad y ganancia por operación y total de operaciones.</w:t>
-      </w:r>
-    </w:p>
-    <w:p>
-      <w:pPr>
-        <w:numPr>
-          <w:ilvl w:val="0"/>
-          <w:numId w:val="4"/>
-        </w:numPr>
-        <w:jc w:val="both"/>
-      </w:pPr>
-      <w:r>
-        <w:t xml:space="preserve">Listado de operaciones para la recepción de solicitudes de los clientes finales con todos los datos requeridos para la transferencia de la remesa, resumen de operaciones, carga de imágenes de depósitos (país de recepción/país de entrega), lista de operaciones realizadas y de revisión con </w:t>
-      </w:r>
-      <w:proofErr w:type="spellStart"/>
-      <w:r>
-        <w:t>check</w:t>
-      </w:r>
-      <w:proofErr w:type="spellEnd"/>
-      <w:r>
-        <w:t xml:space="preserve"> de validación de recepción de pago y de validación de los depósitos en el país de entrega de remesa.</w:t>
-      </w:r>
-    </w:p>
-    <w:p>
-      <w:pPr>
-        <w:numPr>
-          <w:ilvl w:val="0"/>
-          <w:numId w:val="4"/>
-        </w:numPr>
-        <w:jc w:val="both"/>
-      </w:pPr>
-      <w:r>
-        <w:t>Información automatiza y en tiempo real de indicaciones de fecha y hora de las operaciones, tiempo de respuesta entre operaciones en curso, realizadas, operaciones por revisión para la confirmación de validación de depósito pro los clientes y de alarma sonora en las sesiones de operadores (país recepción /país entrega) para la eficiente gestión de las remesas.</w:t>
-      </w:r>
-    </w:p>
-    <w:p>
-      <w:pPr>
-        <w:numPr>
-          <w:ilvl w:val="0"/>
-          <w:numId w:val="4"/>
-        </w:numPr>
-        <w:jc w:val="both"/>
-      </w:pPr>
-      <w:r>
-        <w:t xml:space="preserve">Respuesta automáticas e inmediatas de las operaciones de remesa a los clientes (país recepción /país </w:t>
-      </w:r>
-      <w:proofErr w:type="spellStart"/>
-      <w:r>
-        <w:t>entrega_benficiarios</w:t>
-      </w:r>
-      <w:proofErr w:type="spellEnd"/>
-      <w:r>
-        <w:t xml:space="preserve">) por vía WhatsApp y </w:t>
-      </w:r>
-      <w:proofErr w:type="spellStart"/>
-      <w:r>
-        <w:t>Telegram</w:t>
-      </w:r>
-      <w:proofErr w:type="spellEnd"/>
-      <w:r>
-        <w:t>.</w:t>
-      </w:r>
-    </w:p>
-    <w:p>
-      <w:pPr>
-        <w:numPr>
-          <w:ilvl w:val="0"/>
-          <w:numId w:val="4"/>
-        </w:numPr>
-        <w:jc w:val="both"/>
-      </w:pPr>
-      <w:r>
-        <w:t>Respuesta de información de enlaces para el acceso del equipo de operadores (país recepción /país entrega) por vía WhatsApp.</w:t>
-      </w:r>
-    </w:p>
-    <w:p>
-      <w:pPr>
-        <w:numPr>
-          <w:ilvl w:val="0"/>
-          <w:numId w:val="4"/>
-        </w:numPr>
-        <w:jc w:val="both"/>
-      </w:pPr>
-      <w:r>
-        <w:t xml:space="preserve">Resultado de estadísticas: total de operaciones realizadas, total de montos en la moneda de recepción/entrega con su total de Ganancias, resumen de operaciones por operadores (país recepción /país entrega), reporte por día, fecha específica, rango de fechas, mes, rango de meses, año y rango de años, gráficas de las operaciones resultados tipo barra, circular y lineal. </w:t>
-      </w:r>
-    </w:p>
-    <w:p>
-      <w:pPr>
-        <w:numPr>
-          <w:ilvl w:val="0"/>
-          <w:numId w:val="4"/>
-        </w:numPr>
-        <w:jc w:val="both"/>
-      </w:pPr>
-      <w:r>
-        <w:t>Invitaciones automáticas por vía WhatsApp usando una Landing page altamente profesional con todos las funcionalidades y beneficios del servicio para la incorporación de clientes existente (migración a la plataforma) y nuevas captaciones de clientes en el país de recepción.</w:t>
-      </w:r>
-    </w:p>
-    <w:p>
-      <w:pPr>
-        <w:jc w:val="both"/>
-      </w:pPr>
-      <w:r>
-        <w:t xml:space="preserve">Los precios de cada plan están publicados en el sitio Web principal de </w:t>
+        <w:t xml:space="preserve"> mantiene la privacidad y confidencialidad de los datos de todos los Usuarios (nombres, apellido, correo electrónico, teléfono, país de residencia) y estos datos son de uso estrictamente para la administración de usuarios, comunicación del soporte técnico y las solicitudes que pueden hacer los usuarios para que sus datos puedan ser eliminados. Los datos y el contenido (proyectos de Bombeo solar y fotovoltaicos) de la cuenta son debidamente guardados en la base de datos que usa </w:t>
       </w:r>
       <w:r>
         <w:t>REMESAS PERU-VENEZUELA</w:t>
       </w:r>
       <w:r>
-        <w:t xml:space="preserve">. El ciclo de pago corresponde al plan seleccionado y se hace efectivo el uso en el momento del pago. La renovación del plan es notificada con anterioridad al Usuario principal para efectuar la respectiva renovación para evitar la suspensión de su uso, así como el cambio de </w:t>
-      </w:r>
-      <w:r>
-        <w:t>planes</w:t>
-      </w:r>
-      <w:r>
-        <w:t xml:space="preserve"> de la selección del Usuario principal. El precio de los planes de </w:t>
-      </w:r>
+        <w:t xml:space="preserve"> mientras el Usuario mantenga un plan en el sistema.</w:t>
+      </w:r>
+    </w:p>
+    <w:p>
+      <w:pPr>
+        <w:jc w:val="both"/>
+      </w:pPr>
       <w:r>
         <w:t>REMESAS PERU-VENEZUELA</w:t>
       </w:r>
       <w:r>
-        <w:t xml:space="preserve"> contiene los impuestos que se derive en cada país.</w:t>
-      </w:r>
-    </w:p>
-    <w:p>
-      <w:pPr>
-        <w:jc w:val="both"/>
-        <w:rPr>
-          <w:b/>
-          <w:bCs/>
-        </w:rPr>
-      </w:pPr>
-      <w:r>
-        <w:rPr>
-          <w:b/>
-          <w:bCs/>
-        </w:rPr>
-        <w:t>Sobre Cancelaciones y reembolsos:</w:t>
-      </w:r>
-    </w:p>
-    <w:p>
-      <w:pPr>
-        <w:jc w:val="both"/>
-      </w:pPr>
-      <w:r>
-        <w:t>La cancelación del plan seleccionado por el Usuario principal es de absoluta libertad y debe ser notificada por el canal de soporte técnico que está debidamente facultada para realizar la solicitud. La cancelación del plan seleccionado no reconoce la devolución del dinero una vez pasado 3 días hábiles de la activación del plan seleccionado por el Usuario.</w:t>
-      </w:r>
-    </w:p>
-    <w:p>
-      <w:pPr>
-        <w:jc w:val="both"/>
-        <w:rPr>
-          <w:b/>
-          <w:bCs/>
-        </w:rPr>
-      </w:pPr>
-      <w:r>
-        <w:rPr>
-          <w:b/>
-          <w:bCs/>
-        </w:rPr>
-        <w:t>Sobre Uso aceptable:</w:t>
-      </w:r>
-    </w:p>
-    <w:p>
-      <w:pPr>
-        <w:jc w:val="both"/>
-      </w:pPr>
-      <w:r>
-        <w:t xml:space="preserve">El uso de </w:t>
-      </w:r>
-      <w:r>
-        <w:t>REMESAS PERU-VENEZUELA</w:t>
-      </w:r>
-      <w:r>
-        <w:t xml:space="preserve"> prohíbe el spam, el abuso de cualquier índole e ingeniería </w:t>
-      </w:r>
-      <w:r>
-        <w:t>inversa,</w:t>
-      </w:r>
-      <w:r>
-        <w:t xml:space="preserve"> así como la reventa. </w:t>
-      </w:r>
-    </w:p>
-    <w:p>
-      <w:pPr>
-        <w:jc w:val="both"/>
-        <w:rPr>
-          <w:b/>
-          <w:bCs/>
-        </w:rPr>
-      </w:pPr>
-      <w:r>
-        <w:rPr>
-          <w:b/>
-          <w:bCs/>
-        </w:rPr>
-        <w:t>Sobre Suspensión/terminación de cuentas que violen las reglas:</w:t>
+        <w:t xml:space="preserve"> mantiene una Seguridad, usando herramientas de cyber seguridad avanzada con agentes IA para la protección de ataques al sistema y datos de los usuarios, usa https, autentificación por correo electrónico, variables de entornos, Api key, Backup, herramientas de IA, Logs, separación de datos de los usuarios y un plan de filtración.</w:t>
+      </w:r>
+    </w:p>
+    <w:p>
+      <w:pPr>
+        <w:jc w:val="both"/>
+      </w:pPr>
+    </w:p>
+    <w:p>
+      <w:pPr>
+        <w:jc w:val="both"/>
+      </w:pPr>
+    </w:p>
+    <w:p>
+      <w:pPr>
+        <w:jc w:val="both"/>
+        <w:rPr>
+          <w:b/>
+          <w:bCs/>
+        </w:rPr>
+      </w:pPr>
+      <w:r>
+        <w:rPr>
+          <w:b/>
+          <w:bCs/>
+        </w:rPr>
+        <w:t>TERMINOS DE PAGOS, MARKETING Y MENSAJERÍA (EMAIL, WHATSAPP, SMS)</w:t>
       </w:r>
     </w:p>
     <w:p>
@@ -2660,184 +2678,27 @@
         <w:t>REMESAS PERU-VENEZUELA</w:t>
       </w:r>
       <w:r>
-        <w:t xml:space="preserve"> tiene toda la facultad y autoridad de realizar la suspensión y/o terminación del contrato con el Usuario que violen las reglas planteadas en este contrato </w:t>
-      </w:r>
-      <w:proofErr w:type="spellStart"/>
-      <w:r>
-        <w:t>ó</w:t>
-      </w:r>
-      <w:proofErr w:type="spellEnd"/>
-      <w:r>
-        <w:t xml:space="preserve"> las leyes de cada país que se encuentre el Usuario principal.</w:t>
-      </w:r>
-    </w:p>
-    <w:p>
-      <w:pPr>
-        <w:jc w:val="both"/>
-        <w:rPr>
-          <w:b/>
-          <w:bCs/>
-        </w:rPr>
-      </w:pPr>
-      <w:r>
-        <w:rPr>
-          <w:b/>
-          <w:bCs/>
-        </w:rPr>
-        <w:t>Sobre la Propiedad intelectual:</w:t>
-      </w:r>
-    </w:p>
-    <w:p>
-      <w:pPr>
-        <w:jc w:val="both"/>
-      </w:pPr>
-      <w:r>
-        <w:t xml:space="preserve">La propiedad intelectual de </w:t>
+        <w:t xml:space="preserve"> usa PayPal para pagos internacionales, yape y cuenta propia del fundador en el caso de Perú. </w:t>
       </w:r>
       <w:r>
         <w:t>REMESAS PERU-VENEZUELA</w:t>
       </w:r>
       <w:r>
-        <w:t>, la marca, diseño, software y su código es propiedad propia y el contenido que se aloje en la cuenta (según plan seleccionado) del Usuario principal es de su total</w:t>
-      </w:r>
-      <w:r>
-        <w:t xml:space="preserve"> uso</w:t>
-      </w:r>
-      <w:r>
-        <w:t>.</w:t>
-      </w:r>
-    </w:p>
-    <w:p>
-      <w:pPr>
-        <w:jc w:val="both"/>
-        <w:rPr>
-          <w:b/>
-          <w:bCs/>
-        </w:rPr>
-      </w:pPr>
-      <w:r>
-        <w:rPr>
-          <w:b/>
-          <w:bCs/>
-        </w:rPr>
-        <w:t>TÉRMINOS DE SEGURIDAD Y PRIVACIDAD</w:t>
-      </w:r>
-    </w:p>
-    <w:p>
-      <w:pPr>
-        <w:jc w:val="both"/>
-      </w:pPr>
+        <w:t xml:space="preserve"> nunca almacena números de tarjetas (débito/crédito) o cuentas bancarias.</w:t>
+      </w:r>
+    </w:p>
+    <w:p>
+      <w:pPr>
+        <w:jc w:val="both"/>
+      </w:pPr>
+      <w:r>
+        <w:t xml:space="preserve">El Usuario una vez creada la cuenta en alguno de los planes seleccionado autoriza a recibir mensajes, publicidad de marketing y/o notificaciones de </w:t>
+      </w:r>
       <w:r>
         <w:t>REMESAS PERU-VENEZUELA</w:t>
       </w:r>
       <w:r>
-        <w:t xml:space="preserve"> mantiene la privacidad y confidencialidad de los datos de todos los Usuarios (nombres, apellido, correo electrónico, teléfono, país de residencia) y estos datos son de uso estrictamente para la administración de usuarios, comunicación del soporte técnico y las solicitudes que pueden hacer los usuarios para que sus datos puedan ser eliminados. Los datos y el contenido (proyectos de Bombeo solar y fotovoltaicos) de la cuenta son debidamente guardados en la base de datos que usa </w:t>
-      </w:r>
-      <w:r>
-        <w:t>REMESAS PERU-VENEZUELA</w:t>
-      </w:r>
-      <w:r>
-        <w:t xml:space="preserve"> mientras el Usuario mantenga un plan en el sistema.</w:t>
-      </w:r>
-    </w:p>
-    <w:p>
-      <w:pPr>
-        <w:jc w:val="both"/>
-      </w:pPr>
-      <w:r>
-        <w:t>REMESAS PERU-VENEZUELA</w:t>
-      </w:r>
-      <w:r>
-        <w:t xml:space="preserve"> mantiene una Seguridad, usando herramientas de </w:t>
-      </w:r>
-      <w:proofErr w:type="spellStart"/>
-      <w:r>
-        <w:t>cyber</w:t>
-      </w:r>
-      <w:proofErr w:type="spellEnd"/>
-      <w:r>
-        <w:t xml:space="preserve"> seguridad avanzada con agentes IA para la protección de ataques al sistema y datos de los usuarios, usa https, autentificación por correo electrónico, variables de entornos, Api </w:t>
-      </w:r>
-      <w:proofErr w:type="spellStart"/>
-      <w:r>
-        <w:t>key</w:t>
-      </w:r>
-      <w:proofErr w:type="spellEnd"/>
-      <w:r>
-        <w:t xml:space="preserve">, </w:t>
-      </w:r>
-      <w:proofErr w:type="spellStart"/>
-      <w:r>
-        <w:t>Backup</w:t>
-      </w:r>
-      <w:proofErr w:type="spellEnd"/>
-      <w:r>
-        <w:t>, herramientas de IA, Logs, separación de datos de los usuarios y un plan de filtración.</w:t>
-      </w:r>
-    </w:p>
-    <w:p>
-      <w:pPr>
-        <w:jc w:val="both"/>
-      </w:pPr>
-    </w:p>
-    <w:p>
-      <w:pPr>
-        <w:jc w:val="both"/>
-      </w:pPr>
-    </w:p>
-    <w:p>
-      <w:pPr>
-        <w:jc w:val="both"/>
-        <w:rPr>
-          <w:b/>
-          <w:bCs/>
-        </w:rPr>
-      </w:pPr>
-      <w:r>
-        <w:rPr>
-          <w:b/>
-          <w:bCs/>
-        </w:rPr>
-        <w:t>TERMINOS DE PAGOS, MARKETING Y MENSAJERÍA (EMAIL, WHATSAPP, SMS)</w:t>
-      </w:r>
-    </w:p>
-    <w:p>
-      <w:pPr>
-        <w:jc w:val="both"/>
-      </w:pPr>
-      <w:r>
-        <w:t>REMESAS PERU-VENEZUELA</w:t>
-      </w:r>
-      <w:r>
-        <w:t xml:space="preserve"> usa PayPal para pagos internacionales, yape y cuenta propia del fundador en el caso de Perú. </w:t>
-      </w:r>
-      <w:r>
-        <w:t>REMESAS PERU-VENEZUELA</w:t>
-      </w:r>
-      <w:r>
-        <w:t xml:space="preserve"> nunca almacena números de tarjetas (débito/crédito) o cuentas bancarias.</w:t>
-      </w:r>
-    </w:p>
-    <w:p>
-      <w:pPr>
-        <w:jc w:val="both"/>
-      </w:pPr>
-      <w:r>
-        <w:t xml:space="preserve">El Usuario una vez creada la cuenta en alguno de los planes seleccionado autoriza a recibir mensajes, publicidad de marketing y/o notificaciones de </w:t>
-      </w:r>
-      <w:r>
-        <w:t>REMESAS PERU-VENEZUELA</w:t>
-      </w:r>
-      <w:r>
-        <w:t xml:space="preserve"> donde se identifica con los datos de contacto (correo electrónico oficial y teléfono) señalando al final de estos términos. La comunicación por WhatsApp Business cumple las políticas de Meta (</w:t>
-      </w:r>
-      <w:proofErr w:type="spellStart"/>
-      <w:r>
-        <w:t>opt</w:t>
-      </w:r>
-      <w:proofErr w:type="spellEnd"/>
-      <w:r>
-        <w:t xml:space="preserve">-in, plantillas aprobadas, categorías permitidas) y en el caso de suspensión (temporal o definitiva) del número o cambio del mismo, </w:t>
+        <w:t xml:space="preserve"> donde se identifica con los datos de contacto (correo electrónico oficial y teléfono) señalando al final de estos términos. La comunicación por WhatsApp Business cumple las políticas de Meta (opt-in, plantillas aprobadas, categorías permitidas) y en el caso de suspensión (temporal o definitiva) del número o cambio del mismo, </w:t>
       </w:r>
       <w:r>
         <w:t>REMESAS PERU-VENEZUELA</w:t>
@@ -2884,15 +2745,7 @@
         <w:jc w:val="both"/>
       </w:pPr>
       <w:r>
-        <w:t xml:space="preserve">Al usar el DEMO </w:t>
-      </w:r>
-      <w:proofErr w:type="spellStart"/>
-      <w:r>
-        <w:t>ó</w:t>
-      </w:r>
-      <w:proofErr w:type="spellEnd"/>
-      <w:r>
-        <w:t xml:space="preserve"> crear una cuenta en algunos de los planes de </w:t>
+        <w:t xml:space="preserve">Al usar el DEMO ó crear una cuenta en algunos de los planes de </w:t>
       </w:r>
       <w:r>
         <w:t>REMESAS PERU-VENEZUELA</w:t>
@@ -2938,19 +2791,7 @@
           <w:rPr>
             <w:rStyle w:val="Hipervnculo"/>
           </w:rPr>
-          <w:t>https://</w:t>
-        </w:r>
-        <w:r>
-          <w:rPr>
-            <w:rStyle w:val="Hipervnculo"/>
-          </w:rPr>
-          <w:t>wa.me/</w:t>
-        </w:r>
-        <w:r>
-          <w:rPr>
-            <w:rStyle w:val="Hipervnculo"/>
-          </w:rPr>
-          <w:t>51960442025</w:t>
+          <w:t>https://wa.me/51960442025</w:t>
         </w:r>
       </w:hyperlink>
       <w:r>
@@ -3292,6 +3133,7 @@
                 <w:b/>
                 <w:bCs/>
               </w:rPr>
+              <w:lastRenderedPageBreak/>
               <w:t>Tamaño del negocio</w:t>
             </w:r>
           </w:p>
@@ -3698,16 +3540,11 @@
               <w:spacing w:line="168" w:lineRule="auto"/>
               <w:ind w:right="131"/>
             </w:pPr>
-            <w:proofErr w:type="gramStart"/>
             <w:r>
               <w:t xml:space="preserve">Hata </w:t>
             </w:r>
             <w:r>
-              <w:t xml:space="preserve"> S</w:t>
-            </w:r>
-            <w:proofErr w:type="gramEnd"/>
-            <w:r>
-              <w:t xml:space="preserve">/ </w:t>
+              <w:t xml:space="preserve"> S/ </w:t>
             </w:r>
             <w:r>
               <w:t>500</w:t>
@@ -3809,7 +3646,6 @@
                 <w:b/>
                 <w:bCs/>
               </w:rPr>
-              <w:lastRenderedPageBreak/>
               <w:t>Deseo de digitalizar</w:t>
             </w:r>
           </w:p>
@@ -3837,15 +3673,7 @@
               <w:ind w:right="-376"/>
             </w:pPr>
             <w:r>
-              <w:t xml:space="preserve">92% quiere </w:t>
-            </w:r>
-            <w:proofErr w:type="gramStart"/>
-            <w:r>
-              <w:t>automatizar</w:t>
-            </w:r>
-            <w:proofErr w:type="gramEnd"/>
-            <w:r>
-              <w:t xml:space="preserve"> pero no sabe cómo</w:t>
+              <w:t>92% quiere automatizar pero no sabe cómo</w:t>
             </w:r>
           </w:p>
         </w:tc>
@@ -4062,6 +3890,7 @@
           <w:b/>
           <w:bCs/>
         </w:rPr>
+        <w:lastRenderedPageBreak/>
         <w:t>Objeción Principal:</w:t>
       </w:r>
       <w:r>
@@ -4081,23 +3910,7 @@
           <w:b/>
           <w:bCs/>
         </w:rPr>
-        <w:t xml:space="preserve">Datos </w:t>
-      </w:r>
-      <w:proofErr w:type="gramStart"/>
-      <w:r>
-        <w:rPr>
-          <w:b/>
-          <w:bCs/>
-        </w:rPr>
-        <w:t>estadísticos  al</w:t>
-      </w:r>
-      <w:proofErr w:type="gramEnd"/>
-      <w:r>
-        <w:rPr>
-          <w:b/>
-          <w:bCs/>
-        </w:rPr>
-        <w:t xml:space="preserve"> 2026 importantes del </w:t>
+        <w:t xml:space="preserve">Datos estadísticos  al 2026 importantes del </w:t>
       </w:r>
       <w:r>
         <w:rPr>
@@ -4256,7 +4069,6 @@
                 <w:b/>
                 <w:bCs/>
               </w:rPr>
-              <w:lastRenderedPageBreak/>
               <w:t>Canal</w:t>
             </w:r>
           </w:p>
@@ -4409,23 +4221,7 @@
                 <w:b/>
                 <w:bCs/>
               </w:rPr>
-              <w:t xml:space="preserve">Gestión manual por WhatsApp, comisiones </w:t>
-            </w:r>
-            <w:proofErr w:type="gramStart"/>
-            <w:r>
-              <w:rPr>
-                <w:b/>
-                <w:bCs/>
-              </w:rPr>
-              <w:t>bajas</w:t>
-            </w:r>
-            <w:proofErr w:type="gramEnd"/>
-            <w:r>
-              <w:rPr>
-                <w:b/>
-                <w:bCs/>
-              </w:rPr>
-              <w:t xml:space="preserve"> pero procesos caóticos.</w:t>
+              <w:t>Gestión manual por WhatsApp, comisiones bajas pero procesos caóticos.</w:t>
             </w:r>
           </w:p>
         </w:tc>
@@ -4609,23 +4405,7 @@
                 <w:b/>
                 <w:bCs/>
               </w:rPr>
-              <w:t xml:space="preserve">Global66, Rextie, etc. Mejor tipo de </w:t>
-            </w:r>
-            <w:proofErr w:type="gramStart"/>
-            <w:r>
-              <w:rPr>
-                <w:b/>
-                <w:bCs/>
-              </w:rPr>
-              <w:t>cambio</w:t>
-            </w:r>
-            <w:proofErr w:type="gramEnd"/>
-            <w:r>
-              <w:rPr>
-                <w:b/>
-                <w:bCs/>
-              </w:rPr>
-              <w:t xml:space="preserve"> pero sin atención personalizada.</w:t>
+              <w:t>Global66, Rextie, etc. Mejor tipo de cambio pero sin atención personalizada.</w:t>
             </w:r>
           </w:p>
         </w:tc>
@@ -4799,6 +4579,7 @@
           <w:b/>
           <w:bCs/>
         </w:rPr>
+        <w:lastRenderedPageBreak/>
         <w:t>Caos y Estrés:</w:t>
       </w:r>
       <w:r>
@@ -4811,16 +4592,7 @@
         <w:t>, pierdes dinero y pierdes clientes</w:t>
       </w:r>
       <w:r>
-        <w:t xml:space="preserve"> por</w:t>
-      </w:r>
-      <w:r>
-        <w:t xml:space="preserve"> insatisf</w:t>
-      </w:r>
-      <w:r>
-        <w:t>acción</w:t>
-      </w:r>
-      <w:r>
-        <w:t xml:space="preserve"> por demoras en respuestas.</w:t>
+        <w:t xml:space="preserve"> por insatisfacción por demoras en respuestas.</w:t>
       </w:r>
     </w:p>
     <w:p>
@@ -4831,7 +4603,6 @@
         </w:numPr>
         <w:jc w:val="both"/>
       </w:pPr>
-      <w:proofErr w:type="gramStart"/>
       <w:r>
         <w:t>.</w:t>
       </w:r>
@@ -4840,15 +4611,7 @@
           <w:b/>
           <w:bCs/>
         </w:rPr>
-        <w:t>Gestión</w:t>
-      </w:r>
-      <w:proofErr w:type="gramEnd"/>
-      <w:r>
-        <w:rPr>
-          <w:b/>
-          <w:bCs/>
-        </w:rPr>
-        <w:t xml:space="preserve"> a Ciegas:</w:t>
+        <w:t>Gestión a Ciegas:</w:t>
       </w:r>
       <w:r>
         <w:t> No tienes control real de tus ganancias, la tasa de cambio o el rendimiento de tus operadores. Trabajas a ciegas.</w:t>
@@ -4988,19 +4751,10 @@
           <w:b/>
           <w:bCs/>
         </w:rPr>
-        <w:lastRenderedPageBreak/>
         <w:t>Elemento Visual:</w:t>
       </w:r>
       <w:r>
-        <w:t> Un video o imagen de fondo de alta calidad (1080p) que muestre una interfaz móvil limpia y moderna de la plataforma en acción, superpuesta a un fondo dinámico que transmita velocidad, conexión y tecnología financiera. El fondo debe tener un efecto de partículas o gradientes animados. El diseño debe ser "</w:t>
-      </w:r>
-      <w:proofErr w:type="spellStart"/>
-      <w:r>
-        <w:t>mobile-first</w:t>
-      </w:r>
-      <w:proofErr w:type="spellEnd"/>
-      <w:r>
-        <w:t>".</w:t>
+        <w:t> Un video o imagen de fondo de alta calidad (1080p) que muestre una interfaz móvil limpia y moderna de la plataforma en acción, superpuesta a un fondo dinámico que transmita velocidad, conexión y tecnología financiera. El fondo debe tener un efecto de partículas o gradientes animados. El diseño debe ser "mobile-first".</w:t>
       </w:r>
     </w:p>
     <w:p>
@@ -5186,6 +4940,7 @@
           <w:b/>
           <w:bCs/>
         </w:rPr>
+        <w:lastRenderedPageBreak/>
         <w:t>ESCALA SIN LÍMITES:</w:t>
       </w:r>
       <w:r>
@@ -5274,15 +5029,7 @@
         <w:t>Flujo de Operaciones:</w:t>
       </w:r>
       <w:r>
-        <w:t xml:space="preserve"> Crea solicitudes, </w:t>
-      </w:r>
-      <w:proofErr w:type="gramStart"/>
-      <w:r>
-        <w:t>carga comprobantes</w:t>
-      </w:r>
-      <w:proofErr w:type="gramEnd"/>
-      <w:r>
-        <w:t xml:space="preserve"> de depósito y valida pagos en tiempo real con un solo toque.</w:t>
+        <w:t> Crea solicitudes, carga comprobantes de depósito y valida pagos en tiempo real con un solo toque.</w:t>
       </w:r>
     </w:p>
     <w:p>
@@ -5298,34 +5045,10 @@
           <w:b/>
           <w:bCs/>
         </w:rPr>
-        <w:t xml:space="preserve">Comunicación </w:t>
-      </w:r>
-      <w:proofErr w:type="spellStart"/>
-      <w:r>
-        <w:rPr>
-          <w:b/>
-          <w:bCs/>
-        </w:rPr>
-        <w:t>Omnicanal</w:t>
-      </w:r>
-      <w:proofErr w:type="spellEnd"/>
-      <w:r>
-        <w:rPr>
-          <w:b/>
-          <w:bCs/>
-        </w:rPr>
-        <w:t>:</w:t>
-      </w:r>
-      <w:r>
-        <w:t xml:space="preserve"> Notificaciones automáticas a tus clientes y operadores por WhatsApp y </w:t>
-      </w:r>
-      <w:proofErr w:type="spellStart"/>
-      <w:r>
-        <w:t>Telegram</w:t>
-      </w:r>
-      <w:proofErr w:type="spellEnd"/>
-      <w:r>
-        <w:t>.</w:t>
+        <w:t>Comunicación Omnicanal:</w:t>
+      </w:r>
+      <w:r>
+        <w:t> Notificaciones automáticas a tus clientes y operadores por WhatsApp y Telegram.</w:t>
       </w:r>
     </w:p>
     <w:p>
@@ -5379,27 +5102,10 @@
           <w:b/>
           <w:bCs/>
         </w:rPr>
-        <w:lastRenderedPageBreak/>
         <w:t>Marketing y Captación:</w:t>
       </w:r>
       <w:r>
-        <w:t xml:space="preserve"> Invita a nuevos clientes con </w:t>
-      </w:r>
-      <w:proofErr w:type="spellStart"/>
-      <w:r>
-        <w:t>landing</w:t>
-      </w:r>
-      <w:proofErr w:type="spellEnd"/>
-      <w:r>
-        <w:t xml:space="preserve"> </w:t>
-      </w:r>
-      <w:proofErr w:type="spellStart"/>
-      <w:r>
-        <w:t>pages</w:t>
-      </w:r>
-      <w:proofErr w:type="spellEnd"/>
-      <w:r>
-        <w:t xml:space="preserve"> profesionales personalizadas y automatizadas por WhatsApp.</w:t>
+        <w:t> Invita a nuevos clientes con landing pages profesionales personalizadas y automatizadas por WhatsApp.</w:t>
       </w:r>
     </w:p>
     <w:p>
@@ -5621,6 +5327,7 @@
           <w:b/>
           <w:bCs/>
         </w:rPr>
+        <w:lastRenderedPageBreak/>
         <w:t>Contenido:</w:t>
       </w:r>
     </w:p>
@@ -5869,7 +5576,255 @@
         <w:jc w:val="both"/>
       </w:pPr>
       <w:r>
+        <w:t>Plataforma digital en línea atractiva, colaborativa entre clientes y operadores, fácil uso y adecuada para el manejo con smartphone con respaldo de base de datos y seguridad cibernética.</w:t>
+      </w:r>
+    </w:p>
+    <w:p>
+      <w:pPr>
+        <w:numPr>
+          <w:ilvl w:val="0"/>
+          <w:numId w:val="2"/>
+        </w:numPr>
+        <w:jc w:val="both"/>
+      </w:pPr>
+      <w:r>
+        <w:t>Registro hasta 100 clientes finales con contador de cupos disponibles según registro de clientes de forma automática y con opción a búsqueda de clientes.</w:t>
+      </w:r>
+    </w:p>
+    <w:p>
+      <w:pPr>
+        <w:numPr>
+          <w:ilvl w:val="0"/>
+          <w:numId w:val="2"/>
+        </w:numPr>
+        <w:jc w:val="both"/>
+      </w:pPr>
+      <w:r>
+        <w:t xml:space="preserve">Hasta </w:t>
+      </w:r>
+      <w:r>
+        <w:t>2</w:t>
+      </w:r>
+      <w:r>
+        <w:t xml:space="preserve"> </w:t>
+      </w:r>
+      <w:r>
+        <w:t>operadores en el país recepción y 2 operador en el país de entrega.</w:t>
+      </w:r>
+    </w:p>
+    <w:p>
+      <w:pPr>
+        <w:numPr>
+          <w:ilvl w:val="0"/>
+          <w:numId w:val="2"/>
+        </w:numPr>
+        <w:jc w:val="both"/>
+      </w:pPr>
+      <w:r>
+        <w:t>Datos importantes para la gestión del negocio: Nombre, Logo, eslogan, datos personales (nombre y teléfono, correo), datos de plataformas digitales de transferencia de la moneda de recepción, datos de cuentas bancarias, registro de los operadores, horario de atención, tasa de la moneda de recepción/entrega, % de rentabilidad y ganancia por operación y total de operaciones.</w:t>
+      </w:r>
+    </w:p>
+    <w:p>
+      <w:pPr>
+        <w:numPr>
+          <w:ilvl w:val="0"/>
+          <w:numId w:val="2"/>
+        </w:numPr>
+        <w:jc w:val="both"/>
+      </w:pPr>
+      <w:r>
+        <w:t>Listado de operaciones para la recepción de solicitudes de los clientes finales con todos los datos requeridos para la transferencia de la remesa, resumen de operaciones, carga de imágenes de depósitos (país de recepción/país de entrega), lista de operaciones realizadas y de revisión con check de validación de recepción de pago y de validación de los depósitos en el país de entrega de remesa.</w:t>
+      </w:r>
+    </w:p>
+    <w:p>
+      <w:pPr>
+        <w:numPr>
+          <w:ilvl w:val="0"/>
+          <w:numId w:val="2"/>
+        </w:numPr>
+        <w:jc w:val="both"/>
+      </w:pPr>
+      <w:r>
+        <w:t>Información automatiza y en tiempo real de indicaciones de fecha y hora de las operaciones, tiempo de respuesta entre operaciones en curso, realizadas, operaciones por revisión para la confirmación de validación de depósito pro los clientes y de alarma sonora en las sesiones de operadores (país recepción /país entrega) para la eficiente gestión de las remesas.</w:t>
+      </w:r>
+    </w:p>
+    <w:p>
+      <w:pPr>
+        <w:numPr>
+          <w:ilvl w:val="0"/>
+          <w:numId w:val="2"/>
+        </w:numPr>
+        <w:jc w:val="both"/>
+      </w:pPr>
+      <w:r>
+        <w:t>Respuesta automáticas e inmediatas de las operaciones de remesa a los clientes (país recepción /país entrega_benficiarios) por vía WhatsApp y Telegram.</w:t>
+      </w:r>
+    </w:p>
+    <w:p>
+      <w:pPr>
+        <w:numPr>
+          <w:ilvl w:val="0"/>
+          <w:numId w:val="2"/>
+        </w:numPr>
+        <w:jc w:val="both"/>
+      </w:pPr>
+      <w:r>
+        <w:t>Respuesta de información de enlaces para el acceso del equipo de operadores (país recepción /país entrega) por vía WhatsApp.</w:t>
+      </w:r>
+    </w:p>
+    <w:p>
+      <w:pPr>
+        <w:numPr>
+          <w:ilvl w:val="0"/>
+          <w:numId w:val="2"/>
+        </w:numPr>
+        <w:jc w:val="both"/>
+      </w:pPr>
+      <w:r>
         <w:lastRenderedPageBreak/>
+        <w:t xml:space="preserve">Resultado de estadísticas: total de operaciones realizadas, total de montos en la moneda de recepción/entrega con su total de Ganancias, resumen de operaciones por operadores (país recepción /país entrega), reporte por día, fecha específica, rango de fechas, mes, rango de meses, año y rango de años, gráficas de las operaciones resultados tipo barra, circular y lineal. </w:t>
+      </w:r>
+    </w:p>
+    <w:p>
+      <w:pPr>
+        <w:numPr>
+          <w:ilvl w:val="0"/>
+          <w:numId w:val="2"/>
+        </w:numPr>
+        <w:jc w:val="both"/>
+      </w:pPr>
+      <w:r>
+        <w:t>Invitaciones automáticas por vía WhatsApp usando una Landing page altamente profesional con todos las funcionalidades y beneficios del servicio para la incorporación de clientes existente (migración a la plataforma) y nuevas captaciones de clientes en el país de recepción.</w:t>
+      </w:r>
+    </w:p>
+    <w:p>
+      <w:pPr>
+        <w:numPr>
+          <w:ilvl w:val="0"/>
+          <w:numId w:val="2"/>
+        </w:numPr>
+        <w:jc w:val="both"/>
+      </w:pPr>
+      <w:r>
+        <w:t>Exportaciones en EXCEL y PDF: Descarga de resultado de operaciones según estadísticas seleccionadas con lista su lista respectiva en formato EXCEL y PDF, descarga de gráficos de estadísticas, descarga de clientes registrados en formato EXCEL y PDF.</w:t>
+      </w:r>
+    </w:p>
+    <w:p>
+      <w:pPr>
+        <w:numPr>
+          <w:ilvl w:val="0"/>
+          <w:numId w:val="2"/>
+        </w:numPr>
+        <w:jc w:val="both"/>
+      </w:pPr>
+      <w:r>
+        <w:t>Soporte técnico y asesorías en línea 24/7.</w:t>
+      </w:r>
+    </w:p>
+    <w:p>
+      <w:pPr>
+        <w:numPr>
+          <w:ilvl w:val="0"/>
+          <w:numId w:val="2"/>
+        </w:numPr>
+        <w:jc w:val="both"/>
+      </w:pPr>
+      <w:r>
+        <w:t xml:space="preserve">Herramientas para el marketing orgánico e inorgánico con uso de IA. Próximamente - en creación. </w:t>
+      </w:r>
+    </w:p>
+    <w:p>
+      <w:pPr>
+        <w:numPr>
+          <w:ilvl w:val="0"/>
+          <w:numId w:val="2"/>
+        </w:numPr>
+        <w:jc w:val="both"/>
+      </w:pPr>
+      <w:r>
+        <w:t>Mejoras continuas en programación y desarrollo Web, usabilidad, automatizaciones y herramientas e IA. Próximamente - en creación.</w:t>
+      </w:r>
+    </w:p>
+    <w:p>
+      <w:pPr>
+        <w:jc w:val="both"/>
+        <w:rPr>
+          <w:b/>
+          <w:bCs/>
+        </w:rPr>
+      </w:pPr>
+      <w:r>
+        <w:rPr>
+          <w:b/>
+          <w:bCs/>
+        </w:rPr>
+        <w:t xml:space="preserve">PRO (pago </w:t>
+      </w:r>
+      <w:r>
+        <w:rPr>
+          <w:b/>
+          <w:bCs/>
+        </w:rPr>
+        <w:t>mensual</w:t>
+      </w:r>
+      <w:r>
+        <w:rPr>
+          <w:b/>
+          <w:bCs/>
+        </w:rPr>
+        <w:t xml:space="preserve">, </w:t>
+      </w:r>
+      <w:r>
+        <w:rPr>
+          <w:b/>
+          <w:bCs/>
+        </w:rPr>
+        <w:t>30</w:t>
+      </w:r>
+      <w:r>
+        <w:rPr>
+          <w:b/>
+          <w:bCs/>
+        </w:rPr>
+        <w:t xml:space="preserve"> días) y contiene:</w:t>
+      </w:r>
+    </w:p>
+    <w:p>
+      <w:pPr>
+        <w:numPr>
+          <w:ilvl w:val="0"/>
+          <w:numId w:val="2"/>
+        </w:numPr>
+        <w:jc w:val="both"/>
+      </w:pPr>
+      <w:r>
+        <w:t xml:space="preserve">Acceso completo a la plataforma </w:t>
+      </w:r>
+      <w:r>
+        <w:t xml:space="preserve">digital </w:t>
+      </w:r>
+      <w:r>
+        <w:t xml:space="preserve">por </w:t>
+      </w:r>
+      <w:r>
+        <w:t>30</w:t>
+      </w:r>
+      <w:r>
+        <w:t xml:space="preserve"> días</w:t>
+      </w:r>
+      <w:r>
+        <w:t xml:space="preserve"> continuos con acceso vía Gmail de Google con autentificación segura y automática.</w:t>
+      </w:r>
+    </w:p>
+    <w:p>
+      <w:pPr>
+        <w:numPr>
+          <w:ilvl w:val="0"/>
+          <w:numId w:val="2"/>
+        </w:numPr>
+        <w:jc w:val="both"/>
+      </w:pPr>
+      <w:r>
         <w:t>Plataforma digital en línea atractiva, colaborativa entre clientes y operadores, fácil uso y adecuada para el manejo con smartphone con respaldo de base de datos y seguridad cibernética.</w:t>
       </w:r>
     </w:p>
@@ -5882,7 +5837,7 @@
         <w:jc w:val="both"/>
       </w:pPr>
       <w:r>
-        <w:t>Registro hasta 100 clientes finales con contador de cupos disponibles según registro de clientes de forma automática y con opción a búsqueda de clientes.</w:t>
+        <w:t>Registro hasta 200 clientes finales con contador de cupos disponibles según registro de clientes de forma automática y con opción a búsqueda de clientes.</w:t>
       </w:r>
     </w:p>
     <w:p>
@@ -5897,13 +5852,13 @@
         <w:t xml:space="preserve">Hasta </w:t>
       </w:r>
       <w:r>
-        <w:t>2</w:t>
+        <w:t>3</w:t>
       </w:r>
       <w:r>
         <w:t xml:space="preserve"> </w:t>
       </w:r>
       <w:r>
-        <w:t>operadores en el país recepción y 2 operador en el país de entrega.</w:t>
+        <w:t>operadores en el país recepción y 3 operador en el país de entrega.</w:t>
       </w:r>
     </w:p>
     <w:p>
@@ -5927,15 +5882,7 @@
         <w:jc w:val="both"/>
       </w:pPr>
       <w:r>
-        <w:t xml:space="preserve">Listado de operaciones para la recepción de solicitudes de los clientes finales con todos los datos requeridos para la transferencia de la remesa, resumen de operaciones, carga de imágenes de depósitos (país de recepción/país de entrega), lista de operaciones realizadas y de revisión con </w:t>
-      </w:r>
-      <w:proofErr w:type="spellStart"/>
-      <w:r>
-        <w:t>check</w:t>
-      </w:r>
-      <w:proofErr w:type="spellEnd"/>
-      <w:r>
-        <w:t xml:space="preserve"> de validación de recepción de pago y de validación de los depósitos en el país de entrega de remesa.</w:t>
+        <w:t>Listado de operaciones para la recepción de solicitudes de los clientes finales con todos los datos requeridos para la transferencia de la remesa, resumen de operaciones, carga de imágenes de depósitos (país de recepción/país de entrega), lista de operaciones realizadas y de revisión con check de validación de recepción de pago y de validación de los depósitos en el país de entrega de remesa.</w:t>
       </w:r>
     </w:p>
     <w:p>
@@ -5959,23 +5906,7 @@
         <w:jc w:val="both"/>
       </w:pPr>
       <w:r>
-        <w:t xml:space="preserve">Respuesta automáticas e inmediatas de las operaciones de remesa a los clientes (país recepción /país </w:t>
-      </w:r>
-      <w:proofErr w:type="spellStart"/>
-      <w:r>
-        <w:t>entrega_benficiarios</w:t>
-      </w:r>
-      <w:proofErr w:type="spellEnd"/>
-      <w:r>
-        <w:t xml:space="preserve">) por vía WhatsApp y </w:t>
-      </w:r>
-      <w:proofErr w:type="spellStart"/>
-      <w:r>
-        <w:t>Telegram</w:t>
-      </w:r>
-      <w:proofErr w:type="spellEnd"/>
-      <w:r>
-        <w:t>.</w:t>
+        <w:t>Respuesta automáticas e inmediatas de las operaciones de remesa a los clientes (país recepción /país entrega_benficiarios) por vía WhatsApp y Telegram.</w:t>
       </w:r>
     </w:p>
     <w:p>
@@ -5999,6 +5930,7 @@
         <w:jc w:val="both"/>
       </w:pPr>
       <w:r>
+        <w:lastRenderedPageBreak/>
         <w:t xml:space="preserve">Resultado de estadísticas: total de operaciones realizadas, total de montos en la moneda de recepción/entrega con su total de Ganancias, resumen de operaciones por operadores (país recepción /país entrega), reporte por día, fecha específica, rango de fechas, mes, rango de meses, año y rango de años, gráficas de las operaciones resultados tipo barra, circular y lineal. </w:t>
       </w:r>
     </w:p>
@@ -6075,42 +6007,282 @@
           <w:b/>
           <w:bCs/>
         </w:rPr>
-        <w:t xml:space="preserve">PRO (pago </w:t>
-      </w:r>
-      <w:r>
-        <w:rPr>
-          <w:b/>
-          <w:bCs/>
-        </w:rPr>
-        <w:t>mensual</w:t>
-      </w:r>
-      <w:r>
-        <w:rPr>
-          <w:b/>
-          <w:bCs/>
-        </w:rPr>
-        <w:t xml:space="preserve">, </w:t>
-      </w:r>
-      <w:r>
-        <w:rPr>
-          <w:b/>
-          <w:bCs/>
-        </w:rPr>
+        <w:t xml:space="preserve">EXPERT </w:t>
+      </w:r>
+      <w:r>
+        <w:rPr>
+          <w:b/>
+          <w:bCs/>
+        </w:rPr>
+        <w:t>(pago mensual  30 días)</w:t>
+      </w:r>
+      <w:r>
+        <w:rPr>
+          <w:b/>
+          <w:bCs/>
+        </w:rPr>
+        <w:t xml:space="preserve"> y contiene:</w:t>
+      </w:r>
+    </w:p>
+    <w:p>
+      <w:pPr>
+        <w:numPr>
+          <w:ilvl w:val="0"/>
+          <w:numId w:val="4"/>
+        </w:numPr>
+        <w:jc w:val="both"/>
+      </w:pPr>
+      <w:r>
+        <w:t xml:space="preserve">Acceso completo a la plataforma </w:t>
+      </w:r>
+      <w:r>
+        <w:t xml:space="preserve">digital </w:t>
+      </w:r>
+      <w:r>
+        <w:t xml:space="preserve">por </w:t>
+      </w:r>
+      <w:r>
         <w:t>30</w:t>
       </w:r>
       <w:r>
-        <w:rPr>
-          <w:b/>
-          <w:bCs/>
-        </w:rPr>
-        <w:t xml:space="preserve"> días) y contiene:</w:t>
-      </w:r>
-    </w:p>
-    <w:p>
-      <w:pPr>
-        <w:numPr>
-          <w:ilvl w:val="0"/>
-          <w:numId w:val="2"/>
+        <w:t xml:space="preserve"> días</w:t>
+      </w:r>
+      <w:r>
+        <w:t xml:space="preserve"> continuos con acceso vía Gmail de Google con autentificación segura y automática.</w:t>
+      </w:r>
+    </w:p>
+    <w:p>
+      <w:pPr>
+        <w:numPr>
+          <w:ilvl w:val="0"/>
+          <w:numId w:val="4"/>
+        </w:numPr>
+        <w:jc w:val="both"/>
+      </w:pPr>
+      <w:r>
+        <w:t>Plataforma digital en línea atractiva, colaborativa entre clientes y operadores, fácil uso y adecuada para el manejo con smartphone con respaldo de base de datos y seguridad cibernética.</w:t>
+      </w:r>
+    </w:p>
+    <w:p>
+      <w:pPr>
+        <w:numPr>
+          <w:ilvl w:val="0"/>
+          <w:numId w:val="4"/>
+        </w:numPr>
+        <w:jc w:val="both"/>
+      </w:pPr>
+      <w:r>
+        <w:t>Registro hasta 300 clientes finales con contador de cupos disponibles según registro de clientes de forma automática y con opción a búsqueda de clientes.</w:t>
+      </w:r>
+    </w:p>
+    <w:p>
+      <w:pPr>
+        <w:numPr>
+          <w:ilvl w:val="0"/>
+          <w:numId w:val="4"/>
+        </w:numPr>
+        <w:jc w:val="both"/>
+      </w:pPr>
+      <w:r>
+        <w:t xml:space="preserve">Hasta </w:t>
+      </w:r>
+      <w:r>
+        <w:t>4</w:t>
+      </w:r>
+      <w:r>
+        <w:t xml:space="preserve"> </w:t>
+      </w:r>
+      <w:r>
+        <w:t>operadores en el país recepción y hasta 4 operador en el país de entrega.</w:t>
+      </w:r>
+    </w:p>
+    <w:p>
+      <w:pPr>
+        <w:numPr>
+          <w:ilvl w:val="0"/>
+          <w:numId w:val="4"/>
+        </w:numPr>
+        <w:jc w:val="both"/>
+      </w:pPr>
+      <w:r>
+        <w:t>Datos importantes para la gestión del negocio: Nombre, Logo, eslogan, datos personales (nombre y teléfono, correo), datos de plataformas digitales de transferencia de la moneda de recepción, datos de cuentas bancarias, registro de los operadores, horario de atención, tasa de la moneda de recepción/entrega, % de rentabilidad y ganancia por operación y total de operaciones.</w:t>
+      </w:r>
+    </w:p>
+    <w:p>
+      <w:pPr>
+        <w:numPr>
+          <w:ilvl w:val="0"/>
+          <w:numId w:val="4"/>
+        </w:numPr>
+        <w:jc w:val="both"/>
+      </w:pPr>
+      <w:r>
+        <w:t>Listado de operaciones para la recepción de solicitudes de los clientes finales con todos los datos requeridos para la transferencia de la remesa, resumen de operaciones, carga de imágenes de depósitos (país de recepción/país de entrega), lista de operaciones realizadas y de revisión con check de validación de recepción de pago y de validación de los depósitos en el país de entrega de remesa.</w:t>
+      </w:r>
+    </w:p>
+    <w:p>
+      <w:pPr>
+        <w:numPr>
+          <w:ilvl w:val="0"/>
+          <w:numId w:val="4"/>
+        </w:numPr>
+        <w:jc w:val="both"/>
+      </w:pPr>
+      <w:r>
+        <w:t>Información automatiza y en tiempo real de indicaciones de fecha y hora de las operaciones, tiempo de respuesta entre operaciones en curso, realizadas, operaciones por revisión para la confirmación de validación de depósito pro los clientes y de alarma sonora en las sesiones de operadores (país recepción /país entrega) para la eficiente gestión de las remesas.</w:t>
+      </w:r>
+    </w:p>
+    <w:p>
+      <w:pPr>
+        <w:numPr>
+          <w:ilvl w:val="0"/>
+          <w:numId w:val="4"/>
+        </w:numPr>
+        <w:jc w:val="both"/>
+      </w:pPr>
+      <w:r>
+        <w:t>Respuesta automáticas e inmediatas de las operaciones de remesa a los clientes (país recepción /país entrega_benficiarios) por vía WhatsApp y Telegram.</w:t>
+      </w:r>
+    </w:p>
+    <w:p>
+      <w:pPr>
+        <w:numPr>
+          <w:ilvl w:val="0"/>
+          <w:numId w:val="4"/>
+        </w:numPr>
+        <w:jc w:val="both"/>
+      </w:pPr>
+      <w:r>
+        <w:t>Respuesta de información de enlaces para el acceso del equipo de operadores (país recepción /país entrega) por vía WhatsApp.</w:t>
+      </w:r>
+    </w:p>
+    <w:p>
+      <w:pPr>
+        <w:numPr>
+          <w:ilvl w:val="0"/>
+          <w:numId w:val="4"/>
+        </w:numPr>
+        <w:jc w:val="both"/>
+      </w:pPr>
+      <w:r>
+        <w:lastRenderedPageBreak/>
+        <w:t xml:space="preserve">Resultado de estadísticas: total de operaciones realizadas, total de montos en la moneda de recepción/entrega con su total de Ganancias, resumen de operaciones por operadores (país recepción /país entrega), reporte por día, fecha específica, rango de fechas, mes, rango de meses, año y rango de años, gráficas de las operaciones resultados tipo barra, circular y lineal. </w:t>
+      </w:r>
+    </w:p>
+    <w:p>
+      <w:pPr>
+        <w:numPr>
+          <w:ilvl w:val="0"/>
+          <w:numId w:val="4"/>
+        </w:numPr>
+        <w:jc w:val="both"/>
+      </w:pPr>
+      <w:r>
+        <w:t>Invitaciones automáticas por vía WhatsApp usando una Landing page altamente profesional con todos las funcionalidades y beneficios del servicio para la incorporación de clientes existente (migración a la plataforma) y nuevas captaciones de clientes en el país de recepción.</w:t>
+      </w:r>
+    </w:p>
+    <w:p>
+      <w:pPr>
+        <w:numPr>
+          <w:ilvl w:val="0"/>
+          <w:numId w:val="4"/>
+        </w:numPr>
+        <w:jc w:val="both"/>
+      </w:pPr>
+      <w:r>
+        <w:t>Exportaciones en EXCEL y PDF: Descarga de resultado de operaciones según estadísticas seleccionadas con lista su lista respectiva en formato EXCEL y PDF, descarga de gráficos de estadísticas, descarga de clientes registrados en formato EXCEL y PDF.</w:t>
+      </w:r>
+    </w:p>
+    <w:p>
+      <w:pPr>
+        <w:numPr>
+          <w:ilvl w:val="0"/>
+          <w:numId w:val="4"/>
+        </w:numPr>
+        <w:jc w:val="both"/>
+      </w:pPr>
+      <w:r>
+        <w:t>Soporte técnico y asesorías en línea 24/7.</w:t>
+      </w:r>
+    </w:p>
+    <w:p>
+      <w:pPr>
+        <w:numPr>
+          <w:ilvl w:val="0"/>
+          <w:numId w:val="4"/>
+        </w:numPr>
+        <w:jc w:val="both"/>
+      </w:pPr>
+      <w:r>
+        <w:t xml:space="preserve">Herramientas para el marketing orgánico e inorgánico con uso de IA. Próximamente - en creación. </w:t>
+      </w:r>
+    </w:p>
+    <w:p>
+      <w:pPr>
+        <w:numPr>
+          <w:ilvl w:val="0"/>
+          <w:numId w:val="4"/>
+        </w:numPr>
+        <w:jc w:val="both"/>
+      </w:pPr>
+      <w:r>
+        <w:t>Mejoras continuas en programación y desarrollo Web, usabilidad, automatizaciones y herramientas e IA. Próximamente - en creación.</w:t>
+      </w:r>
+    </w:p>
+    <w:p>
+      <w:pPr>
+        <w:numPr>
+          <w:ilvl w:val="0"/>
+          <w:numId w:val="4"/>
+        </w:numPr>
+        <w:jc w:val="both"/>
+      </w:pPr>
+      <w:r>
+        <w:t>Acceso a nuevas funcionalidades y actualizaciones – En creación continua</w:t>
+      </w:r>
+    </w:p>
+    <w:p>
+      <w:pPr>
+        <w:jc w:val="both"/>
+        <w:rPr>
+          <w:b/>
+          <w:bCs/>
+        </w:rPr>
+      </w:pPr>
+      <w:r>
+        <w:rPr>
+          <w:b/>
+          <w:bCs/>
+        </w:rPr>
+        <w:t>AVANCE</w:t>
+      </w:r>
+      <w:r>
+        <w:rPr>
+          <w:b/>
+          <w:bCs/>
+        </w:rPr>
+        <w:t xml:space="preserve"> </w:t>
+      </w:r>
+      <w:r>
+        <w:rPr>
+          <w:b/>
+          <w:bCs/>
+        </w:rPr>
+        <w:t>(pago mensual 30 días)</w:t>
+      </w:r>
+      <w:r>
+        <w:rPr>
+          <w:b/>
+          <w:bCs/>
+        </w:rPr>
+        <w:t xml:space="preserve"> y contiene:</w:t>
+      </w:r>
+    </w:p>
+    <w:p>
+      <w:pPr>
+        <w:numPr>
+          <w:ilvl w:val="0"/>
+          <w:numId w:val="4"/>
         </w:numPr>
         <w:jc w:val="both"/>
       </w:pPr>
@@ -6137,12 +6309,265 @@
       <w:pPr>
         <w:numPr>
           <w:ilvl w:val="0"/>
-          <w:numId w:val="2"/>
+          <w:numId w:val="4"/>
+        </w:numPr>
+        <w:jc w:val="both"/>
+      </w:pPr>
+      <w:r>
+        <w:t>Plataforma digital en línea atractiva, colaborativa entre clientes y operadores, fácil uso y adecuada para el manejo con smartphone con respaldo de base de datos y seguridad cibernética.</w:t>
+      </w:r>
+    </w:p>
+    <w:p>
+      <w:pPr>
+        <w:numPr>
+          <w:ilvl w:val="0"/>
+          <w:numId w:val="4"/>
+        </w:numPr>
+        <w:jc w:val="both"/>
+      </w:pPr>
+      <w:r>
+        <w:t>Registro hasta 500 clientes finales con contador de cupos disponibles según registro de clientes de forma automática y con opción a búsqueda de clientes.</w:t>
+      </w:r>
+    </w:p>
+    <w:p>
+      <w:pPr>
+        <w:numPr>
+          <w:ilvl w:val="0"/>
+          <w:numId w:val="4"/>
+        </w:numPr>
+        <w:jc w:val="both"/>
+      </w:pPr>
+      <w:r>
+        <w:t xml:space="preserve">Hasta </w:t>
+      </w:r>
+      <w:r>
+        <w:t>5</w:t>
+      </w:r>
+      <w:r>
+        <w:t xml:space="preserve"> </w:t>
+      </w:r>
+      <w:r>
+        <w:t>operadores en el país recepción y hasta 5 operador en el país de entrega.</w:t>
+      </w:r>
+    </w:p>
+    <w:p>
+      <w:pPr>
+        <w:numPr>
+          <w:ilvl w:val="0"/>
+          <w:numId w:val="4"/>
+        </w:numPr>
+        <w:jc w:val="both"/>
+      </w:pPr>
+      <w:r>
+        <w:t>Datos importantes para la gestión del negocio: Nombre, Logo, eslogan, datos personales (nombre y teléfono, correo), datos de plataformas digitales de transferencia de la moneda de recepción, datos de cuentas bancarias, registro de los operadores, horario de atención, tasa de la moneda de recepción/entrega, % de rentabilidad y ganancia por operación y total de operaciones.</w:t>
+      </w:r>
+    </w:p>
+    <w:p>
+      <w:pPr>
+        <w:numPr>
+          <w:ilvl w:val="0"/>
+          <w:numId w:val="4"/>
+        </w:numPr>
+        <w:jc w:val="both"/>
+      </w:pPr>
+      <w:r>
+        <w:t>Listado de operaciones para la recepción de solicitudes de los clientes finales con todos los datos requeridos para la transferencia de la remesa, resumen de operaciones, carga de imágenes de depósitos (país de recepción/país de entrega), lista de operaciones realizadas y de revisión con check de validación de recepción de pago y de validación de los depósitos en el país de entrega de remesa.</w:t>
+      </w:r>
+    </w:p>
+    <w:p>
+      <w:pPr>
+        <w:numPr>
+          <w:ilvl w:val="0"/>
+          <w:numId w:val="4"/>
+        </w:numPr>
+        <w:jc w:val="both"/>
+      </w:pPr>
+      <w:r>
+        <w:t>Información automatiza y en tiempo real de indicaciones de fecha y hora de las operaciones, tiempo de respuesta entre operaciones en curso, realizadas, operaciones por revisión para la confirmación de validación de depósito pro los clientes y de alarma sonora en las sesiones de operadores (país recepción /país entrega) para la eficiente gestión de las remesas.</w:t>
+      </w:r>
+    </w:p>
+    <w:p>
+      <w:pPr>
+        <w:numPr>
+          <w:ilvl w:val="0"/>
+          <w:numId w:val="4"/>
+        </w:numPr>
+        <w:jc w:val="both"/>
+      </w:pPr>
+      <w:r>
+        <w:t>Respuesta automáticas e inmediatas de las operaciones de remesa a los clientes (país recepción /país entrega_benficiarios) por vía WhatsApp y Telegram.</w:t>
+      </w:r>
+    </w:p>
+    <w:p>
+      <w:pPr>
+        <w:numPr>
+          <w:ilvl w:val="0"/>
+          <w:numId w:val="4"/>
         </w:numPr>
         <w:jc w:val="both"/>
       </w:pPr>
       <w:r>
         <w:lastRenderedPageBreak/>
+        <w:t>Respuesta de información de enlaces para el acceso del equipo de operadores (país recepción /país entrega) por vía WhatsApp.</w:t>
+      </w:r>
+    </w:p>
+    <w:p>
+      <w:pPr>
+        <w:numPr>
+          <w:ilvl w:val="0"/>
+          <w:numId w:val="4"/>
+        </w:numPr>
+        <w:jc w:val="both"/>
+      </w:pPr>
+      <w:r>
+        <w:t xml:space="preserve">Resultado de estadísticas: total de operaciones realizadas, total de montos en la moneda de recepción/entrega con su total de Ganancias, resumen de operaciones por operadores (país recepción /país entrega), reporte por día, fecha específica, rango de fechas, mes, rango de meses, año y rango de años, gráficas de las operaciones resultados tipo barra, circular y lineal. </w:t>
+      </w:r>
+    </w:p>
+    <w:p>
+      <w:pPr>
+        <w:numPr>
+          <w:ilvl w:val="0"/>
+          <w:numId w:val="4"/>
+        </w:numPr>
+        <w:jc w:val="both"/>
+      </w:pPr>
+      <w:r>
+        <w:t>Invitaciones automáticas por vía WhatsApp usando una Landing page altamente profesional con todos las funcionalidades y beneficios del servicio para la incorporación de clientes existente (migración a la plataforma) y nuevas captaciones de clientes en el país de recepción.</w:t>
+      </w:r>
+    </w:p>
+    <w:p>
+      <w:pPr>
+        <w:numPr>
+          <w:ilvl w:val="0"/>
+          <w:numId w:val="4"/>
+        </w:numPr>
+        <w:jc w:val="both"/>
+      </w:pPr>
+      <w:r>
+        <w:t>Exportaciones en EXCEL y PDF: Descarga de resultado de operaciones según estadísticas seleccionadas con lista su lista respectiva en formato EXCEL y PDF, descarga de gráficos de estadísticas, descarga de clientes registrados en formato EXCEL y PDF.</w:t>
+      </w:r>
+    </w:p>
+    <w:p>
+      <w:pPr>
+        <w:numPr>
+          <w:ilvl w:val="0"/>
+          <w:numId w:val="4"/>
+        </w:numPr>
+        <w:jc w:val="both"/>
+      </w:pPr>
+      <w:r>
+        <w:t>Soporte técnico y asesorías en línea 24/7.</w:t>
+      </w:r>
+    </w:p>
+    <w:p>
+      <w:pPr>
+        <w:numPr>
+          <w:ilvl w:val="0"/>
+          <w:numId w:val="4"/>
+        </w:numPr>
+        <w:jc w:val="both"/>
+      </w:pPr>
+      <w:r>
+        <w:t xml:space="preserve">Herramientas para el marketing orgánico e inorgánico con uso de IA. Próximamente - en creación. </w:t>
+      </w:r>
+    </w:p>
+    <w:p>
+      <w:pPr>
+        <w:numPr>
+          <w:ilvl w:val="0"/>
+          <w:numId w:val="4"/>
+        </w:numPr>
+        <w:jc w:val="both"/>
+      </w:pPr>
+      <w:r>
+        <w:t>Mejoras continuas en programación y desarrollo Web, usabilidad, automatizaciones y herramientas e IA. Próximamente - en creación.</w:t>
+      </w:r>
+    </w:p>
+    <w:p>
+      <w:pPr>
+        <w:numPr>
+          <w:ilvl w:val="0"/>
+          <w:numId w:val="4"/>
+        </w:numPr>
+        <w:jc w:val="both"/>
+      </w:pPr>
+      <w:r>
+        <w:t>Acceso a nuevas funcionalidades y actualizaciones – En creación continua</w:t>
+      </w:r>
+    </w:p>
+    <w:p>
+      <w:pPr>
+        <w:jc w:val="both"/>
+        <w:rPr>
+          <w:b/>
+          <w:bCs/>
+        </w:rPr>
+      </w:pPr>
+      <w:r>
+        <w:rPr>
+          <w:b/>
+          <w:bCs/>
+        </w:rPr>
+        <w:t>ULTRA</w:t>
+      </w:r>
+      <w:r>
+        <w:rPr>
+          <w:b/>
+          <w:bCs/>
+        </w:rPr>
+        <w:t xml:space="preserve"> </w:t>
+      </w:r>
+      <w:r>
+        <w:rPr>
+          <w:b/>
+          <w:bCs/>
+        </w:rPr>
+        <w:t>(pago mensual 30 días)</w:t>
+      </w:r>
+      <w:r>
+        <w:rPr>
+          <w:b/>
+          <w:bCs/>
+        </w:rPr>
+        <w:t xml:space="preserve"> y contiene:</w:t>
+      </w:r>
+    </w:p>
+    <w:p>
+      <w:pPr>
+        <w:numPr>
+          <w:ilvl w:val="0"/>
+          <w:numId w:val="4"/>
+        </w:numPr>
+        <w:jc w:val="both"/>
+      </w:pPr>
+      <w:r>
+        <w:t xml:space="preserve">Acceso completo a la plataforma </w:t>
+      </w:r>
+      <w:r>
+        <w:t xml:space="preserve">digital </w:t>
+      </w:r>
+      <w:r>
+        <w:t xml:space="preserve">por </w:t>
+      </w:r>
+      <w:r>
+        <w:t>30</w:t>
+      </w:r>
+      <w:r>
+        <w:t xml:space="preserve"> días</w:t>
+      </w:r>
+      <w:r>
+        <w:t xml:space="preserve"> continuos con acceso vía Gmail de Google con autentificación segura y automática.</w:t>
+      </w:r>
+    </w:p>
+    <w:p>
+      <w:pPr>
+        <w:numPr>
+          <w:ilvl w:val="0"/>
+          <w:numId w:val="4"/>
+        </w:numPr>
+        <w:jc w:val="both"/>
+      </w:pPr>
+      <w:r>
         <w:t>Plataforma digital en línea atractiva, colaborativa entre clientes y operadores, fácil uso y adecuada para el manejo con smartphone con respaldo de base de datos y seguridad cibernética.</w:t>
       </w:r>
     </w:p>
@@ -6150,19 +6575,19 @@
       <w:pPr>
         <w:numPr>
           <w:ilvl w:val="0"/>
-          <w:numId w:val="2"/>
-        </w:numPr>
-        <w:jc w:val="both"/>
-      </w:pPr>
-      <w:r>
-        <w:t>Registro hasta 200 clientes finales con contador de cupos disponibles según registro de clientes de forma automática y con opción a búsqueda de clientes.</w:t>
-      </w:r>
-    </w:p>
-    <w:p>
-      <w:pPr>
-        <w:numPr>
-          <w:ilvl w:val="0"/>
-          <w:numId w:val="2"/>
+          <w:numId w:val="4"/>
+        </w:numPr>
+        <w:jc w:val="both"/>
+      </w:pPr>
+      <w:r>
+        <w:t>Registro hasta 1000 clientes finales con contador de cupos disponibles según registro de clientes de forma automática y con opción a búsqueda de clientes.</w:t>
+      </w:r>
+    </w:p>
+    <w:p>
+      <w:pPr>
+        <w:numPr>
+          <w:ilvl w:val="0"/>
+          <w:numId w:val="4"/>
         </w:numPr>
         <w:jc w:val="both"/>
       </w:pPr>
@@ -6170,20 +6595,20 @@
         <w:t xml:space="preserve">Hasta </w:t>
       </w:r>
       <w:r>
-        <w:t>3</w:t>
+        <w:t>8</w:t>
       </w:r>
       <w:r>
         <w:t xml:space="preserve"> </w:t>
       </w:r>
       <w:r>
-        <w:t>operadores en el país recepción y 3 operador en el país de entrega.</w:t>
-      </w:r>
-    </w:p>
-    <w:p>
-      <w:pPr>
-        <w:numPr>
-          <w:ilvl w:val="0"/>
-          <w:numId w:val="2"/>
+        <w:t>operadores en el país recepción y hasta 8 operador en el país de entrega.</w:t>
+      </w:r>
+    </w:p>
+    <w:p>
+      <w:pPr>
+        <w:numPr>
+          <w:ilvl w:val="0"/>
+          <w:numId w:val="4"/>
         </w:numPr>
         <w:jc w:val="both"/>
       </w:pPr>
@@ -6195,27 +6620,19 @@
       <w:pPr>
         <w:numPr>
           <w:ilvl w:val="0"/>
-          <w:numId w:val="2"/>
-        </w:numPr>
-        <w:jc w:val="both"/>
-      </w:pPr>
-      <w:r>
-        <w:t xml:space="preserve">Listado de operaciones para la recepción de solicitudes de los clientes finales con todos los datos requeridos para la transferencia de la remesa, resumen de operaciones, carga de imágenes de depósitos (país de recepción/país de entrega), lista de operaciones realizadas y de revisión con </w:t>
-      </w:r>
-      <w:proofErr w:type="spellStart"/>
-      <w:r>
-        <w:t>check</w:t>
-      </w:r>
-      <w:proofErr w:type="spellEnd"/>
-      <w:r>
-        <w:t xml:space="preserve"> de validación de recepción de pago y de validación de los depósitos en el país de entrega de remesa.</w:t>
-      </w:r>
-    </w:p>
-    <w:p>
-      <w:pPr>
-        <w:numPr>
-          <w:ilvl w:val="0"/>
-          <w:numId w:val="2"/>
+          <w:numId w:val="4"/>
+        </w:numPr>
+        <w:jc w:val="both"/>
+      </w:pPr>
+      <w:r>
+        <w:t>Listado de operaciones para la recepción de solicitudes de los clientes finales con todos los datos requeridos para la transferencia de la remesa, resumen de operaciones, carga de imágenes de depósitos (país de recepción/país de entrega), lista de operaciones realizadas y de revisión con check de validación de recepción de pago y de validación de los depósitos en el país de entrega de remesa.</w:t>
+      </w:r>
+    </w:p>
+    <w:p>
+      <w:pPr>
+        <w:numPr>
+          <w:ilvl w:val="0"/>
+          <w:numId w:val="4"/>
         </w:numPr>
         <w:jc w:val="both"/>
       </w:pPr>
@@ -6227,35 +6644,20 @@
       <w:pPr>
         <w:numPr>
           <w:ilvl w:val="0"/>
-          <w:numId w:val="2"/>
-        </w:numPr>
-        <w:jc w:val="both"/>
-      </w:pPr>
-      <w:r>
-        <w:t xml:space="preserve">Respuesta automáticas e inmediatas de las operaciones de remesa a los clientes (país recepción /país </w:t>
-      </w:r>
-      <w:proofErr w:type="spellStart"/>
-      <w:r>
-        <w:t>entrega_benficiarios</w:t>
-      </w:r>
-      <w:proofErr w:type="spellEnd"/>
-      <w:r>
-        <w:t xml:space="preserve">) por vía WhatsApp y </w:t>
-      </w:r>
-      <w:proofErr w:type="spellStart"/>
-      <w:r>
-        <w:t>Telegram</w:t>
-      </w:r>
-      <w:proofErr w:type="spellEnd"/>
-      <w:r>
-        <w:t>.</w:t>
-      </w:r>
-    </w:p>
-    <w:p>
-      <w:pPr>
-        <w:numPr>
-          <w:ilvl w:val="0"/>
-          <w:numId w:val="2"/>
+          <w:numId w:val="4"/>
+        </w:numPr>
+        <w:jc w:val="both"/>
+      </w:pPr>
+      <w:r>
+        <w:lastRenderedPageBreak/>
+        <w:t>Respuesta automáticas e inmediatas de las operaciones de remesa a los clientes (país recepción /país entrega_benficiarios) por vía WhatsApp y Telegram.</w:t>
+      </w:r>
+    </w:p>
+    <w:p>
+      <w:pPr>
+        <w:numPr>
+          <w:ilvl w:val="0"/>
+          <w:numId w:val="4"/>
         </w:numPr>
         <w:jc w:val="both"/>
       </w:pPr>
@@ -6267,7 +6669,7 @@
       <w:pPr>
         <w:numPr>
           <w:ilvl w:val="0"/>
-          <w:numId w:val="2"/>
+          <w:numId w:val="4"/>
         </w:numPr>
         <w:jc w:val="both"/>
       </w:pPr>
@@ -6279,7 +6681,7 @@
       <w:pPr>
         <w:numPr>
           <w:ilvl w:val="0"/>
-          <w:numId w:val="2"/>
+          <w:numId w:val="4"/>
         </w:numPr>
         <w:jc w:val="both"/>
       </w:pPr>
@@ -6291,7 +6693,7 @@
       <w:pPr>
         <w:numPr>
           <w:ilvl w:val="0"/>
-          <w:numId w:val="2"/>
+          <w:numId w:val="4"/>
         </w:numPr>
         <w:jc w:val="both"/>
       </w:pPr>
@@ -6303,7 +6705,7 @@
       <w:pPr>
         <w:numPr>
           <w:ilvl w:val="0"/>
-          <w:numId w:val="2"/>
+          <w:numId w:val="4"/>
         </w:numPr>
         <w:jc w:val="both"/>
       </w:pPr>
@@ -6315,7 +6717,7 @@
       <w:pPr>
         <w:numPr>
           <w:ilvl w:val="0"/>
-          <w:numId w:val="2"/>
+          <w:numId w:val="4"/>
         </w:numPr>
         <w:jc w:val="both"/>
       </w:pPr>
@@ -6327,7 +6729,7 @@
       <w:pPr>
         <w:numPr>
           <w:ilvl w:val="0"/>
-          <w:numId w:val="2"/>
+          <w:numId w:val="4"/>
         </w:numPr>
         <w:jc w:val="both"/>
       </w:pPr>
@@ -6337,41 +6739,44 @@
     </w:p>
     <w:p>
       <w:pPr>
-        <w:jc w:val="both"/>
-        <w:rPr>
-          <w:b/>
-          <w:bCs/>
-        </w:rPr>
-      </w:pPr>
-      <w:r>
-        <w:rPr>
-          <w:b/>
-          <w:bCs/>
-        </w:rPr>
-        <w:t xml:space="preserve">EXPERT </w:t>
-      </w:r>
-      <w:r>
-        <w:rPr>
-          <w:b/>
-          <w:bCs/>
-        </w:rPr>
-        <w:t xml:space="preserve">(pago </w:t>
-      </w:r>
-      <w:proofErr w:type="gramStart"/>
-      <w:r>
-        <w:rPr>
-          <w:b/>
-          <w:bCs/>
-        </w:rPr>
-        <w:t>mensual  30</w:t>
-      </w:r>
-      <w:proofErr w:type="gramEnd"/>
-      <w:r>
-        <w:rPr>
-          <w:b/>
-          <w:bCs/>
-        </w:rPr>
-        <w:t xml:space="preserve"> días)</w:t>
+        <w:numPr>
+          <w:ilvl w:val="0"/>
+          <w:numId w:val="4"/>
+        </w:numPr>
+        <w:jc w:val="both"/>
+      </w:pPr>
+      <w:r>
+        <w:t>Acceso a nuevas funcionalidades y actualizaciones – En creación continua</w:t>
+      </w:r>
+    </w:p>
+    <w:p>
+      <w:pPr>
+        <w:jc w:val="both"/>
+        <w:rPr>
+          <w:b/>
+          <w:bCs/>
+        </w:rPr>
+      </w:pPr>
+      <w:r>
+        <w:rPr>
+          <w:b/>
+          <w:bCs/>
+        </w:rPr>
+        <w:t>UNLIMITED</w:t>
+      </w:r>
+      <w:r>
+        <w:rPr>
+          <w:b/>
+          <w:bCs/>
+        </w:rPr>
+        <w:t xml:space="preserve"> </w:t>
+      </w:r>
+      <w:r>
+        <w:rPr>
+          <w:b/>
+          <w:bCs/>
+        </w:rPr>
+        <w:t>(pago mensual 30 días)</w:t>
       </w:r>
       <w:r>
         <w:rPr>
@@ -6417,944 +6822,89 @@
         <w:jc w:val="both"/>
       </w:pPr>
       <w:r>
+        <w:t>Plataforma digital en línea atractiva, colaborativa entre clientes y operadores, fácil uso y adecuada para el manejo con smartphone con respaldo de base de datos y seguridad cibernética.</w:t>
+      </w:r>
+    </w:p>
+    <w:p>
+      <w:pPr>
+        <w:numPr>
+          <w:ilvl w:val="0"/>
+          <w:numId w:val="4"/>
+        </w:numPr>
+        <w:jc w:val="both"/>
+      </w:pPr>
+      <w:r>
+        <w:t>Registro ilimitado de clientes finales con contador de cupos disponibles según registro de clientes de forma automática y con opción a búsqueda de clientes.</w:t>
+      </w:r>
+    </w:p>
+    <w:p>
+      <w:pPr>
+        <w:numPr>
+          <w:ilvl w:val="0"/>
+          <w:numId w:val="4"/>
+        </w:numPr>
+        <w:jc w:val="both"/>
+      </w:pPr>
+      <w:r>
+        <w:t>Ilimitado de</w:t>
+      </w:r>
+      <w:r>
+        <w:t xml:space="preserve"> </w:t>
+      </w:r>
+      <w:r>
+        <w:t>operadores en el país recepción y operador en el país de entrega.</w:t>
+      </w:r>
+    </w:p>
+    <w:p>
+      <w:pPr>
+        <w:numPr>
+          <w:ilvl w:val="0"/>
+          <w:numId w:val="4"/>
+        </w:numPr>
+        <w:jc w:val="both"/>
+      </w:pPr>
+      <w:r>
+        <w:t>Datos importantes para la gestión del negocio: Nombre, Logo, eslogan, datos personales (nombre y teléfono, correo), datos de plataformas digitales de transferencia de la moneda de recepción, datos de cuentas bancarias, registro de los operadores, horario de atención, tasa de la moneda de recepción/entrega, % de rentabilidad y ganancia por operación y total de operaciones.</w:t>
+      </w:r>
+    </w:p>
+    <w:p>
+      <w:pPr>
+        <w:numPr>
+          <w:ilvl w:val="0"/>
+          <w:numId w:val="4"/>
+        </w:numPr>
+        <w:jc w:val="both"/>
+      </w:pPr>
+      <w:r>
+        <w:t>Listado de operaciones para la recepción de solicitudes de los clientes finales con todos los datos requeridos para la transferencia de la remesa, resumen de operaciones, carga de imágenes de depósitos (país de recepción/país de entrega), lista de operaciones realizadas y de revisión con check de validación de recepción de pago y de validación de los depósitos en el país de entrega de remesa.</w:t>
+      </w:r>
+    </w:p>
+    <w:p>
+      <w:pPr>
+        <w:numPr>
+          <w:ilvl w:val="0"/>
+          <w:numId w:val="4"/>
+        </w:numPr>
+        <w:jc w:val="both"/>
+      </w:pPr>
+      <w:r>
+        <w:t xml:space="preserve">Información automatiza y en tiempo real de indicaciones de fecha y hora de las operaciones, tiempo de respuesta entre operaciones en curso, realizadas, operaciones por revisión para la </w:t>
+      </w:r>
+      <w:r>
         <w:lastRenderedPageBreak/>
-        <w:t>Plataforma digital en línea atractiva, colaborativa entre clientes y operadores, fácil uso y adecuada para el manejo con smartphone con respaldo de base de datos y seguridad cibernética.</w:t>
-      </w:r>
-    </w:p>
-    <w:p>
-      <w:pPr>
-        <w:numPr>
-          <w:ilvl w:val="0"/>
-          <w:numId w:val="4"/>
-        </w:numPr>
-        <w:jc w:val="both"/>
-      </w:pPr>
-      <w:r>
-        <w:t>Registro hasta 300 clientes finales con contador de cupos disponibles según registro de clientes de forma automática y con opción a búsqueda de clientes.</w:t>
-      </w:r>
-    </w:p>
-    <w:p>
-      <w:pPr>
-        <w:numPr>
-          <w:ilvl w:val="0"/>
-          <w:numId w:val="4"/>
-        </w:numPr>
-        <w:jc w:val="both"/>
-      </w:pPr>
-      <w:r>
-        <w:t xml:space="preserve">Hasta </w:t>
-      </w:r>
-      <w:r>
-        <w:t>4</w:t>
-      </w:r>
-      <w:r>
-        <w:t xml:space="preserve"> </w:t>
-      </w:r>
-      <w:r>
-        <w:t>operadores en el país recepción y hasta 4 operador en el país de entrega.</w:t>
-      </w:r>
-    </w:p>
-    <w:p>
-      <w:pPr>
-        <w:numPr>
-          <w:ilvl w:val="0"/>
-          <w:numId w:val="4"/>
-        </w:numPr>
-        <w:jc w:val="both"/>
-      </w:pPr>
-      <w:r>
-        <w:t>Datos importantes para la gestión del negocio: Nombre, Logo, eslogan, datos personales (nombre y teléfono, correo), datos de plataformas digitales de transferencia de la moneda de recepción, datos de cuentas bancarias, registro de los operadores, horario de atención, tasa de la moneda de recepción/entrega, % de rentabilidad y ganancia por operación y total de operaciones.</w:t>
-      </w:r>
-    </w:p>
-    <w:p>
-      <w:pPr>
-        <w:numPr>
-          <w:ilvl w:val="0"/>
-          <w:numId w:val="4"/>
-        </w:numPr>
-        <w:jc w:val="both"/>
-      </w:pPr>
-      <w:r>
-        <w:t xml:space="preserve">Listado de operaciones para la recepción de solicitudes de los clientes finales con todos los datos requeridos para la transferencia de la remesa, resumen de operaciones, carga de imágenes de depósitos (país de recepción/país de entrega), lista de operaciones realizadas y de revisión con </w:t>
-      </w:r>
-      <w:proofErr w:type="spellStart"/>
-      <w:r>
-        <w:t>check</w:t>
-      </w:r>
-      <w:proofErr w:type="spellEnd"/>
-      <w:r>
-        <w:t xml:space="preserve"> de validación de recepción de pago y de validación de los depósitos en el país de entrega de remesa.</w:t>
-      </w:r>
-    </w:p>
-    <w:p>
-      <w:pPr>
-        <w:numPr>
-          <w:ilvl w:val="0"/>
-          <w:numId w:val="4"/>
-        </w:numPr>
-        <w:jc w:val="both"/>
-      </w:pPr>
-      <w:r>
-        <w:t>Información automatiza y en tiempo real de indicaciones de fecha y hora de las operaciones, tiempo de respuesta entre operaciones en curso, realizadas, operaciones por revisión para la confirmación de validación de depósito pro los clientes y de alarma sonora en las sesiones de operadores (país recepción /país entrega) para la eficiente gestión de las remesas.</w:t>
-      </w:r>
-    </w:p>
-    <w:p>
-      <w:pPr>
-        <w:numPr>
-          <w:ilvl w:val="0"/>
-          <w:numId w:val="4"/>
-        </w:numPr>
-        <w:jc w:val="both"/>
-      </w:pPr>
-      <w:r>
-        <w:t xml:space="preserve">Respuesta automáticas e inmediatas de las operaciones de remesa a los clientes (país recepción /país </w:t>
-      </w:r>
-      <w:proofErr w:type="spellStart"/>
-      <w:r>
-        <w:t>entrega_benficiarios</w:t>
-      </w:r>
-      <w:proofErr w:type="spellEnd"/>
-      <w:r>
-        <w:t xml:space="preserve">) por vía WhatsApp y </w:t>
-      </w:r>
-      <w:proofErr w:type="spellStart"/>
-      <w:r>
-        <w:t>Telegram</w:t>
-      </w:r>
-      <w:proofErr w:type="spellEnd"/>
-      <w:r>
-        <w:t>.</w:t>
-      </w:r>
-    </w:p>
-    <w:p>
-      <w:pPr>
-        <w:numPr>
-          <w:ilvl w:val="0"/>
-          <w:numId w:val="4"/>
-        </w:numPr>
-        <w:jc w:val="both"/>
-      </w:pPr>
-      <w:r>
-        <w:t>Respuesta de información de enlaces para el acceso del equipo de operadores (país recepción /país entrega) por vía WhatsApp.</w:t>
-      </w:r>
-    </w:p>
-    <w:p>
-      <w:pPr>
-        <w:numPr>
-          <w:ilvl w:val="0"/>
-          <w:numId w:val="4"/>
-        </w:numPr>
-        <w:jc w:val="both"/>
-      </w:pPr>
-      <w:r>
-        <w:t xml:space="preserve">Resultado de estadísticas: total de operaciones realizadas, total de montos en la moneda de recepción/entrega con su total de Ganancias, resumen de operaciones por operadores (país recepción /país entrega), reporte por día, fecha específica, rango de fechas, mes, rango de meses, año y rango de años, gráficas de las operaciones resultados tipo barra, circular y lineal. </w:t>
-      </w:r>
-    </w:p>
-    <w:p>
-      <w:pPr>
-        <w:numPr>
-          <w:ilvl w:val="0"/>
-          <w:numId w:val="4"/>
-        </w:numPr>
-        <w:jc w:val="both"/>
-      </w:pPr>
-      <w:r>
-        <w:t>Invitaciones automáticas por vía WhatsApp usando una Landing page altamente profesional con todos las funcionalidades y beneficios del servicio para la incorporación de clientes existente (migración a la plataforma) y nuevas captaciones de clientes en el país de recepción.</w:t>
-      </w:r>
-    </w:p>
-    <w:p>
-      <w:pPr>
-        <w:numPr>
-          <w:ilvl w:val="0"/>
-          <w:numId w:val="4"/>
-        </w:numPr>
-        <w:jc w:val="both"/>
-      </w:pPr>
-      <w:r>
-        <w:t>Exportaciones en EXCEL y PDF: Descarga de resultado de operaciones según estadísticas seleccionadas con lista su lista respectiva en formato EXCEL y PDF, descarga de gráficos de estadísticas, descarga de clientes registrados en formato EXCEL y PDF.</w:t>
-      </w:r>
-    </w:p>
-    <w:p>
-      <w:pPr>
-        <w:numPr>
-          <w:ilvl w:val="0"/>
-          <w:numId w:val="4"/>
-        </w:numPr>
-        <w:jc w:val="both"/>
-      </w:pPr>
-      <w:r>
-        <w:t>Soporte técnico y asesorías en línea 24/7.</w:t>
-      </w:r>
-    </w:p>
-    <w:p>
-      <w:pPr>
-        <w:numPr>
-          <w:ilvl w:val="0"/>
-          <w:numId w:val="4"/>
-        </w:numPr>
-        <w:jc w:val="both"/>
-      </w:pPr>
-      <w:r>
-        <w:t xml:space="preserve">Herramientas para el marketing orgánico e inorgánico con uso de IA. Próximamente - en creación. </w:t>
-      </w:r>
-    </w:p>
-    <w:p>
-      <w:pPr>
-        <w:numPr>
-          <w:ilvl w:val="0"/>
-          <w:numId w:val="4"/>
-        </w:numPr>
-        <w:jc w:val="both"/>
-      </w:pPr>
-      <w:r>
-        <w:t>Mejoras continuas en programación y desarrollo Web, usabilidad, automatizaciones y herramientas e IA. Próximamente - en creación.</w:t>
-      </w:r>
-    </w:p>
-    <w:p>
-      <w:pPr>
-        <w:numPr>
-          <w:ilvl w:val="0"/>
-          <w:numId w:val="4"/>
-        </w:numPr>
-        <w:jc w:val="both"/>
-      </w:pPr>
-      <w:r>
-        <w:t>Acceso a nuevas funcionalidades y actualizaciones – En creación continua</w:t>
-      </w:r>
-    </w:p>
-    <w:p>
-      <w:pPr>
-        <w:jc w:val="both"/>
-        <w:rPr>
-          <w:b/>
-          <w:bCs/>
-        </w:rPr>
-      </w:pPr>
-      <w:r>
-        <w:rPr>
-          <w:b/>
-          <w:bCs/>
-        </w:rPr>
-        <w:t>AVANCE</w:t>
-      </w:r>
-      <w:r>
-        <w:rPr>
-          <w:b/>
-          <w:bCs/>
-        </w:rPr>
-        <w:t xml:space="preserve"> </w:t>
-      </w:r>
-      <w:r>
-        <w:rPr>
-          <w:b/>
-          <w:bCs/>
-        </w:rPr>
-        <w:t>(pago mensual 30 días)</w:t>
-      </w:r>
-      <w:r>
-        <w:rPr>
-          <w:b/>
-          <w:bCs/>
-        </w:rPr>
-        <w:t xml:space="preserve"> y contiene:</w:t>
-      </w:r>
-    </w:p>
-    <w:p>
-      <w:pPr>
-        <w:numPr>
-          <w:ilvl w:val="0"/>
-          <w:numId w:val="4"/>
-        </w:numPr>
-        <w:jc w:val="both"/>
-      </w:pPr>
-      <w:r>
-        <w:lastRenderedPageBreak/>
-        <w:t xml:space="preserve">Acceso completo a la plataforma </w:t>
-      </w:r>
-      <w:r>
-        <w:t xml:space="preserve">digital </w:t>
-      </w:r>
-      <w:r>
-        <w:t xml:space="preserve">por </w:t>
-      </w:r>
-      <w:r>
-        <w:t>30</w:t>
-      </w:r>
-      <w:r>
-        <w:t xml:space="preserve"> días</w:t>
-      </w:r>
-      <w:r>
-        <w:t xml:space="preserve"> continuos con acceso vía Gmail de Google con autentificación segura y automática.</w:t>
-      </w:r>
-    </w:p>
-    <w:p>
-      <w:pPr>
-        <w:numPr>
-          <w:ilvl w:val="0"/>
-          <w:numId w:val="4"/>
-        </w:numPr>
-        <w:jc w:val="both"/>
-      </w:pPr>
-      <w:r>
-        <w:t>Plataforma digital en línea atractiva, colaborativa entre clientes y operadores, fácil uso y adecuada para el manejo con smartphone con respaldo de base de datos y seguridad cibernética.</w:t>
-      </w:r>
-    </w:p>
-    <w:p>
-      <w:pPr>
-        <w:numPr>
-          <w:ilvl w:val="0"/>
-          <w:numId w:val="4"/>
-        </w:numPr>
-        <w:jc w:val="both"/>
-      </w:pPr>
-      <w:r>
-        <w:t>Registro hasta 500 clientes finales con contador de cupos disponibles según registro de clientes de forma automática y con opción a búsqueda de clientes.</w:t>
-      </w:r>
-    </w:p>
-    <w:p>
-      <w:pPr>
-        <w:numPr>
-          <w:ilvl w:val="0"/>
-          <w:numId w:val="4"/>
-        </w:numPr>
-        <w:jc w:val="both"/>
-      </w:pPr>
-      <w:r>
-        <w:t xml:space="preserve">Hasta </w:t>
-      </w:r>
-      <w:r>
-        <w:t>5</w:t>
-      </w:r>
-      <w:r>
-        <w:t xml:space="preserve"> </w:t>
-      </w:r>
-      <w:r>
-        <w:t>operadores en el país recepción y hasta 5 operador en el país de entrega.</w:t>
-      </w:r>
-    </w:p>
-    <w:p>
-      <w:pPr>
-        <w:numPr>
-          <w:ilvl w:val="0"/>
-          <w:numId w:val="4"/>
-        </w:numPr>
-        <w:jc w:val="both"/>
-      </w:pPr>
-      <w:r>
-        <w:t>Datos importantes para la gestión del negocio: Nombre, Logo, eslogan, datos personales (nombre y teléfono, correo), datos de plataformas digitales de transferencia de la moneda de recepción, datos de cuentas bancarias, registro de los operadores, horario de atención, tasa de la moneda de recepción/entrega, % de rentabilidad y ganancia por operación y total de operaciones.</w:t>
-      </w:r>
-    </w:p>
-    <w:p>
-      <w:pPr>
-        <w:numPr>
-          <w:ilvl w:val="0"/>
-          <w:numId w:val="4"/>
-        </w:numPr>
-        <w:jc w:val="both"/>
-      </w:pPr>
-      <w:r>
-        <w:t xml:space="preserve">Listado de operaciones para la recepción de solicitudes de los clientes finales con todos los datos requeridos para la transferencia de la remesa, resumen de operaciones, carga de imágenes de depósitos (país de recepción/país de entrega), lista de operaciones realizadas y de revisión con </w:t>
-      </w:r>
-      <w:proofErr w:type="spellStart"/>
-      <w:r>
-        <w:t>check</w:t>
-      </w:r>
-      <w:proofErr w:type="spellEnd"/>
-      <w:r>
-        <w:t xml:space="preserve"> de validación de recepción de pago y de validación de los depósitos en el país de entrega de remesa.</w:t>
-      </w:r>
-    </w:p>
-    <w:p>
-      <w:pPr>
-        <w:numPr>
-          <w:ilvl w:val="0"/>
-          <w:numId w:val="4"/>
-        </w:numPr>
-        <w:jc w:val="both"/>
-      </w:pPr>
-      <w:r>
-        <w:t>Información automatiza y en tiempo real de indicaciones de fecha y hora de las operaciones, tiempo de respuesta entre operaciones en curso, realizadas, operaciones por revisión para la confirmación de validación de depósito pro los clientes y de alarma sonora en las sesiones de operadores (país recepción /país entrega) para la eficiente gestión de las remesas.</w:t>
-      </w:r>
-    </w:p>
-    <w:p>
-      <w:pPr>
-        <w:numPr>
-          <w:ilvl w:val="0"/>
-          <w:numId w:val="4"/>
-        </w:numPr>
-        <w:jc w:val="both"/>
-      </w:pPr>
-      <w:r>
-        <w:t xml:space="preserve">Respuesta automáticas e inmediatas de las operaciones de remesa a los clientes (país recepción /país </w:t>
-      </w:r>
-      <w:proofErr w:type="spellStart"/>
-      <w:r>
-        <w:t>entrega_benficiarios</w:t>
-      </w:r>
-      <w:proofErr w:type="spellEnd"/>
-      <w:r>
-        <w:t xml:space="preserve">) por vía WhatsApp y </w:t>
-      </w:r>
-      <w:proofErr w:type="spellStart"/>
-      <w:r>
-        <w:t>Telegram</w:t>
-      </w:r>
-      <w:proofErr w:type="spellEnd"/>
-      <w:r>
-        <w:t>.</w:t>
-      </w:r>
-    </w:p>
-    <w:p>
-      <w:pPr>
-        <w:numPr>
-          <w:ilvl w:val="0"/>
-          <w:numId w:val="4"/>
-        </w:numPr>
-        <w:jc w:val="both"/>
-      </w:pPr>
-      <w:r>
-        <w:t>Respuesta de información de enlaces para el acceso del equipo de operadores (país recepción /país entrega) por vía WhatsApp.</w:t>
-      </w:r>
-    </w:p>
-    <w:p>
-      <w:pPr>
-        <w:numPr>
-          <w:ilvl w:val="0"/>
-          <w:numId w:val="4"/>
-        </w:numPr>
-        <w:jc w:val="both"/>
-      </w:pPr>
-      <w:r>
-        <w:t xml:space="preserve">Resultado de estadísticas: total de operaciones realizadas, total de montos en la moneda de recepción/entrega con su total de Ganancias, resumen de operaciones por operadores (país recepción /país entrega), reporte por día, fecha específica, rango de fechas, mes, rango de meses, año y rango de años, gráficas de las operaciones resultados tipo barra, circular y lineal. </w:t>
-      </w:r>
-    </w:p>
-    <w:p>
-      <w:pPr>
-        <w:numPr>
-          <w:ilvl w:val="0"/>
-          <w:numId w:val="4"/>
-        </w:numPr>
-        <w:jc w:val="both"/>
-      </w:pPr>
-      <w:r>
-        <w:t>Invitaciones automáticas por vía WhatsApp usando una Landing page altamente profesional con todos las funcionalidades y beneficios del servicio para la incorporación de clientes existente (migración a la plataforma) y nuevas captaciones de clientes en el país de recepción.</w:t>
-      </w:r>
-    </w:p>
-    <w:p>
-      <w:pPr>
-        <w:numPr>
-          <w:ilvl w:val="0"/>
-          <w:numId w:val="4"/>
-        </w:numPr>
-        <w:jc w:val="both"/>
-      </w:pPr>
-      <w:r>
-        <w:t>Exportaciones en EXCEL y PDF: Descarga de resultado de operaciones según estadísticas seleccionadas con lista su lista respectiva en formato EXCEL y PDF, descarga de gráficos de estadísticas, descarga de clientes registrados en formato EXCEL y PDF.</w:t>
-      </w:r>
-    </w:p>
-    <w:p>
-      <w:pPr>
-        <w:numPr>
-          <w:ilvl w:val="0"/>
-          <w:numId w:val="4"/>
-        </w:numPr>
-        <w:jc w:val="both"/>
-      </w:pPr>
-      <w:r>
-        <w:t>Soporte técnico y asesorías en línea 24/7.</w:t>
-      </w:r>
-    </w:p>
-    <w:p>
-      <w:pPr>
-        <w:numPr>
-          <w:ilvl w:val="0"/>
-          <w:numId w:val="4"/>
-        </w:numPr>
-        <w:jc w:val="both"/>
-      </w:pPr>
-      <w:r>
-        <w:t xml:space="preserve">Herramientas para el marketing orgánico e inorgánico con uso de IA. Próximamente - en creación. </w:t>
-      </w:r>
-    </w:p>
-    <w:p>
-      <w:pPr>
-        <w:numPr>
-          <w:ilvl w:val="0"/>
-          <w:numId w:val="4"/>
-        </w:numPr>
-        <w:jc w:val="both"/>
-      </w:pPr>
-      <w:r>
-        <w:t>Mejoras continuas en programación y desarrollo Web, usabilidad, automatizaciones y herramientas e IA. Próximamente - en creación.</w:t>
-      </w:r>
-    </w:p>
-    <w:p>
-      <w:pPr>
-        <w:numPr>
-          <w:ilvl w:val="0"/>
-          <w:numId w:val="4"/>
-        </w:numPr>
-        <w:jc w:val="both"/>
-      </w:pPr>
-      <w:r>
-        <w:t>Acceso a nuevas funcionalidades y actualizaciones – En creación continua</w:t>
-      </w:r>
-    </w:p>
-    <w:p>
-      <w:pPr>
-        <w:jc w:val="both"/>
-        <w:rPr>
-          <w:b/>
-          <w:bCs/>
-        </w:rPr>
-      </w:pPr>
-      <w:r>
-        <w:rPr>
-          <w:b/>
-          <w:bCs/>
-        </w:rPr>
-        <w:lastRenderedPageBreak/>
-        <w:t>ULTRA</w:t>
-      </w:r>
-      <w:r>
-        <w:rPr>
-          <w:b/>
-          <w:bCs/>
-        </w:rPr>
-        <w:t xml:space="preserve"> </w:t>
-      </w:r>
-      <w:r>
-        <w:rPr>
-          <w:b/>
-          <w:bCs/>
-        </w:rPr>
-        <w:t>(pago mensual 30 días)</w:t>
-      </w:r>
-      <w:r>
-        <w:rPr>
-          <w:b/>
-          <w:bCs/>
-        </w:rPr>
-        <w:t xml:space="preserve"> y contiene:</w:t>
-      </w:r>
-    </w:p>
-    <w:p>
-      <w:pPr>
-        <w:numPr>
-          <w:ilvl w:val="0"/>
-          <w:numId w:val="4"/>
-        </w:numPr>
-        <w:jc w:val="both"/>
-      </w:pPr>
-      <w:r>
-        <w:t xml:space="preserve">Acceso completo a la plataforma </w:t>
-      </w:r>
-      <w:r>
-        <w:t xml:space="preserve">digital </w:t>
-      </w:r>
-      <w:r>
-        <w:t xml:space="preserve">por </w:t>
-      </w:r>
-      <w:r>
-        <w:t>30</w:t>
-      </w:r>
-      <w:r>
-        <w:t xml:space="preserve"> días</w:t>
-      </w:r>
-      <w:r>
-        <w:t xml:space="preserve"> continuos con acceso vía Gmail de Google con autentificación segura y automática.</w:t>
-      </w:r>
-    </w:p>
-    <w:p>
-      <w:pPr>
-        <w:numPr>
-          <w:ilvl w:val="0"/>
-          <w:numId w:val="4"/>
-        </w:numPr>
-        <w:jc w:val="both"/>
-      </w:pPr>
-      <w:r>
-        <w:t>Plataforma digital en línea atractiva, colaborativa entre clientes y operadores, fácil uso y adecuada para el manejo con smartphone con respaldo de base de datos y seguridad cibernética.</w:t>
-      </w:r>
-    </w:p>
-    <w:p>
-      <w:pPr>
-        <w:numPr>
-          <w:ilvl w:val="0"/>
-          <w:numId w:val="4"/>
-        </w:numPr>
-        <w:jc w:val="both"/>
-      </w:pPr>
-      <w:r>
-        <w:t>Registro hasta 1000 clientes finales con contador de cupos disponibles según registro de clientes de forma automática y con opción a búsqueda de clientes.</w:t>
-      </w:r>
-    </w:p>
-    <w:p>
-      <w:pPr>
-        <w:numPr>
-          <w:ilvl w:val="0"/>
-          <w:numId w:val="4"/>
-        </w:numPr>
-        <w:jc w:val="both"/>
-      </w:pPr>
-      <w:r>
-        <w:t xml:space="preserve">Hasta </w:t>
-      </w:r>
-      <w:r>
-        <w:t>8</w:t>
-      </w:r>
-      <w:r>
-        <w:t xml:space="preserve"> </w:t>
-      </w:r>
-      <w:r>
-        <w:t>operadores en el país recepción y hasta 8 operador en el país de entrega.</w:t>
-      </w:r>
-    </w:p>
-    <w:p>
-      <w:pPr>
-        <w:numPr>
-          <w:ilvl w:val="0"/>
-          <w:numId w:val="4"/>
-        </w:numPr>
-        <w:jc w:val="both"/>
-      </w:pPr>
-      <w:r>
-        <w:t>Datos importantes para la gestión del negocio: Nombre, Logo, eslogan, datos personales (nombre y teléfono, correo), datos de plataformas digitales de transferencia de la moneda de recepción, datos de cuentas bancarias, registro de los operadores, horario de atención, tasa de la moneda de recepción/entrega, % de rentabilidad y ganancia por operación y total de operaciones.</w:t>
-      </w:r>
-    </w:p>
-    <w:p>
-      <w:pPr>
-        <w:numPr>
-          <w:ilvl w:val="0"/>
-          <w:numId w:val="4"/>
-        </w:numPr>
-        <w:jc w:val="both"/>
-      </w:pPr>
-      <w:r>
-        <w:t xml:space="preserve">Listado de operaciones para la recepción de solicitudes de los clientes finales con todos los datos requeridos para la transferencia de la remesa, resumen de operaciones, carga de imágenes de depósitos (país de recepción/país de entrega), lista de operaciones realizadas y de revisión con </w:t>
-      </w:r>
-      <w:proofErr w:type="spellStart"/>
-      <w:r>
-        <w:t>check</w:t>
-      </w:r>
-      <w:proofErr w:type="spellEnd"/>
-      <w:r>
-        <w:t xml:space="preserve"> de validación de recepción de pago y de validación de los depósitos en el país de entrega de remesa.</w:t>
-      </w:r>
-    </w:p>
-    <w:p>
-      <w:pPr>
-        <w:numPr>
-          <w:ilvl w:val="0"/>
-          <w:numId w:val="4"/>
-        </w:numPr>
-        <w:jc w:val="both"/>
-      </w:pPr>
-      <w:r>
-        <w:t>Información automatiza y en tiempo real de indicaciones de fecha y hora de las operaciones, tiempo de respuesta entre operaciones en curso, realizadas, operaciones por revisión para la confirmación de validación de depósito pro los clientes y de alarma sonora en las sesiones de operadores (país recepción /país entrega) para la eficiente gestión de las remesas.</w:t>
-      </w:r>
-    </w:p>
-    <w:p>
-      <w:pPr>
-        <w:numPr>
-          <w:ilvl w:val="0"/>
-          <w:numId w:val="4"/>
-        </w:numPr>
-        <w:jc w:val="both"/>
-      </w:pPr>
-      <w:r>
-        <w:t xml:space="preserve">Respuesta automáticas e inmediatas de las operaciones de remesa a los clientes (país recepción /país </w:t>
-      </w:r>
-      <w:proofErr w:type="spellStart"/>
-      <w:r>
-        <w:t>entrega_benficiarios</w:t>
-      </w:r>
-      <w:proofErr w:type="spellEnd"/>
-      <w:r>
-        <w:t xml:space="preserve">) por vía WhatsApp y </w:t>
-      </w:r>
-      <w:proofErr w:type="spellStart"/>
-      <w:r>
-        <w:t>Telegram</w:t>
-      </w:r>
-      <w:proofErr w:type="spellEnd"/>
-      <w:r>
-        <w:t>.</w:t>
-      </w:r>
-    </w:p>
-    <w:p>
-      <w:pPr>
-        <w:numPr>
-          <w:ilvl w:val="0"/>
-          <w:numId w:val="4"/>
-        </w:numPr>
-        <w:jc w:val="both"/>
-      </w:pPr>
-      <w:r>
-        <w:t>Respuesta de información de enlaces para el acceso del equipo de operadores (país recepción /país entrega) por vía WhatsApp.</w:t>
-      </w:r>
-    </w:p>
-    <w:p>
-      <w:pPr>
-        <w:numPr>
-          <w:ilvl w:val="0"/>
-          <w:numId w:val="4"/>
-        </w:numPr>
-        <w:jc w:val="both"/>
-      </w:pPr>
-      <w:r>
-        <w:t xml:space="preserve">Resultado de estadísticas: total de operaciones realizadas, total de montos en la moneda de recepción/entrega con su total de Ganancias, resumen de operaciones por operadores (país recepción /país entrega), reporte por día, fecha específica, rango de fechas, mes, rango de meses, año y rango de años, gráficas de las operaciones resultados tipo barra, circular y lineal. </w:t>
-      </w:r>
-    </w:p>
-    <w:p>
-      <w:pPr>
-        <w:numPr>
-          <w:ilvl w:val="0"/>
-          <w:numId w:val="4"/>
-        </w:numPr>
-        <w:jc w:val="both"/>
-      </w:pPr>
-      <w:r>
-        <w:t>Invitaciones automáticas por vía WhatsApp usando una Landing page altamente profesional con todos las funcionalidades y beneficios del servicio para la incorporación de clientes existente (migración a la plataforma) y nuevas captaciones de clientes en el país de recepción.</w:t>
-      </w:r>
-    </w:p>
-    <w:p>
-      <w:pPr>
-        <w:numPr>
-          <w:ilvl w:val="0"/>
-          <w:numId w:val="4"/>
-        </w:numPr>
-        <w:jc w:val="both"/>
-      </w:pPr>
-      <w:r>
-        <w:t>Exportaciones en EXCEL y PDF: Descarga de resultado de operaciones según estadísticas seleccionadas con lista su lista respectiva en formato EXCEL y PDF, descarga de gráficos de estadísticas, descarga de clientes registrados en formato EXCEL y PDF.</w:t>
-      </w:r>
-    </w:p>
-    <w:p>
-      <w:pPr>
-        <w:numPr>
-          <w:ilvl w:val="0"/>
-          <w:numId w:val="4"/>
-        </w:numPr>
-        <w:jc w:val="both"/>
-      </w:pPr>
-      <w:r>
-        <w:t>Soporte técnico y asesorías en línea 24/7.</w:t>
-      </w:r>
-    </w:p>
-    <w:p>
-      <w:pPr>
-        <w:numPr>
-          <w:ilvl w:val="0"/>
-          <w:numId w:val="4"/>
-        </w:numPr>
-        <w:jc w:val="both"/>
-      </w:pPr>
-      <w:r>
-        <w:t xml:space="preserve">Herramientas para el marketing orgánico e inorgánico con uso de IA. Próximamente - en creación. </w:t>
-      </w:r>
-    </w:p>
-    <w:p>
-      <w:pPr>
-        <w:numPr>
-          <w:ilvl w:val="0"/>
-          <w:numId w:val="4"/>
-        </w:numPr>
-        <w:jc w:val="both"/>
-      </w:pPr>
-      <w:r>
-        <w:t>Mejoras continuas en programación y desarrollo Web, usabilidad, automatizaciones y herramientas e IA. Próximamente - en creación.</w:t>
-      </w:r>
-    </w:p>
-    <w:p>
-      <w:pPr>
-        <w:numPr>
-          <w:ilvl w:val="0"/>
-          <w:numId w:val="4"/>
-        </w:numPr>
-        <w:jc w:val="both"/>
-      </w:pPr>
-      <w:r>
-        <w:lastRenderedPageBreak/>
-        <w:t>Acceso a nuevas funcionalidades y actualizaciones – En creación continua</w:t>
-      </w:r>
-    </w:p>
-    <w:p>
-      <w:pPr>
-        <w:jc w:val="both"/>
-        <w:rPr>
-          <w:b/>
-          <w:bCs/>
-        </w:rPr>
-      </w:pPr>
-      <w:r>
-        <w:rPr>
-          <w:b/>
-          <w:bCs/>
-        </w:rPr>
-        <w:t>UNLIMITED</w:t>
-      </w:r>
-      <w:r>
-        <w:rPr>
-          <w:b/>
-          <w:bCs/>
-        </w:rPr>
-        <w:t xml:space="preserve"> </w:t>
-      </w:r>
-      <w:r>
-        <w:rPr>
-          <w:b/>
-          <w:bCs/>
-        </w:rPr>
-        <w:t>(pago mensual 30 días)</w:t>
-      </w:r>
-      <w:r>
-        <w:rPr>
-          <w:b/>
-          <w:bCs/>
-        </w:rPr>
-        <w:t xml:space="preserve"> y contiene:</w:t>
-      </w:r>
-    </w:p>
-    <w:p>
-      <w:pPr>
-        <w:numPr>
-          <w:ilvl w:val="0"/>
-          <w:numId w:val="4"/>
-        </w:numPr>
-        <w:jc w:val="both"/>
-      </w:pPr>
-      <w:r>
-        <w:t xml:space="preserve">Acceso completo a la plataforma </w:t>
-      </w:r>
-      <w:r>
-        <w:t xml:space="preserve">digital </w:t>
-      </w:r>
-      <w:r>
-        <w:t xml:space="preserve">por </w:t>
-      </w:r>
-      <w:r>
-        <w:t>30</w:t>
-      </w:r>
-      <w:r>
-        <w:t xml:space="preserve"> días</w:t>
-      </w:r>
-      <w:r>
-        <w:t xml:space="preserve"> continuos con acceso vía Gmail de Google con autentificación segura y automática.</w:t>
-      </w:r>
-    </w:p>
-    <w:p>
-      <w:pPr>
-        <w:numPr>
-          <w:ilvl w:val="0"/>
-          <w:numId w:val="4"/>
-        </w:numPr>
-        <w:jc w:val="both"/>
-      </w:pPr>
-      <w:r>
-        <w:t>Plataforma digital en línea atractiva, colaborativa entre clientes y operadores, fácil uso y adecuada para el manejo con smartphone con respaldo de base de datos y seguridad cibernética.</w:t>
-      </w:r>
-    </w:p>
-    <w:p>
-      <w:pPr>
-        <w:numPr>
-          <w:ilvl w:val="0"/>
-          <w:numId w:val="4"/>
-        </w:numPr>
-        <w:jc w:val="both"/>
-      </w:pPr>
-      <w:r>
-        <w:t>Registro ilimitado de clientes finales con contador de cupos disponibles según registro de clientes de forma automática y con opción a búsqueda de clientes.</w:t>
-      </w:r>
-    </w:p>
-    <w:p>
-      <w:pPr>
-        <w:numPr>
-          <w:ilvl w:val="0"/>
-          <w:numId w:val="4"/>
-        </w:numPr>
-        <w:jc w:val="both"/>
-      </w:pPr>
-      <w:r>
-        <w:t>Ilimitado de</w:t>
-      </w:r>
-      <w:r>
-        <w:t xml:space="preserve"> </w:t>
-      </w:r>
-      <w:r>
-        <w:t>operadores en el país recepción y operador en el país de entrega.</w:t>
-      </w:r>
-    </w:p>
-    <w:p>
-      <w:pPr>
-        <w:numPr>
-          <w:ilvl w:val="0"/>
-          <w:numId w:val="4"/>
-        </w:numPr>
-        <w:jc w:val="both"/>
-      </w:pPr>
-      <w:r>
-        <w:t>Datos importantes para la gestión del negocio: Nombre, Logo, eslogan, datos personales (nombre y teléfono, correo), datos de plataformas digitales de transferencia de la moneda de recepción, datos de cuentas bancarias, registro de los operadores, horario de atención, tasa de la moneda de recepción/entrega, % de rentabilidad y ganancia por operación y total de operaciones.</w:t>
-      </w:r>
-    </w:p>
-    <w:p>
-      <w:pPr>
-        <w:numPr>
-          <w:ilvl w:val="0"/>
-          <w:numId w:val="4"/>
-        </w:numPr>
-        <w:jc w:val="both"/>
-      </w:pPr>
-      <w:r>
-        <w:t xml:space="preserve">Listado de operaciones para la recepción de solicitudes de los clientes finales con todos los datos requeridos para la transferencia de la remesa, resumen de operaciones, carga de imágenes de depósitos (país de recepción/país de entrega), lista de operaciones realizadas y de revisión con </w:t>
-      </w:r>
-      <w:proofErr w:type="spellStart"/>
-      <w:r>
-        <w:t>check</w:t>
-      </w:r>
-      <w:proofErr w:type="spellEnd"/>
-      <w:r>
-        <w:t xml:space="preserve"> de validación de recepción de pago y de validación de los depósitos en el país de entrega de remesa.</w:t>
-      </w:r>
-    </w:p>
-    <w:p>
-      <w:pPr>
-        <w:numPr>
-          <w:ilvl w:val="0"/>
-          <w:numId w:val="4"/>
-        </w:numPr>
-        <w:jc w:val="both"/>
-      </w:pPr>
-      <w:r>
-        <w:t>Información automatiza y en tiempo real de indicaciones de fecha y hora de las operaciones, tiempo de respuesta entre operaciones en curso, realizadas, operaciones por revisión para la confirmación de validación de depósito pro los clientes y de alarma sonora en las sesiones de operadores (país recepción /país entrega) para la eficiente gestión de las remesas.</w:t>
-      </w:r>
-    </w:p>
-    <w:p>
-      <w:pPr>
-        <w:numPr>
-          <w:ilvl w:val="0"/>
-          <w:numId w:val="4"/>
-        </w:numPr>
-        <w:jc w:val="both"/>
-      </w:pPr>
-      <w:r>
-        <w:t xml:space="preserve">Respuesta automáticas e inmediatas de las operaciones de remesa a los clientes (país recepción /país </w:t>
-      </w:r>
-      <w:proofErr w:type="spellStart"/>
-      <w:r>
-        <w:t>entrega_benficiarios</w:t>
-      </w:r>
-      <w:proofErr w:type="spellEnd"/>
-      <w:r>
-        <w:t xml:space="preserve">) por vía WhatsApp y </w:t>
-      </w:r>
-      <w:proofErr w:type="spellStart"/>
-      <w:r>
-        <w:t>Telegram</w:t>
-      </w:r>
-      <w:proofErr w:type="spellEnd"/>
-      <w:r>
-        <w:t>.</w:t>
+        <w:t>confirmación de validación de depósito pro los clientes y de alarma sonora en las sesiones de operadores (país recepción /país entrega) para la eficiente gestión de las remesas.</w:t>
+      </w:r>
+    </w:p>
+    <w:p>
+      <w:pPr>
+        <w:numPr>
+          <w:ilvl w:val="0"/>
+          <w:numId w:val="4"/>
+        </w:numPr>
+        <w:jc w:val="both"/>
+      </w:pPr>
+      <w:r>
+        <w:t>Respuesta automáticas e inmediatas de las operaciones de remesa a los clientes (país recepción /país entrega_benficiarios) por vía WhatsApp y Telegram.</w:t>
       </w:r>
     </w:p>
     <w:p>
@@ -7429,14 +6979,7 @@
           <w:b/>
           <w:bCs/>
         </w:rPr>
-        <w:t>AVANCE</w:t>
-      </w:r>
-      <w:r>
-        <w:rPr>
-          <w:b/>
-          <w:bCs/>
-        </w:rPr>
-        <w:t xml:space="preserve"> /</w:t>
+        <w:t>AVANCE /</w:t>
       </w:r>
       <w:r>
         <w:t> ULTRA</w:t>
@@ -7543,7 +7086,6 @@
           <w:b/>
           <w:bCs/>
         </w:rPr>
-        <w:lastRenderedPageBreak/>
         <w:t>de Operadores (2/3/8)</w:t>
       </w:r>
     </w:p>
@@ -7575,23 +7117,7 @@
         <w:t>CTA de Plan:</w:t>
       </w:r>
       <w:r>
-        <w:t> SUSCRÍBETE AHORA (</w:t>
-      </w:r>
-      <w:proofErr w:type="spellStart"/>
-      <w:r>
-        <w:t>Boton</w:t>
-      </w:r>
-      <w:proofErr w:type="spellEnd"/>
-      <w:r>
-        <w:t xml:space="preserve"> secundario) y PROBAR DEMO GRATIS (</w:t>
-      </w:r>
-      <w:proofErr w:type="spellStart"/>
-      <w:r>
-        <w:t>Boton</w:t>
-      </w:r>
-      <w:proofErr w:type="spellEnd"/>
-      <w:r>
-        <w:t xml:space="preserve"> principal, resaltado).</w:t>
+        <w:t> SUSCRÍBETE AHORA (Boton secundario) y PROBAR DEMO GRATIS (Boton principal, resaltado).</w:t>
       </w:r>
     </w:p>
     <w:p>
@@ -7754,15 +7280,7 @@
         <w:t>📞</w:t>
       </w:r>
       <w:r>
-        <w:t xml:space="preserve"> WhatsApp: </w:t>
-      </w:r>
-      <w:proofErr w:type="spellStart"/>
-      <w:r>
-        <w:t>wa.me</w:t>
-      </w:r>
-      <w:proofErr w:type="spellEnd"/>
-      <w:r>
-        <w:t>/51960442025, </w:t>
+        <w:t xml:space="preserve"> WhatsApp: wa.me/51960442025, </w:t>
       </w:r>
       <w:r>
         <w:rPr>
@@ -7787,6 +7305,7 @@
           <w:b/>
           <w:bCs/>
         </w:rPr>
+        <w:lastRenderedPageBreak/>
         <w:t>Enlaces Legales:</w:t>
       </w:r>
       <w:r>
@@ -7841,34 +7360,10 @@
           <w:b/>
           <w:bCs/>
         </w:rPr>
-        <w:t>Tecnología (</w:t>
-      </w:r>
-      <w:proofErr w:type="spellStart"/>
-      <w:r>
-        <w:rPr>
-          <w:b/>
-          <w:bCs/>
-        </w:rPr>
-        <w:t>Frontend</w:t>
-      </w:r>
-      <w:proofErr w:type="spellEnd"/>
-      <w:r>
-        <w:rPr>
-          <w:b/>
-          <w:bCs/>
-        </w:rPr>
-        <w:t>):</w:t>
-      </w:r>
-      <w:r>
-        <w:t> Framework moderno (</w:t>
-      </w:r>
-      <w:proofErr w:type="spellStart"/>
-      <w:r>
-        <w:t>React</w:t>
-      </w:r>
-      <w:proofErr w:type="spellEnd"/>
-      <w:r>
-        <w:t>, Vue, o Next.js) para asegurar velocidad, SEO y una experiencia de usuario fluida.</w:t>
+        <w:t>Tecnología (Frontend):</w:t>
+      </w:r>
+      <w:r>
+        <w:t> Framework moderno (React, Vue, o Next.js) para asegurar velocidad, SEO y una experiencia de usuario fluida.</w:t>
       </w:r>
     </w:p>
     <w:p>
@@ -7897,15 +7392,7 @@
         <w:t>"Tech-Lujo y Minimalista"</w:t>
       </w:r>
       <w:r>
-        <w:t xml:space="preserve">. Colores oscuros elegantes (gris carbón o negro) con acentos vibrantes y metálicos (naranja, dorado o azul eléctrico) para resaltar los CTA. Tipografía limpia, </w:t>
-      </w:r>
-      <w:proofErr w:type="spellStart"/>
-      <w:r>
-        <w:t>sans-serif</w:t>
-      </w:r>
-      <w:proofErr w:type="spellEnd"/>
-      <w:r>
-        <w:t>.</w:t>
+        <w:t>. Colores oscuros elegantes (gris carbón o negro) con acentos vibrantes y metálicos (naranja, dorado o azul eléctrico) para resaltar los CTA. Tipografía limpia, sans-serif.</w:t>
       </w:r>
     </w:p>
     <w:p>
@@ -7932,40 +7419,15 @@
         </w:numPr>
         <w:jc w:val="both"/>
       </w:pPr>
-      <w:proofErr w:type="spellStart"/>
-      <w:r>
-        <w:rPr>
-          <w:b/>
-          <w:bCs/>
-        </w:rPr>
-        <w:t>Micro-interacciones</w:t>
-      </w:r>
-      <w:proofErr w:type="spellEnd"/>
-      <w:r>
-        <w:rPr>
-          <w:b/>
-          <w:bCs/>
-        </w:rPr>
-        <w:t>:</w:t>
-      </w:r>
-      <w:r>
-        <w:t xml:space="preserve"> Animaciones sutiles al hacer </w:t>
-      </w:r>
-      <w:proofErr w:type="spellStart"/>
-      <w:r>
-        <w:t>scroll</w:t>
-      </w:r>
-      <w:proofErr w:type="spellEnd"/>
-      <w:r>
-        <w:t xml:space="preserve"> y </w:t>
-      </w:r>
-      <w:proofErr w:type="spellStart"/>
-      <w:r>
-        <w:t>hover</w:t>
-      </w:r>
-      <w:proofErr w:type="spellEnd"/>
-      <w:r>
-        <w:t>.</w:t>
+      <w:r>
+        <w:rPr>
+          <w:b/>
+          <w:bCs/>
+        </w:rPr>
+        <w:t>Micro-interacciones:</w:t>
+      </w:r>
+      <w:r>
+        <w:t> Animaciones sutiles al hacer scroll y hover.</w:t>
       </w:r>
     </w:p>
     <w:p>
@@ -8003,15 +7465,7 @@
         <w:t>Fondo Hero:</w:t>
       </w:r>
       <w:r>
-        <w:t xml:space="preserve"> Posiblemente un video de fondo o un </w:t>
-      </w:r>
-      <w:proofErr w:type="spellStart"/>
-      <w:r>
-        <w:t>canvas</w:t>
-      </w:r>
-      <w:proofErr w:type="spellEnd"/>
-      <w:r>
-        <w:t xml:space="preserve"> con partículas animadas que representen conexiones, dinero o movimiento internacional.</w:t>
+        <w:t> Posiblemente un video de fondo o un canvas con partículas animadas que representen conexiones, dinero o movimiento internacional.</w:t>
       </w:r>
     </w:p>
     <w:p>
@@ -8065,15 +7519,7 @@
         <w:t>Velocidad:</w:t>
       </w:r>
       <w:r>
-        <w:t xml:space="preserve"> Tiempo de carga menor a 3 segundos (usar CDN, imágenes optimizadas en </w:t>
-      </w:r>
-      <w:proofErr w:type="spellStart"/>
-      <w:r>
-        <w:t>WebP</w:t>
-      </w:r>
-      <w:proofErr w:type="spellEnd"/>
-      <w:r>
-        <w:t>).</w:t>
+        <w:t> Tiempo de carga menor a 3 segundos (usar CDN, imágenes optimizadas en WebP).</w:t>
       </w:r>
     </w:p>
     <w:p>
@@ -8089,7 +7535,6 @@
           <w:b/>
           <w:bCs/>
         </w:rPr>
-        <w:lastRenderedPageBreak/>
         <w:t>SEO:</w:t>
       </w:r>
       <w:r>
@@ -8166,15 +7611,7 @@
         <w:t>Imágenes y Mockups:</w:t>
       </w:r>
       <w:r>
-        <w:t xml:space="preserve"> Utilizar capturas de pantalla reales del </w:t>
-      </w:r>
-      <w:proofErr w:type="spellStart"/>
-      <w:r>
-        <w:t>dashboard</w:t>
-      </w:r>
-      <w:proofErr w:type="spellEnd"/>
-      <w:r>
-        <w:t xml:space="preserve"> de la versión DEMO (con datos ficticios) para mostrar el producto. No usar imágenes de stock genéricas de bancos o personas. El usuario debe ver el producto.</w:t>
+        <w:t> Utilizar capturas de pantalla reales del dashboard de la versión DEMO (con datos ficticios) para mostrar el producto. No usar imágenes de stock genéricas de bancos o personas. El usuario debe ver el producto.</w:t>
       </w:r>
     </w:p>
     <w:p>
@@ -8218,7 +7655,7 @@
 </file>
 
 <file path=word/endnotes.xml><?xml version="1.0" encoding="utf-8"?>
-<w:endnotes xmlns:wpc="http://schemas.microsoft.com/office/word/2010/wordprocessingCanvas" xmlns:cx="http://schemas.microsoft.com/office/drawing/2014/chartex" xmlns:cx1="http://schemas.microsoft.com/office/drawing/2015/9/8/chartex" xmlns:cx2="http://schemas.microsoft.com/office/drawing/2015/10/21/chartex" xmlns:cx3="http://schemas.microsoft.com/office/drawing/2016/5/9/chartex" xmlns:cx4="http://schemas.microsoft.com/office/drawing/2016/5/10/chartex" xmlns:cx5="http://schemas.microsoft.com/office/drawing/2016/5/11/chartex" xmlns:cx6="http://schemas.microsoft.com/office/drawing/2016/5/12/chartex" xmlns:cx7="http://schemas.microsoft.com/office/drawing/2016/5/13/chartex" xmlns:cx8="http://schemas.microsoft.com/office/drawing/2016/5/14/chartex" xmlns:mc="http://schemas.openxmlformats.org/markup-compatibility/2006" xmlns:aink="http://schemas.microsoft.com/office/drawing/2016/ink" xmlns:am3d="http://schemas.microsoft.com/office/drawing/2017/model3d" xmlns:o="urn:schemas-microsoft-com:office:office" xmlns:oel="http://schemas.microsoft.com/office/2019/extlst" xmlns:r="http://schemas.openxmlformats.org/officeDocument/2006/relationships" xmlns:m="http://schemas.openxmlformats.org/officeDocument/2006/math" xmlns:v="urn:schemas-microsoft-com:vml" xmlns:wp14="http://schemas.microsoft.com/office/word/2010/wordprocessingDrawing" xmlns:wp="http://schemas.openxmlformats.org/drawingml/2006/wordprocessingDrawing" xmlns:w10="urn:schemas-microsoft-com:office:word" xmlns:w="http://schemas.openxmlformats.org/wordprocessingml/2006/main" xmlns:w14="http://schemas.microsoft.com/office/word/2010/wordml" xmlns:w15="http://schemas.microsoft.com/office/word/2012/wordml" xmlns:w16cex="http://schemas.microsoft.com/office/word/2018/wordml/cex" xmlns:w16cid="http://schemas.microsoft.com/office/word/2016/wordml/cid" xmlns:w16="http://schemas.microsoft.com/office/word/2018/wordml" xmlns:w16du="http://schemas.microsoft.com/office/word/2023/wordml/word16du" xmlns:w16sdtdh="http://schemas.microsoft.com/office/word/2020/wordml/sdtdatahash" xmlns:w16sdtfl="http://schemas.microsoft.com/office/word/2024/wordml/sdtformatlock" xmlns:w16se="http://schemas.microsoft.com/office/word/2015/wordml/symex" xmlns:wpg="http://schemas.microsoft.com/office/word/2010/wordprocessingGroup" xmlns:wpi="http://schemas.microsoft.com/office/word/2010/wordprocessingInk" xmlns:wne="http://schemas.microsoft.com/office/word/2006/wordml" xmlns:wps="http://schemas.microsoft.com/office/word/2010/wordprocessingShape" mc:Ignorable="w14 w15 w16se w16cid w16 w16cex w16sdtdh w16sdtfl w16du wp14">
+<w:endnotes xmlns:wpc="http://schemas.microsoft.com/office/word/2010/wordprocessingCanvas" xmlns:cx="http://schemas.microsoft.com/office/drawing/2014/chartex" xmlns:cx1="http://schemas.microsoft.com/office/drawing/2015/9/8/chartex" xmlns:cx2="http://schemas.microsoft.com/office/drawing/2015/10/21/chartex" xmlns:cx3="http://schemas.microsoft.com/office/drawing/2016/5/9/chartex" xmlns:cx4="http://schemas.microsoft.com/office/drawing/2016/5/10/chartex" xmlns:cx5="http://schemas.microsoft.com/office/drawing/2016/5/11/chartex" xmlns:cx6="http://schemas.microsoft.com/office/drawing/2016/5/12/chartex" xmlns:cx7="http://schemas.microsoft.com/office/drawing/2016/5/13/chartex" xmlns:cx8="http://schemas.microsoft.com/office/drawing/2016/5/14/chartex" xmlns:mc="http://schemas.openxmlformats.org/markup-compatibility/2006" xmlns:aink="http://schemas.microsoft.com/office/drawing/2016/ink" xmlns:am3d="http://schemas.microsoft.com/office/drawing/2017/model3d" xmlns:o="urn:schemas-microsoft-com:office:office" xmlns:oel="http://schemas.microsoft.com/office/2019/extlst" xmlns:r="http://schemas.openxmlformats.org/officeDocument/2006/relationships" xmlns:m="http://schemas.openxmlformats.org/officeDocument/2006/math" xmlns:v="urn:schemas-microsoft-com:vml" xmlns:wp14="http://schemas.microsoft.com/office/word/2010/wordprocessingDrawing" xmlns:wp="http://schemas.openxmlformats.org/drawingml/2006/wordprocessingDrawing" xmlns:w10="urn:schemas-microsoft-com:office:word" xmlns:w="http://schemas.openxmlformats.org/wordprocessingml/2006/main" xmlns:w14="http://schemas.microsoft.com/office/word/2010/wordml" xmlns:w15="http://schemas.microsoft.com/office/word/2012/wordml" xmlns:w16cei="http://schemas.microsoft.com/office/word/2026/wordml/cei" xmlns:w16cex="http://schemas.microsoft.com/office/word/2018/wordml/cex" xmlns:w16cid="http://schemas.microsoft.com/office/word/2016/wordml/cid" xmlns:w16="http://schemas.microsoft.com/office/word/2018/wordml" xmlns:w16du="http://schemas.microsoft.com/office/word/2023/wordml/word16du" xmlns:w16sdtdh="http://schemas.microsoft.com/office/word/2020/wordml/sdtdatahash" xmlns:w16sdtfl="http://schemas.microsoft.com/office/word/2024/wordml/sdtformatlock" xmlns:w16se="http://schemas.microsoft.com/office/word/2015/wordml/symex" xmlns:wpg="http://schemas.microsoft.com/office/word/2010/wordprocessingGroup" xmlns:wpi="http://schemas.microsoft.com/office/word/2010/wordprocessingInk" xmlns:wne="http://schemas.microsoft.com/office/word/2006/wordml" xmlns:wps="http://schemas.microsoft.com/office/word/2010/wordprocessingShape" mc:Ignorable="w14 w15 w16se w16cid w16 w16cex w16sdtdh w16sdtfl w16du wp14">
   <w:endnote w:type="separator" w:id="-1">
     <w:p>
       <w:pPr>
@@ -8243,7 +7680,7 @@
 </file>
 
 <file path=word/footer1.xml><?xml version="1.0" encoding="utf-8"?>
-<w:ftr xmlns:wpc="http://schemas.microsoft.com/office/word/2010/wordprocessingCanvas" xmlns:cx="http://schemas.microsoft.com/office/drawing/2014/chartex" xmlns:cx1="http://schemas.microsoft.com/office/drawing/2015/9/8/chartex" xmlns:cx2="http://schemas.microsoft.com/office/drawing/2015/10/21/chartex" xmlns:cx3="http://schemas.microsoft.com/office/drawing/2016/5/9/chartex" xmlns:cx4="http://schemas.microsoft.com/office/drawing/2016/5/10/chartex" xmlns:cx5="http://schemas.microsoft.com/office/drawing/2016/5/11/chartex" xmlns:cx6="http://schemas.microsoft.com/office/drawing/2016/5/12/chartex" xmlns:cx7="http://schemas.microsoft.com/office/drawing/2016/5/13/chartex" xmlns:cx8="http://schemas.microsoft.com/office/drawing/2016/5/14/chartex" xmlns:mc="http://schemas.openxmlformats.org/markup-compatibility/2006" xmlns:aink="http://schemas.microsoft.com/office/drawing/2016/ink" xmlns:am3d="http://schemas.microsoft.com/office/drawing/2017/model3d" xmlns:o="urn:schemas-microsoft-com:office:office" xmlns:oel="http://schemas.microsoft.com/office/2019/extlst" xmlns:r="http://schemas.openxmlformats.org/officeDocument/2006/relationships" xmlns:m="http://schemas.openxmlformats.org/officeDocument/2006/math" xmlns:v="urn:schemas-microsoft-com:vml" xmlns:wp14="http://schemas.microsoft.com/office/word/2010/wordprocessingDrawing" xmlns:wp="http://schemas.openxmlformats.org/drawingml/2006/wordprocessingDrawing" xmlns:w10="urn:schemas-microsoft-com:office:word" xmlns:w="http://schemas.openxmlformats.org/wordprocessingml/2006/main" xmlns:w14="http://schemas.microsoft.com/office/word/2010/wordml" xmlns:w15="http://schemas.microsoft.com/office/word/2012/wordml" xmlns:w16cex="http://schemas.microsoft.com/office/word/2018/wordml/cex" xmlns:w16cid="http://schemas.microsoft.com/office/word/2016/wordml/cid" xmlns:w16="http://schemas.microsoft.com/office/word/2018/wordml" xmlns:w16du="http://schemas.microsoft.com/office/word/2023/wordml/word16du" xmlns:w16sdtdh="http://schemas.microsoft.com/office/word/2020/wordml/sdtdatahash" xmlns:w16sdtfl="http://schemas.microsoft.com/office/word/2024/wordml/sdtformatlock" xmlns:w16se="http://schemas.microsoft.com/office/word/2015/wordml/symex" xmlns:wpg="http://schemas.microsoft.com/office/word/2010/wordprocessingGroup" xmlns:wpi="http://schemas.microsoft.com/office/word/2010/wordprocessingInk" xmlns:wne="http://schemas.microsoft.com/office/word/2006/wordml" xmlns:wps="http://schemas.microsoft.com/office/word/2010/wordprocessingShape" mc:Ignorable="w14 w15 w16se w16cid w16 w16cex w16sdtdh w16sdtfl w16du wp14">
+<w:ftr xmlns:wpc="http://schemas.microsoft.com/office/word/2010/wordprocessingCanvas" xmlns:cx="http://schemas.microsoft.com/office/drawing/2014/chartex" xmlns:cx1="http://schemas.microsoft.com/office/drawing/2015/9/8/chartex" xmlns:cx2="http://schemas.microsoft.com/office/drawing/2015/10/21/chartex" xmlns:cx3="http://schemas.microsoft.com/office/drawing/2016/5/9/chartex" xmlns:cx4="http://schemas.microsoft.com/office/drawing/2016/5/10/chartex" xmlns:cx5="http://schemas.microsoft.com/office/drawing/2016/5/11/chartex" xmlns:cx6="http://schemas.microsoft.com/office/drawing/2016/5/12/chartex" xmlns:cx7="http://schemas.microsoft.com/office/drawing/2016/5/13/chartex" xmlns:cx8="http://schemas.microsoft.com/office/drawing/2016/5/14/chartex" xmlns:mc="http://schemas.openxmlformats.org/markup-compatibility/2006" xmlns:aink="http://schemas.microsoft.com/office/drawing/2016/ink" xmlns:am3d="http://schemas.microsoft.com/office/drawing/2017/model3d" xmlns:o="urn:schemas-microsoft-com:office:office" xmlns:oel="http://schemas.microsoft.com/office/2019/extlst" xmlns:r="http://schemas.openxmlformats.org/officeDocument/2006/relationships" xmlns:m="http://schemas.openxmlformats.org/officeDocument/2006/math" xmlns:v="urn:schemas-microsoft-com:vml" xmlns:wp14="http://schemas.microsoft.com/office/word/2010/wordprocessingDrawing" xmlns:wp="http://schemas.openxmlformats.org/drawingml/2006/wordprocessingDrawing" xmlns:w10="urn:schemas-microsoft-com:office:word" xmlns:w="http://schemas.openxmlformats.org/wordprocessingml/2006/main" xmlns:w14="http://schemas.microsoft.com/office/word/2010/wordml" xmlns:w15="http://schemas.microsoft.com/office/word/2012/wordml" xmlns:w16cei="http://schemas.microsoft.com/office/word/2026/wordml/cei" xmlns:w16cex="http://schemas.microsoft.com/office/word/2018/wordml/cex" xmlns:w16cid="http://schemas.microsoft.com/office/word/2016/wordml/cid" xmlns:w16="http://schemas.microsoft.com/office/word/2018/wordml" xmlns:w16du="http://schemas.microsoft.com/office/word/2023/wordml/word16du" xmlns:w16sdtdh="http://schemas.microsoft.com/office/word/2020/wordml/sdtdatahash" xmlns:w16sdtfl="http://schemas.microsoft.com/office/word/2024/wordml/sdtformatlock" xmlns:w16se="http://schemas.microsoft.com/office/word/2015/wordml/symex" xmlns:wpg="http://schemas.microsoft.com/office/word/2010/wordprocessingGroup" xmlns:wpi="http://schemas.microsoft.com/office/word/2010/wordprocessingInk" xmlns:wne="http://schemas.microsoft.com/office/word/2006/wordml" xmlns:wps="http://schemas.microsoft.com/office/word/2010/wordprocessingShape" mc:Ignorable="w14 w15 w16se w16cid w16 w16cex w16sdtdh w16sdtfl w16du wp14">
   <w:p>
     <w:pPr>
       <w:pStyle w:val="Piedepgina"/>
@@ -8338,7 +7775,7 @@
 </file>
 
 <file path=word/footnotes.xml><?xml version="1.0" encoding="utf-8"?>
-<w:footnotes xmlns:wpc="http://schemas.microsoft.com/office/word/2010/wordprocessingCanvas" xmlns:cx="http://schemas.microsoft.com/office/drawing/2014/chartex" xmlns:cx1="http://schemas.microsoft.com/office/drawing/2015/9/8/chartex" xmlns:cx2="http://schemas.microsoft.com/office/drawing/2015/10/21/chartex" xmlns:cx3="http://schemas.microsoft.com/office/drawing/2016/5/9/chartex" xmlns:cx4="http://schemas.microsoft.com/office/drawing/2016/5/10/chartex" xmlns:cx5="http://schemas.microsoft.com/office/drawing/2016/5/11/chartex" xmlns:cx6="http://schemas.microsoft.com/office/drawing/2016/5/12/chartex" xmlns:cx7="http://schemas.microsoft.com/office/drawing/2016/5/13/chartex" xmlns:cx8="http://schemas.microsoft.com/office/drawing/2016/5/14/chartex" xmlns:mc="http://schemas.openxmlformats.org/markup-compatibility/2006" xmlns:aink="http://schemas.microsoft.com/office/drawing/2016/ink" xmlns:am3d="http://schemas.microsoft.com/office/drawing/2017/model3d" xmlns:o="urn:schemas-microsoft-com:office:office" xmlns:oel="http://schemas.microsoft.com/office/2019/extlst" xmlns:r="http://schemas.openxmlformats.org/officeDocument/2006/relationships" xmlns:m="http://schemas.openxmlformats.org/officeDocument/2006/math" xmlns:v="urn:schemas-microsoft-com:vml" xmlns:wp14="http://schemas.microsoft.com/office/word/2010/wordprocessingDrawing" xmlns:wp="http://schemas.openxmlformats.org/drawingml/2006/wordprocessingDrawing" xmlns:w10="urn:schemas-microsoft-com:office:word" xmlns:w="http://schemas.openxmlformats.org/wordprocessingml/2006/main" xmlns:w14="http://schemas.microsoft.com/office/word/2010/wordml" xmlns:w15="http://schemas.microsoft.com/office/word/2012/wordml" xmlns:w16cex="http://schemas.microsoft.com/office/word/2018/wordml/cex" xmlns:w16cid="http://schemas.microsoft.com/office/word/2016/wordml/cid" xmlns:w16="http://schemas.microsoft.com/office/word/2018/wordml" xmlns:w16du="http://schemas.microsoft.com/office/word/2023/wordml/word16du" xmlns:w16sdtdh="http://schemas.microsoft.com/office/word/2020/wordml/sdtdatahash" xmlns:w16sdtfl="http://schemas.microsoft.com/office/word/2024/wordml/sdtformatlock" xmlns:w16se="http://schemas.microsoft.com/office/word/2015/wordml/symex" xmlns:wpg="http://schemas.microsoft.com/office/word/2010/wordprocessingGroup" xmlns:wpi="http://schemas.microsoft.com/office/word/2010/wordprocessingInk" xmlns:wne="http://schemas.microsoft.com/office/word/2006/wordml" xmlns:wps="http://schemas.microsoft.com/office/word/2010/wordprocessingShape" mc:Ignorable="w14 w15 w16se w16cid w16 w16cex w16sdtdh w16sdtfl w16du wp14">
+<w:footnotes xmlns:wpc="http://schemas.microsoft.com/office/word/2010/wordprocessingCanvas" xmlns:cx="http://schemas.microsoft.com/office/drawing/2014/chartex" xmlns:cx1="http://schemas.microsoft.com/office/drawing/2015/9/8/chartex" xmlns:cx2="http://schemas.microsoft.com/office/drawing/2015/10/21/chartex" xmlns:cx3="http://schemas.microsoft.com/office/drawing/2016/5/9/chartex" xmlns:cx4="http://schemas.microsoft.com/office/drawing/2016/5/10/chartex" xmlns:cx5="http://schemas.microsoft.com/office/drawing/2016/5/11/chartex" xmlns:cx6="http://schemas.microsoft.com/office/drawing/2016/5/12/chartex" xmlns:cx7="http://schemas.microsoft.com/office/drawing/2016/5/13/chartex" xmlns:cx8="http://schemas.microsoft.com/office/drawing/2016/5/14/chartex" xmlns:mc="http://schemas.openxmlformats.org/markup-compatibility/2006" xmlns:aink="http://schemas.microsoft.com/office/drawing/2016/ink" xmlns:am3d="http://schemas.microsoft.com/office/drawing/2017/model3d" xmlns:o="urn:schemas-microsoft-com:office:office" xmlns:oel="http://schemas.microsoft.com/office/2019/extlst" xmlns:r="http://schemas.openxmlformats.org/officeDocument/2006/relationships" xmlns:m="http://schemas.openxmlformats.org/officeDocument/2006/math" xmlns:v="urn:schemas-microsoft-com:vml" xmlns:wp14="http://schemas.microsoft.com/office/word/2010/wordprocessingDrawing" xmlns:wp="http://schemas.openxmlformats.org/drawingml/2006/wordprocessingDrawing" xmlns:w10="urn:schemas-microsoft-com:office:word" xmlns:w="http://schemas.openxmlformats.org/wordprocessingml/2006/main" xmlns:w14="http://schemas.microsoft.com/office/word/2010/wordml" xmlns:w15="http://schemas.microsoft.com/office/word/2012/wordml" xmlns:w16cei="http://schemas.microsoft.com/office/word/2026/wordml/cei" xmlns:w16cex="http://schemas.microsoft.com/office/word/2018/wordml/cex" xmlns:w16cid="http://schemas.microsoft.com/office/word/2016/wordml/cid" xmlns:w16="http://schemas.microsoft.com/office/word/2018/wordml" xmlns:w16du="http://schemas.microsoft.com/office/word/2023/wordml/word16du" xmlns:w16sdtdh="http://schemas.microsoft.com/office/word/2020/wordml/sdtdatahash" xmlns:w16sdtfl="http://schemas.microsoft.com/office/word/2024/wordml/sdtformatlock" xmlns:w16se="http://schemas.microsoft.com/office/word/2015/wordml/symex" xmlns:wpg="http://schemas.microsoft.com/office/word/2010/wordprocessingGroup" xmlns:wpi="http://schemas.microsoft.com/office/word/2010/wordprocessingInk" xmlns:wne="http://schemas.microsoft.com/office/word/2006/wordml" xmlns:wps="http://schemas.microsoft.com/office/word/2010/wordprocessingShape" mc:Ignorable="w14 w15 w16se w16cid w16 w16cex w16sdtdh w16sdtfl w16du wp14">
   <w:footnote w:type="separator" w:id="-1">
     <w:p>
       <w:pPr>
@@ -8363,7 +7800,7 @@
 </file>
 
 <file path=word/numbering.xml><?xml version="1.0" encoding="utf-8"?>
-<w:numbering xmlns:wpc="http://schemas.microsoft.com/office/word/2010/wordprocessingCanvas" xmlns:cx="http://schemas.microsoft.com/office/drawing/2014/chartex" xmlns:cx1="http://schemas.microsoft.com/office/drawing/2015/9/8/chartex" xmlns:cx2="http://schemas.microsoft.com/office/drawing/2015/10/21/chartex" xmlns:cx3="http://schemas.microsoft.com/office/drawing/2016/5/9/chartex" xmlns:cx4="http://schemas.microsoft.com/office/drawing/2016/5/10/chartex" xmlns:cx5="http://schemas.microsoft.com/office/drawing/2016/5/11/chartex" xmlns:cx6="http://schemas.microsoft.com/office/drawing/2016/5/12/chartex" xmlns:cx7="http://schemas.microsoft.com/office/drawing/2016/5/13/chartex" xmlns:cx8="http://schemas.microsoft.com/office/drawing/2016/5/14/chartex" xmlns:mc="http://schemas.openxmlformats.org/markup-compatibility/2006" xmlns:aink="http://schemas.microsoft.com/office/drawing/2016/ink" xmlns:am3d="http://schemas.microsoft.com/office/drawing/2017/model3d" xmlns:o="urn:schemas-microsoft-com:office:office" xmlns:oel="http://schemas.microsoft.com/office/2019/extlst" xmlns:r="http://schemas.openxmlformats.org/officeDocument/2006/relationships" xmlns:m="http://schemas.openxmlformats.org/officeDocument/2006/math" xmlns:v="urn:schemas-microsoft-com:vml" xmlns:wp14="http://schemas.microsoft.com/office/word/2010/wordprocessingDrawing" xmlns:wp="http://schemas.openxmlformats.org/drawingml/2006/wordprocessingDrawing" xmlns:w10="urn:schemas-microsoft-com:office:word" xmlns:w="http://schemas.openxmlformats.org/wordprocessingml/2006/main" xmlns:w14="http://schemas.microsoft.com/office/word/2010/wordml" xmlns:w15="http://schemas.microsoft.com/office/word/2012/wordml" xmlns:w16cex="http://schemas.microsoft.com/office/word/2018/wordml/cex" xmlns:w16cid="http://schemas.microsoft.com/office/word/2016/wordml/cid" xmlns:w16="http://schemas.microsoft.com/office/word/2018/wordml" xmlns:w16du="http://schemas.microsoft.com/office/word/2023/wordml/word16du" xmlns:w16sdtdh="http://schemas.microsoft.com/office/word/2020/wordml/sdtdatahash" xmlns:w16sdtfl="http://schemas.microsoft.com/office/word/2024/wordml/sdtformatlock" xmlns:w16se="http://schemas.microsoft.com/office/word/2015/wordml/symex" xmlns:wpg="http://schemas.microsoft.com/office/word/2010/wordprocessingGroup" xmlns:wpi="http://schemas.microsoft.com/office/word/2010/wordprocessingInk" xmlns:wne="http://schemas.microsoft.com/office/word/2006/wordml" xmlns:wps="http://schemas.microsoft.com/office/word/2010/wordprocessingShape" mc:Ignorable="w14 w15 w16se w16cid w16 w16cex w16sdtdh w16sdtfl w16du wp14">
+<w:numbering xmlns:wpc="http://schemas.microsoft.com/office/word/2010/wordprocessingCanvas" xmlns:cx="http://schemas.microsoft.com/office/drawing/2014/chartex" xmlns:cx1="http://schemas.microsoft.com/office/drawing/2015/9/8/chartex" xmlns:cx2="http://schemas.microsoft.com/office/drawing/2015/10/21/chartex" xmlns:cx3="http://schemas.microsoft.com/office/drawing/2016/5/9/chartex" xmlns:cx4="http://schemas.microsoft.com/office/drawing/2016/5/10/chartex" xmlns:cx5="http://schemas.microsoft.com/office/drawing/2016/5/11/chartex" xmlns:cx6="http://schemas.microsoft.com/office/drawing/2016/5/12/chartex" xmlns:cx7="http://schemas.microsoft.com/office/drawing/2016/5/13/chartex" xmlns:cx8="http://schemas.microsoft.com/office/drawing/2016/5/14/chartex" xmlns:mc="http://schemas.openxmlformats.org/markup-compatibility/2006" xmlns:aink="http://schemas.microsoft.com/office/drawing/2016/ink" xmlns:am3d="http://schemas.microsoft.com/office/drawing/2017/model3d" xmlns:o="urn:schemas-microsoft-com:office:office" xmlns:oel="http://schemas.microsoft.com/office/2019/extlst" xmlns:r="http://schemas.openxmlformats.org/officeDocument/2006/relationships" xmlns:m="http://schemas.openxmlformats.org/officeDocument/2006/math" xmlns:v="urn:schemas-microsoft-com:vml" xmlns:wp14="http://schemas.microsoft.com/office/word/2010/wordprocessingDrawing" xmlns:wp="http://schemas.openxmlformats.org/drawingml/2006/wordprocessingDrawing" xmlns:w10="urn:schemas-microsoft-com:office:word" xmlns:w="http://schemas.openxmlformats.org/wordprocessingml/2006/main" xmlns:w14="http://schemas.microsoft.com/office/word/2010/wordml" xmlns:w15="http://schemas.microsoft.com/office/word/2012/wordml" xmlns:w16cei="http://schemas.microsoft.com/office/word/2026/wordml/cei" xmlns:w16cex="http://schemas.microsoft.com/office/word/2018/wordml/cex" xmlns:w16cid="http://schemas.microsoft.com/office/word/2016/wordml/cid" xmlns:w16="http://schemas.microsoft.com/office/word/2018/wordml" xmlns:w16du="http://schemas.microsoft.com/office/word/2023/wordml/word16du" xmlns:w16sdtdh="http://schemas.microsoft.com/office/word/2020/wordml/sdtdatahash" xmlns:w16sdtfl="http://schemas.microsoft.com/office/word/2024/wordml/sdtformatlock" xmlns:w16se="http://schemas.microsoft.com/office/word/2015/wordml/symex" xmlns:wpg="http://schemas.microsoft.com/office/word/2010/wordprocessingGroup" xmlns:wpi="http://schemas.microsoft.com/office/word/2010/wordprocessingInk" xmlns:wne="http://schemas.microsoft.com/office/word/2006/wordml" xmlns:wps="http://schemas.microsoft.com/office/word/2010/wordprocessingShape" mc:Ignorable="w14 w15 w16se w16cid w16 w16cex w16sdtdh w16sdtfl w16du wp14">
   <w:abstractNum w:abstractNumId="0" w15:restartNumberingAfterBreak="0">
     <w:nsid w:val="05787141"/>
     <w:multiLevelType w:val="multilevel"/>
@@ -11790,6 +11227,7 @@
   <w:style w:type="character" w:default="1" w:styleId="Fuentedeprrafopredeter">
     <w:name w:val="Default Paragraph Font"/>
     <w:uiPriority w:val="1"/>
+    <w:semiHidden/>
     <w:unhideWhenUsed/>
   </w:style>
   <w:style w:type="table" w:default="1" w:styleId="Tablanormal">
